--- a/labs/lab6/lab6-Report-unfinished.docx
+++ b/labs/lab6/lab6-Report-unfinished.docx
@@ -1,12 +1,12 @@
 
 <file path=word/document.xml><?xml version="1.0" encoding="utf-8"?>
-<w:document xmlns:o="urn:schemas-microsoft-com:office:office" xmlns:r="http://schemas.openxmlformats.org/officeDocument/2006/relationships" xmlns:v="urn:schemas-microsoft-com:vml" xmlns:w="http://schemas.openxmlformats.org/wordprocessingml/2006/main" xmlns:w10="urn:schemas-microsoft-com:office:word" xmlns:wp="http://schemas.openxmlformats.org/drawingml/2006/wordprocessingDrawing" xmlns:wps="http://schemas.microsoft.com/office/word/2010/wordprocessingShape" xmlns:wpg="http://schemas.microsoft.com/office/word/2010/wordprocessingGroup" xmlns:mc="http://schemas.openxmlformats.org/markup-compatibility/2006" xmlns:wp14="http://schemas.microsoft.com/office/word/2010/wordprocessingDrawing" xmlns:w14="http://schemas.microsoft.com/office/word/2010/wordml" xmlns:w15="http://schemas.microsoft.com/office/word/2012/wordml" mc:Ignorable="w14 wp14 w15">
+<w:document xmlns:o="urn:schemas-microsoft-com:office:office" xmlns:r="http://schemas.openxmlformats.org/officeDocument/2006/relationships" xmlns:v="urn:schemas-microsoft-com:vml" xmlns:w="http://schemas.openxmlformats.org/wordprocessingml/2006/main" xmlns:w10="urn:schemas-microsoft-com:office:word" xmlns:wp="http://schemas.openxmlformats.org/drawingml/2006/wordprocessingDrawing" xmlns:wps="http://schemas.microsoft.com/office/word/2010/wordprocessingShape" xmlns:wpg="http://schemas.microsoft.com/office/word/2010/wordprocessingGroup" xmlns:mc="http://schemas.openxmlformats.org/markup-compatibility/2006" xmlns:wp14="http://schemas.microsoft.com/office/word/2010/wordprocessingDrawing" xmlns:w14="http://schemas.microsoft.com/office/word/2010/wordml" mc:Ignorable="w14 wp14">
   <w:body>
     <w:p>
       <w:pPr>
         <w:pStyle w:val="13"/>
         <w:spacing w:lineRule="auto" w:line="216" w:before="0" w:after="179"/>
-        <w:ind w:hanging="0" w:left="10" w:right="1"/>
+        <w:ind w:right="1" w:hanging="0"/>
         <w:jc w:val="center"/>
         <w:rPr/>
       </w:pPr>
@@ -22,7 +22,7 @@
       <w:pPr>
         <w:pStyle w:val="13"/>
         <w:spacing w:lineRule="auto" w:line="216" w:before="0" w:after="17"/>
-        <w:ind w:hanging="0" w:left="10" w:right="0"/>
+        <w:ind w:right="0" w:hanging="0"/>
         <w:jc w:val="center"/>
         <w:rPr/>
       </w:pPr>
@@ -38,7 +38,7 @@
       <w:pPr>
         <w:pStyle w:val="13"/>
         <w:spacing w:lineRule="auto" w:line="252" w:before="0" w:after="0"/>
-        <w:ind w:hanging="0" w:left="10" w:right="1"/>
+        <w:ind w:right="1" w:hanging="0"/>
         <w:jc w:val="center"/>
         <w:rPr/>
       </w:pPr>
@@ -54,7 +54,7 @@
       <w:pPr>
         <w:pStyle w:val="13"/>
         <w:spacing w:lineRule="auto" w:line="252"/>
-        <w:ind w:hanging="0" w:left="10" w:right="1"/>
+        <w:ind w:right="1" w:hanging="0"/>
         <w:jc w:val="center"/>
         <w:rPr/>
       </w:pPr>
@@ -94,7 +94,7 @@
       <w:pPr>
         <w:pStyle w:val="13"/>
         <w:spacing w:lineRule="auto" w:line="252" w:before="0" w:after="0"/>
-        <w:ind w:hanging="0" w:left="10" w:right="1"/>
+        <w:ind w:right="1" w:hanging="0"/>
         <w:jc w:val="center"/>
         <w:rPr/>
       </w:pPr>
@@ -126,7 +126,7 @@
       <w:pPr>
         <w:pStyle w:val="13"/>
         <w:spacing w:before="0" w:after="0"/>
-        <w:ind w:hanging="0" w:left="10" w:right="1"/>
+        <w:ind w:right="1" w:hanging="0"/>
         <w:jc w:val="center"/>
         <w:rPr/>
       </w:pPr>
@@ -142,7 +142,7 @@
       <w:pPr>
         <w:pStyle w:val="13"/>
         <w:spacing w:before="0" w:after="2488"/>
-        <w:ind w:hanging="0" w:left="10" w:right="0"/>
+        <w:ind w:right="0" w:hanging="0"/>
         <w:jc w:val="center"/>
         <w:rPr/>
       </w:pPr>
@@ -160,7 +160,6 @@
         <w:tblW w:w="9630" w:type="dxa"/>
         <w:jc w:val="center"/>
         <w:tblInd w:w="0" w:type="dxa"/>
-        <w:tblLayout w:type="fixed"/>
         <w:tblCellMar>
           <w:top w:w="0" w:type="dxa"/>
           <w:left w:w="0" w:type="dxa"/>
@@ -187,7 +186,7 @@
             <w:pPr>
               <w:pStyle w:val="13"/>
               <w:spacing w:lineRule="auto" w:line="240" w:before="0" w:after="0"/>
-              <w:ind w:hanging="11" w:left="11" w:right="0"/>
+              <w:ind w:left="11" w:right="0" w:hanging="11"/>
               <w:jc w:val="left"/>
               <w:rPr/>
             </w:pPr>
@@ -200,7 +199,7 @@
             <w:pPr>
               <w:pStyle w:val="13"/>
               <w:spacing w:lineRule="auto" w:line="240" w:before="0" w:after="0"/>
-              <w:ind w:hanging="11" w:left="11" w:right="0"/>
+              <w:ind w:left="11" w:right="0" w:hanging="11"/>
               <w:jc w:val="left"/>
               <w:rPr/>
             </w:pPr>
@@ -226,7 +225,7 @@
             <w:pPr>
               <w:pStyle w:val="13"/>
               <w:spacing w:lineRule="auto" w:line="240" w:before="0" w:after="0"/>
-              <w:ind w:hanging="11" w:left="11" w:right="0"/>
+              <w:ind w:left="11" w:right="0" w:hanging="11"/>
               <w:jc w:val="left"/>
               <w:rPr/>
             </w:pPr>
@@ -246,7 +245,7 @@
             <w:pPr>
               <w:pStyle w:val="13"/>
               <w:spacing w:lineRule="auto" w:line="240" w:before="0" w:after="0"/>
-              <w:ind w:hanging="11" w:left="11" w:right="0"/>
+              <w:ind w:left="11" w:right="0" w:hanging="11"/>
               <w:jc w:val="left"/>
               <w:rPr/>
             </w:pPr>
@@ -271,7 +270,7 @@
             <w:pPr>
               <w:pStyle w:val="13"/>
               <w:spacing w:lineRule="auto" w:line="240" w:before="0" w:after="0"/>
-              <w:ind w:hanging="11" w:left="11" w:right="0"/>
+              <w:ind w:left="11" w:right="0" w:hanging="11"/>
               <w:jc w:val="left"/>
               <w:rPr/>
             </w:pPr>
@@ -284,7 +283,7 @@
             <w:pPr>
               <w:pStyle w:val="13"/>
               <w:spacing w:lineRule="auto" w:line="240" w:before="0" w:after="0"/>
-              <w:ind w:hanging="11" w:left="11" w:right="0"/>
+              <w:ind w:left="11" w:right="0" w:hanging="11"/>
               <w:jc w:val="left"/>
               <w:rPr/>
             </w:pPr>
@@ -311,7 +310,7 @@
             <w:pPr>
               <w:pStyle w:val="13"/>
               <w:spacing w:lineRule="auto" w:line="240" w:before="0" w:after="0"/>
-              <w:ind w:hanging="11" w:left="11" w:right="0"/>
+              <w:ind w:left="11" w:right="0" w:hanging="11"/>
               <w:jc w:val="left"/>
               <w:rPr/>
             </w:pPr>
@@ -331,7 +330,7 @@
             <w:pPr>
               <w:pStyle w:val="13"/>
               <w:spacing w:lineRule="auto" w:line="240" w:before="0" w:after="0"/>
-              <w:ind w:hanging="11" w:left="11" w:right="0"/>
+              <w:ind w:left="11" w:right="0" w:hanging="11"/>
               <w:jc w:val="left"/>
               <w:rPr/>
             </w:pPr>
@@ -347,7 +346,7 @@
       <w:pPr>
         <w:pStyle w:val="13"/>
         <w:spacing w:lineRule="auto" w:line="252" w:before="0" w:after="221"/>
-        <w:ind w:hanging="0" w:left="10" w:right="1"/>
+        <w:ind w:right="1" w:hanging="0"/>
         <w:jc w:val="center"/>
         <w:rPr/>
       </w:pPr>
@@ -359,7 +358,7 @@
       <w:pPr>
         <w:pStyle w:val="13"/>
         <w:spacing w:lineRule="auto" w:line="252" w:before="0" w:after="221"/>
-        <w:ind w:hanging="0" w:left="10" w:right="1"/>
+        <w:ind w:right="1" w:hanging="0"/>
         <w:jc w:val="center"/>
         <w:rPr/>
       </w:pPr>
@@ -371,7 +370,7 @@
       <w:pPr>
         <w:pStyle w:val="13"/>
         <w:spacing w:lineRule="auto" w:line="252" w:before="0" w:after="221"/>
-        <w:ind w:hanging="0" w:left="10" w:right="1"/>
+        <w:ind w:right="1" w:hanging="0"/>
         <w:jc w:val="center"/>
         <w:rPr/>
       </w:pPr>
@@ -383,7 +382,7 @@
       <w:pPr>
         <w:pStyle w:val="13"/>
         <w:spacing w:lineRule="auto" w:line="252" w:before="0" w:after="221"/>
-        <w:ind w:hanging="0" w:left="10" w:right="1"/>
+        <w:ind w:right="1" w:hanging="0"/>
         <w:jc w:val="center"/>
         <w:rPr/>
       </w:pPr>
@@ -395,7 +394,7 @@
       <w:pPr>
         <w:pStyle w:val="13"/>
         <w:spacing w:lineRule="auto" w:line="252" w:before="0" w:after="221"/>
-        <w:ind w:hanging="0" w:left="0" w:right="1"/>
+        <w:ind w:left="0" w:right="1" w:hanging="0"/>
         <w:rPr/>
       </w:pPr>
       <w:r>
@@ -406,7 +405,7 @@
       <w:pPr>
         <w:pStyle w:val="13"/>
         <w:spacing w:lineRule="auto" w:line="252" w:before="0" w:after="221"/>
-        <w:ind w:hanging="0" w:left="0" w:right="1"/>
+        <w:ind w:left="0" w:right="1" w:hanging="0"/>
         <w:jc w:val="center"/>
         <w:rPr/>
       </w:pPr>
@@ -424,7 +423,7 @@
       <w:pPr>
         <w:pStyle w:val="13"/>
         <w:spacing w:lineRule="auto" w:line="360" w:before="0" w:after="0"/>
-        <w:ind w:hanging="0" w:left="704" w:right="0"/>
+        <w:ind w:left="704" w:right="0" w:hanging="0"/>
         <w:rPr/>
       </w:pPr>
       <w:r>
@@ -436,7 +435,7 @@
       <w:pPr>
         <w:pStyle w:val="13"/>
         <w:spacing w:lineRule="auto" w:line="360" w:before="0" w:after="0"/>
-        <w:ind w:firstLine="709" w:left="0" w:right="0"/>
+        <w:ind w:left="0" w:right="0" w:firstLine="709"/>
         <w:jc w:val="left"/>
         <w:rPr/>
       </w:pPr>
@@ -462,7 +461,7 @@
       <w:pPr>
         <w:pStyle w:val="13"/>
         <w:spacing w:lineRule="auto" w:line="360" w:before="0" w:after="0"/>
-        <w:ind w:hanging="0" w:left="0" w:right="0"/>
+        <w:ind w:left="0" w:right="0" w:hanging="0"/>
         <w:rPr>
           <w:color w:val="1F2328"/>
         </w:rPr>
@@ -476,12 +475,12 @@
     </w:p>
     <w:p>
       <w:pPr>
-        <w:pStyle w:val="Style25"/>
+        <w:pStyle w:val="Style31"/>
         <w:numPr>
           <w:ilvl w:val="0"/>
           <w:numId w:val="2"/>
         </w:numPr>
-        <w:shd w:val="clear" w:fill="FFFFFF"/>
+        <w:shd w:fill="FFFFFF" w:val="clear"/>
         <w:spacing w:lineRule="auto" w:line="360" w:before="0" w:after="0"/>
         <w:jc w:val="both"/>
         <w:rPr>
@@ -503,12 +502,12 @@
     </w:p>
     <w:p>
       <w:pPr>
-        <w:pStyle w:val="Style25"/>
+        <w:pStyle w:val="Style31"/>
         <w:numPr>
           <w:ilvl w:val="0"/>
           <w:numId w:val="2"/>
         </w:numPr>
-        <w:shd w:val="clear" w:fill="FFFFFF"/>
+        <w:shd w:fill="FFFFFF" w:val="clear"/>
         <w:spacing w:lineRule="auto" w:line="360" w:before="0" w:after="0"/>
         <w:jc w:val="both"/>
         <w:rPr>
@@ -530,12 +529,12 @@
     </w:p>
     <w:p>
       <w:pPr>
-        <w:pStyle w:val="Style25"/>
+        <w:pStyle w:val="Style31"/>
         <w:numPr>
           <w:ilvl w:val="0"/>
           <w:numId w:val="2"/>
         </w:numPr>
-        <w:shd w:val="clear" w:fill="FFFFFF"/>
+        <w:shd w:fill="FFFFFF" w:val="clear"/>
         <w:spacing w:lineRule="auto" w:line="360" w:before="0" w:after="0"/>
         <w:jc w:val="both"/>
         <w:rPr>
@@ -557,8 +556,8 @@
     </w:p>
     <w:p>
       <w:pPr>
-        <w:pStyle w:val="Style22"/>
-        <w:shd w:val="clear" w:fill="FFFFFF"/>
+        <w:pStyle w:val="Style21"/>
+        <w:shd w:fill="FFFFFF" w:val="clear"/>
         <w:spacing w:lineRule="auto" w:line="360" w:before="0" w:after="0"/>
         <w:jc w:val="both"/>
         <w:rPr>
@@ -580,8 +579,8 @@
     </w:p>
     <w:p>
       <w:pPr>
-        <w:pStyle w:val="Style22"/>
-        <w:shd w:val="clear" w:fill="FFFFFF"/>
+        <w:pStyle w:val="Style21"/>
+        <w:shd w:fill="FFFFFF" w:val="clear"/>
         <w:spacing w:lineRule="auto" w:line="360" w:before="0" w:after="0"/>
         <w:jc w:val="both"/>
         <w:rPr>
@@ -606,7 +605,6 @@
         <w:tblW w:w="2970" w:type="dxa"/>
         <w:jc w:val="center"/>
         <w:tblInd w:w="0" w:type="dxa"/>
-        <w:tblLayout w:type="fixed"/>
         <w:tblCellMar>
           <w:top w:w="0" w:type="dxa"/>
           <w:left w:w="108" w:type="dxa"/>
@@ -615,7 +613,7 @@
         </w:tblCellMar>
       </w:tblPr>
       <w:tblGrid>
-        <w:gridCol w:w="1485"/>
+        <w:gridCol w:w="1486"/>
         <w:gridCol w:w="1484"/>
       </w:tblGrid>
       <w:tr>
@@ -624,7 +622,7 @@
         </w:trPr>
         <w:tc>
           <w:tcPr>
-            <w:tcW w:w="1485" w:type="dxa"/>
+            <w:tcW w:w="1486" w:type="dxa"/>
             <w:tcBorders>
               <w:top w:val="single" w:sz="4" w:space="0" w:color="000000"/>
               <w:left w:val="single" w:sz="4" w:space="0" w:color="000000"/>
@@ -636,11 +634,12 @@
           </w:tcPr>
           <w:p>
             <w:pPr>
-              <w:pStyle w:val="Style22"/>
+              <w:pStyle w:val="Style21"/>
               <w:spacing w:lineRule="auto" w:line="360" w:before="0" w:after="0"/>
               <w:jc w:val="center"/>
               <w:rPr>
                 <w:rFonts w:ascii="Times New Roman" w:hAnsi="Times New Roman" w:eastAsia="Times New Roman" w:cs="Times New Roman"/>
+                <w:b/>
                 <w:b/>
                 <w:bCs/>
                 <w:color w:val="1F2328"/>
@@ -675,11 +674,12 @@
           </w:tcPr>
           <w:p>
             <w:pPr>
-              <w:pStyle w:val="Style22"/>
+              <w:pStyle w:val="Style21"/>
               <w:spacing w:lineRule="auto" w:line="360" w:before="0" w:after="0"/>
               <w:jc w:val="center"/>
               <w:rPr>
                 <w:rFonts w:ascii="Times New Roman" w:hAnsi="Times New Roman" w:eastAsia="Times New Roman" w:cs="Times New Roman"/>
+                <w:b/>
                 <w:b/>
                 <w:bCs/>
                 <w:color w:val="1F2328"/>
@@ -707,7 +707,7 @@
         </w:trPr>
         <w:tc>
           <w:tcPr>
-            <w:tcW w:w="1485" w:type="dxa"/>
+            <w:tcW w:w="1486" w:type="dxa"/>
             <w:tcBorders>
               <w:top w:val="single" w:sz="4" w:space="0" w:color="000000"/>
               <w:left w:val="single" w:sz="4" w:space="0" w:color="000000"/>
@@ -719,7 +719,7 @@
           </w:tcPr>
           <w:p>
             <w:pPr>
-              <w:pStyle w:val="Style22"/>
+              <w:pStyle w:val="Style21"/>
               <w:spacing w:lineRule="auto" w:line="360" w:before="0" w:after="0"/>
               <w:jc w:val="center"/>
               <w:rPr>
@@ -754,7 +754,7 @@
           </w:tcPr>
           <w:p>
             <w:pPr>
-              <w:pStyle w:val="Style22"/>
+              <w:pStyle w:val="Style21"/>
               <w:spacing w:lineRule="auto" w:line="360" w:before="0" w:after="0"/>
               <w:jc w:val="center"/>
               <w:rPr>
@@ -782,7 +782,7 @@
         </w:trPr>
         <w:tc>
           <w:tcPr>
-            <w:tcW w:w="1485" w:type="dxa"/>
+            <w:tcW w:w="1486" w:type="dxa"/>
             <w:tcBorders>
               <w:top w:val="single" w:sz="4" w:space="0" w:color="000000"/>
               <w:left w:val="single" w:sz="4" w:space="0" w:color="000000"/>
@@ -794,7 +794,7 @@
           </w:tcPr>
           <w:p>
             <w:pPr>
-              <w:pStyle w:val="Style22"/>
+              <w:pStyle w:val="Style21"/>
               <w:spacing w:lineRule="auto" w:line="360" w:before="0" w:after="0"/>
               <w:jc w:val="center"/>
               <w:rPr>
@@ -829,7 +829,7 @@
           </w:tcPr>
           <w:p>
             <w:pPr>
-              <w:pStyle w:val="Style22"/>
+              <w:pStyle w:val="Style21"/>
               <w:spacing w:lineRule="auto" w:line="360" w:before="0" w:after="0"/>
               <w:jc w:val="center"/>
               <w:rPr>
@@ -857,7 +857,7 @@
         </w:trPr>
         <w:tc>
           <w:tcPr>
-            <w:tcW w:w="1485" w:type="dxa"/>
+            <w:tcW w:w="1486" w:type="dxa"/>
             <w:tcBorders>
               <w:top w:val="single" w:sz="4" w:space="0" w:color="000000"/>
               <w:left w:val="single" w:sz="4" w:space="0" w:color="000000"/>
@@ -869,7 +869,7 @@
           </w:tcPr>
           <w:p>
             <w:pPr>
-              <w:pStyle w:val="Style22"/>
+              <w:pStyle w:val="Style21"/>
               <w:spacing w:lineRule="auto" w:line="360" w:before="0" w:after="0"/>
               <w:jc w:val="center"/>
               <w:rPr>
@@ -904,7 +904,7 @@
           </w:tcPr>
           <w:p>
             <w:pPr>
-              <w:pStyle w:val="Style22"/>
+              <w:pStyle w:val="Style21"/>
               <w:spacing w:lineRule="auto" w:line="360" w:before="0" w:after="0"/>
               <w:jc w:val="center"/>
               <w:rPr>
@@ -930,9 +930,9 @@
     <w:p>
       <w:pPr>
         <w:pStyle w:val="13"/>
-        <w:shd w:val="clear" w:fill="FFFFFF"/>
+        <w:shd w:fill="FFFFFF" w:val="clear"/>
         <w:spacing w:lineRule="auto" w:line="360" w:before="0" w:after="0"/>
-        <w:ind w:firstLine="720" w:left="0" w:right="0"/>
+        <w:ind w:left="0" w:right="0" w:firstLine="720"/>
         <w:rPr/>
       </w:pPr>
       <w:r>
@@ -955,9 +955,9 @@
     <w:p>
       <w:pPr>
         <w:pStyle w:val="13"/>
-        <w:shd w:val="clear" w:fill="FFFFFF"/>
+        <w:shd w:fill="FFFFFF" w:val="clear"/>
         <w:spacing w:lineRule="auto" w:line="360" w:before="0" w:after="0"/>
-        <w:ind w:hanging="0" w:left="0" w:right="0"/>
+        <w:ind w:left="0" w:right="0" w:hanging="0"/>
         <w:rPr/>
       </w:pPr>
       <w:r>
@@ -978,9 +978,9 @@
     <w:p>
       <w:pPr>
         <w:pStyle w:val="13"/>
-        <w:shd w:val="clear" w:fill="FFFFFF"/>
+        <w:shd w:fill="FFFFFF" w:val="clear"/>
         <w:spacing w:lineRule="auto" w:line="360" w:before="0" w:after="0"/>
-        <w:ind w:hanging="0" w:left="0" w:right="0"/>
+        <w:ind w:left="0" w:right="0" w:hanging="0"/>
         <w:rPr/>
       </w:pPr>
       <w:r>
@@ -994,12 +994,12 @@
     </w:p>
     <w:p>
       <w:pPr>
-        <w:pStyle w:val="Style25"/>
+        <w:pStyle w:val="Style31"/>
         <w:numPr>
           <w:ilvl w:val="0"/>
           <w:numId w:val="3"/>
         </w:numPr>
-        <w:shd w:val="clear" w:fill="FFFFFF"/>
+        <w:shd w:fill="FFFFFF" w:val="clear"/>
         <w:spacing w:lineRule="auto" w:line="360" w:before="0" w:after="0"/>
         <w:jc w:val="both"/>
         <w:rPr>
@@ -1021,12 +1021,12 @@
     </w:p>
     <w:p>
       <w:pPr>
-        <w:pStyle w:val="Style25"/>
+        <w:pStyle w:val="Style31"/>
         <w:numPr>
           <w:ilvl w:val="0"/>
           <w:numId w:val="3"/>
         </w:numPr>
-        <w:shd w:val="clear" w:fill="FFFFFF"/>
+        <w:shd w:fill="FFFFFF" w:val="clear"/>
         <w:spacing w:lineRule="auto" w:line="360" w:before="0" w:after="0"/>
         <w:jc w:val="both"/>
         <w:rPr>
@@ -1048,12 +1048,12 @@
     </w:p>
     <w:p>
       <w:pPr>
-        <w:pStyle w:val="Style25"/>
+        <w:pStyle w:val="Style31"/>
         <w:numPr>
           <w:ilvl w:val="0"/>
           <w:numId w:val="3"/>
         </w:numPr>
-        <w:shd w:val="clear" w:fill="FFFFFF"/>
+        <w:shd w:fill="FFFFFF" w:val="clear"/>
         <w:spacing w:lineRule="auto" w:line="360" w:before="0" w:after="0"/>
         <w:jc w:val="both"/>
         <w:rPr>
@@ -1075,12 +1075,13 @@
     </w:p>
     <w:p>
       <w:pPr>
-        <w:pStyle w:val="Style22"/>
-        <w:shd w:val="clear" w:fill="FFFFFF"/>
+        <w:pStyle w:val="Style21"/>
+        <w:shd w:fill="FFFFFF" w:val="clear"/>
         <w:spacing w:lineRule="auto" w:line="360" w:before="0" w:after="0"/>
         <w:jc w:val="both"/>
         <w:rPr>
           <w:rFonts w:ascii="Times New Roman" w:hAnsi="Times New Roman" w:eastAsia="Times New Roman" w:cs="Times New Roman"/>
+          <w:b/>
           <w:b/>
           <w:bCs/>
           <w:color w:val="1F2328"/>
@@ -1102,12 +1103,12 @@
     </w:p>
     <w:p>
       <w:pPr>
-        <w:pStyle w:val="Style25"/>
+        <w:pStyle w:val="Style31"/>
         <w:numPr>
           <w:ilvl w:val="0"/>
           <w:numId w:val="4"/>
         </w:numPr>
-        <w:shd w:val="clear" w:fill="FFFFFF"/>
+        <w:shd w:fill="FFFFFF" w:val="clear"/>
         <w:spacing w:lineRule="auto" w:line="360" w:before="0" w:after="0"/>
         <w:jc w:val="both"/>
         <w:rPr>
@@ -1129,12 +1130,12 @@
     </w:p>
     <w:p>
       <w:pPr>
-        <w:pStyle w:val="Style25"/>
+        <w:pStyle w:val="Style31"/>
         <w:numPr>
           <w:ilvl w:val="0"/>
           <w:numId w:val="4"/>
         </w:numPr>
-        <w:shd w:val="clear" w:fill="FFFFFF"/>
+        <w:shd w:fill="FFFFFF" w:val="clear"/>
         <w:spacing w:lineRule="auto" w:line="360" w:before="0" w:after="0"/>
         <w:jc w:val="both"/>
         <w:rPr>
@@ -1156,12 +1157,12 @@
     </w:p>
     <w:p>
       <w:pPr>
-        <w:pStyle w:val="Style25"/>
+        <w:pStyle w:val="Style31"/>
         <w:numPr>
           <w:ilvl w:val="0"/>
           <w:numId w:val="4"/>
         </w:numPr>
-        <w:shd w:val="clear" w:fill="FFFFFF"/>
+        <w:shd w:fill="FFFFFF" w:val="clear"/>
         <w:spacing w:lineRule="auto" w:line="360" w:before="0" w:after="0"/>
         <w:jc w:val="both"/>
         <w:rPr>
@@ -1183,8 +1184,8 @@
     </w:p>
     <w:p>
       <w:pPr>
-        <w:pStyle w:val="Style22"/>
-        <w:shd w:val="clear" w:fill="FFFFFF"/>
+        <w:pStyle w:val="Style21"/>
+        <w:shd w:fill="FFFFFF" w:val="clear"/>
         <w:spacing w:lineRule="auto" w:line="360" w:before="0" w:after="0"/>
         <w:jc w:val="both"/>
         <w:rPr>
@@ -1206,8 +1207,8 @@
     </w:p>
     <w:p>
       <w:pPr>
-        <w:pStyle w:val="Style22"/>
-        <w:shd w:val="clear" w:fill="FFFFFF"/>
+        <w:pStyle w:val="Style21"/>
+        <w:shd w:fill="FFFFFF" w:val="clear"/>
         <w:spacing w:lineRule="auto" w:line="360" w:before="0" w:after="0"/>
         <w:jc w:val="both"/>
         <w:rPr>
@@ -1229,8 +1230,8 @@
     </w:p>
     <w:p>
       <w:pPr>
-        <w:pStyle w:val="Style22"/>
-        <w:shd w:val="clear" w:fill="FFFFFF"/>
+        <w:pStyle w:val="Style21"/>
+        <w:shd w:fill="FFFFFF" w:val="clear"/>
         <w:spacing w:lineRule="auto" w:line="360" w:before="0" w:after="0"/>
         <w:jc w:val="both"/>
         <w:rPr>
@@ -1252,8 +1253,8 @@
     </w:p>
     <w:p>
       <w:pPr>
-        <w:pStyle w:val="Style22"/>
-        <w:shd w:val="clear" w:fill="FFFFFF"/>
+        <w:pStyle w:val="Style21"/>
+        <w:shd w:fill="FFFFFF" w:val="clear"/>
         <w:spacing w:lineRule="auto" w:line="360" w:before="0" w:after="0"/>
         <w:jc w:val="both"/>
         <w:rPr>
@@ -1278,7 +1279,6 @@
         <w:tblW w:w="2970" w:type="dxa"/>
         <w:jc w:val="center"/>
         <w:tblInd w:w="0" w:type="dxa"/>
-        <w:tblLayout w:type="fixed"/>
         <w:tblCellMar>
           <w:top w:w="0" w:type="dxa"/>
           <w:left w:w="108" w:type="dxa"/>
@@ -1287,7 +1287,7 @@
         </w:tblCellMar>
       </w:tblPr>
       <w:tblGrid>
-        <w:gridCol w:w="1485"/>
+        <w:gridCol w:w="1486"/>
         <w:gridCol w:w="1484"/>
       </w:tblGrid>
       <w:tr>
@@ -1296,7 +1296,7 @@
         </w:trPr>
         <w:tc>
           <w:tcPr>
-            <w:tcW w:w="1485" w:type="dxa"/>
+            <w:tcW w:w="1486" w:type="dxa"/>
             <w:tcBorders>
               <w:top w:val="single" w:sz="4" w:space="0" w:color="000000"/>
               <w:left w:val="single" w:sz="4" w:space="0" w:color="000000"/>
@@ -1308,11 +1308,12 @@
           </w:tcPr>
           <w:p>
             <w:pPr>
-              <w:pStyle w:val="Style22"/>
+              <w:pStyle w:val="Style21"/>
               <w:spacing w:lineRule="auto" w:line="360" w:before="0" w:after="0"/>
               <w:jc w:val="center"/>
               <w:rPr>
                 <w:rFonts w:ascii="Times New Roman" w:hAnsi="Times New Roman" w:eastAsia="Times New Roman" w:cs="Times New Roman"/>
+                <w:b/>
                 <w:b/>
                 <w:bCs/>
                 <w:color w:val="1F2328"/>
@@ -1347,7 +1348,392 @@
           </w:tcPr>
           <w:p>
             <w:pPr>
-              <w:pStyle w:val="Style22"/>
+              <w:pStyle w:val="Style21"/>
+              <w:spacing w:lineRule="auto" w:line="360" w:before="0" w:after="0"/>
+              <w:jc w:val="center"/>
+              <w:rPr/>
+            </w:pPr>
+            <w:r>
+              <w:rPr>
+                <w:rStyle w:val="Style14"/>
+                <w:rFonts w:eastAsia="Times New Roman" w:cs="Times New Roman" w:ascii="Times New Roman" w:hAnsi="Times New Roman"/>
+                <w:b/>
+                <w:bCs/>
+                <w:color w:val="1F2328"/>
+                <w:sz w:val="24"/>
+                <w:szCs w:val="24"/>
+              </w:rPr>
+              <w:t>Выход</w:t>
+            </w:r>
+          </w:p>
+        </w:tc>
+      </w:tr>
+      <w:tr>
+        <w:trPr>
+          <w:trHeight w:val="300" w:hRule="atLeast"/>
+        </w:trPr>
+        <w:tc>
+          <w:tcPr>
+            <w:tcW w:w="1486" w:type="dxa"/>
+            <w:tcBorders>
+              <w:top w:val="single" w:sz="4" w:space="0" w:color="000000"/>
+              <w:left w:val="single" w:sz="4" w:space="0" w:color="000000"/>
+              <w:bottom w:val="single" w:sz="4" w:space="0" w:color="000000"/>
+              <w:right w:val="single" w:sz="4" w:space="0" w:color="000000"/>
+            </w:tcBorders>
+            <w:shd w:fill="auto" w:val="clear"/>
+            <w:vAlign w:val="center"/>
+          </w:tcPr>
+          <w:p>
+            <w:pPr>
+              <w:pStyle w:val="Style21"/>
+              <w:spacing w:lineRule="auto" w:line="360" w:before="0" w:after="0"/>
+              <w:jc w:val="center"/>
+              <w:rPr/>
+            </w:pPr>
+            <w:r>
+              <w:rPr>
+                <w:rStyle w:val="Style14"/>
+                <w:rFonts w:eastAsia="Times New Roman" w:cs="Times New Roman" w:ascii="Times New Roman" w:hAnsi="Times New Roman"/>
+                <w:color w:val="1F2328"/>
+                <w:sz w:val="24"/>
+                <w:szCs w:val="24"/>
+              </w:rPr>
+              <w:t>30000 3</w:t>
+            </w:r>
+          </w:p>
+        </w:tc>
+        <w:tc>
+          <w:tcPr>
+            <w:tcW w:w="1484" w:type="dxa"/>
+            <w:tcBorders>
+              <w:top w:val="single" w:sz="4" w:space="0" w:color="000000"/>
+              <w:left w:val="single" w:sz="4" w:space="0" w:color="000000"/>
+              <w:bottom w:val="single" w:sz="4" w:space="0" w:color="000000"/>
+              <w:right w:val="single" w:sz="4" w:space="0" w:color="000000"/>
+            </w:tcBorders>
+            <w:shd w:fill="auto" w:val="clear"/>
+            <w:vAlign w:val="center"/>
+          </w:tcPr>
+          <w:p>
+            <w:pPr>
+              <w:pStyle w:val="Style21"/>
+              <w:spacing w:lineRule="auto" w:line="360" w:before="0" w:after="0"/>
+              <w:jc w:val="center"/>
+              <w:rPr>
+                <w:rFonts w:ascii="Times New Roman" w:hAnsi="Times New Roman" w:eastAsia="Times New Roman" w:cs="Times New Roman"/>
+                <w:color w:val="1F2328"/>
+                <w:sz w:val="24"/>
+                <w:szCs w:val="24"/>
+              </w:rPr>
+            </w:pPr>
+            <w:r>
+              <w:rPr>
+                <w:rFonts w:eastAsia="Times New Roman" w:cs="Times New Roman" w:ascii="Times New Roman" w:hAnsi="Times New Roman"/>
+                <w:color w:val="1F2328"/>
+                <w:sz w:val="24"/>
+                <w:szCs w:val="24"/>
+              </w:rPr>
+              <w:t>3648.67</w:t>
+            </w:r>
+          </w:p>
+        </w:tc>
+      </w:tr>
+      <w:tr>
+        <w:trPr>
+          <w:trHeight w:val="300" w:hRule="atLeast"/>
+        </w:trPr>
+        <w:tc>
+          <w:tcPr>
+            <w:tcW w:w="1486" w:type="dxa"/>
+            <w:tcBorders>
+              <w:top w:val="single" w:sz="4" w:space="0" w:color="000000"/>
+              <w:left w:val="single" w:sz="4" w:space="0" w:color="000000"/>
+              <w:bottom w:val="single" w:sz="4" w:space="0" w:color="000000"/>
+              <w:right w:val="single" w:sz="4" w:space="0" w:color="000000"/>
+            </w:tcBorders>
+            <w:shd w:fill="auto" w:val="clear"/>
+            <w:vAlign w:val="center"/>
+          </w:tcPr>
+          <w:p>
+            <w:pPr>
+              <w:pStyle w:val="Style21"/>
+              <w:spacing w:lineRule="auto" w:line="360" w:before="0" w:after="0"/>
+              <w:jc w:val="center"/>
+              <w:rPr/>
+            </w:pPr>
+            <w:r>
+              <w:rPr>
+                <w:rStyle w:val="Style14"/>
+                <w:rFonts w:eastAsia="Times New Roman" w:cs="Times New Roman" w:ascii="Times New Roman" w:hAnsi="Times New Roman"/>
+                <w:color w:val="1F2328"/>
+                <w:sz w:val="24"/>
+                <w:szCs w:val="24"/>
+              </w:rPr>
+              <w:t>100000 5</w:t>
+            </w:r>
+          </w:p>
+        </w:tc>
+        <w:tc>
+          <w:tcPr>
+            <w:tcW w:w="1484" w:type="dxa"/>
+            <w:tcBorders>
+              <w:top w:val="single" w:sz="4" w:space="0" w:color="000000"/>
+              <w:left w:val="single" w:sz="4" w:space="0" w:color="000000"/>
+              <w:bottom w:val="single" w:sz="4" w:space="0" w:color="000000"/>
+              <w:right w:val="single" w:sz="4" w:space="0" w:color="000000"/>
+            </w:tcBorders>
+            <w:shd w:fill="auto" w:val="clear"/>
+            <w:vAlign w:val="center"/>
+          </w:tcPr>
+          <w:p>
+            <w:pPr>
+              <w:pStyle w:val="Style21"/>
+              <w:spacing w:lineRule="auto" w:line="360" w:before="0" w:after="0"/>
+              <w:jc w:val="center"/>
+              <w:rPr>
+                <w:rFonts w:ascii="Times New Roman" w:hAnsi="Times New Roman" w:eastAsia="Times New Roman" w:cs="Times New Roman"/>
+                <w:color w:val="1F2328"/>
+                <w:sz w:val="24"/>
+                <w:szCs w:val="24"/>
+              </w:rPr>
+            </w:pPr>
+            <w:r>
+              <w:rPr>
+                <w:rFonts w:eastAsia="Times New Roman" w:cs="Times New Roman" w:ascii="Times New Roman" w:hAnsi="Times New Roman"/>
+                <w:color w:val="1F2328"/>
+                <w:sz w:val="24"/>
+                <w:szCs w:val="24"/>
+              </w:rPr>
+              <w:t>38920.10</w:t>
+            </w:r>
+          </w:p>
+        </w:tc>
+      </w:tr>
+      <w:tr>
+        <w:trPr>
+          <w:trHeight w:val="300" w:hRule="atLeast"/>
+        </w:trPr>
+        <w:tc>
+          <w:tcPr>
+            <w:tcW w:w="1486" w:type="dxa"/>
+            <w:tcBorders>
+              <w:top w:val="single" w:sz="4" w:space="0" w:color="000000"/>
+              <w:left w:val="single" w:sz="4" w:space="0" w:color="000000"/>
+              <w:bottom w:val="single" w:sz="4" w:space="0" w:color="000000"/>
+              <w:right w:val="single" w:sz="4" w:space="0" w:color="000000"/>
+            </w:tcBorders>
+            <w:shd w:fill="auto" w:val="clear"/>
+            <w:vAlign w:val="center"/>
+          </w:tcPr>
+          <w:p>
+            <w:pPr>
+              <w:pStyle w:val="Style21"/>
+              <w:spacing w:lineRule="auto" w:line="360" w:before="0" w:after="0"/>
+              <w:jc w:val="center"/>
+              <w:rPr>
+                <w:rFonts w:ascii="Times New Roman" w:hAnsi="Times New Roman" w:eastAsia="Times New Roman" w:cs="Times New Roman"/>
+                <w:color w:val="1F2328"/>
+                <w:sz w:val="24"/>
+                <w:szCs w:val="24"/>
+              </w:rPr>
+            </w:pPr>
+            <w:r>
+              <w:rPr>
+                <w:rFonts w:eastAsia="Times New Roman" w:cs="Times New Roman" w:ascii="Times New Roman" w:hAnsi="Times New Roman"/>
+                <w:color w:val="1F2328"/>
+                <w:sz w:val="24"/>
+                <w:szCs w:val="24"/>
+              </w:rPr>
+              <w:t>200000 8</w:t>
+            </w:r>
+          </w:p>
+        </w:tc>
+        <w:tc>
+          <w:tcPr>
+            <w:tcW w:w="1484" w:type="dxa"/>
+            <w:tcBorders>
+              <w:top w:val="single" w:sz="4" w:space="0" w:color="000000"/>
+              <w:left w:val="single" w:sz="4" w:space="0" w:color="000000"/>
+              <w:bottom w:val="single" w:sz="4" w:space="0" w:color="000000"/>
+              <w:right w:val="single" w:sz="4" w:space="0" w:color="000000"/>
+            </w:tcBorders>
+            <w:shd w:fill="auto" w:val="clear"/>
+            <w:vAlign w:val="center"/>
+          </w:tcPr>
+          <w:p>
+            <w:pPr>
+              <w:pStyle w:val="Style21"/>
+              <w:spacing w:lineRule="auto" w:line="360" w:before="0" w:after="0"/>
+              <w:jc w:val="center"/>
+              <w:rPr>
+                <w:rFonts w:ascii="Times New Roman" w:hAnsi="Times New Roman" w:eastAsia="Times New Roman" w:cs="Times New Roman"/>
+                <w:color w:val="1F2328"/>
+                <w:sz w:val="24"/>
+                <w:szCs w:val="24"/>
+              </w:rPr>
+            </w:pPr>
+            <w:r>
+              <w:rPr>
+                <w:rFonts w:eastAsia="Times New Roman" w:cs="Times New Roman" w:ascii="Times New Roman" w:hAnsi="Times New Roman"/>
+                <w:color w:val="1F2328"/>
+                <w:sz w:val="24"/>
+                <w:szCs w:val="24"/>
+              </w:rPr>
+              <w:t>183925.42</w:t>
+            </w:r>
+          </w:p>
+        </w:tc>
+      </w:tr>
+    </w:tbl>
+    <w:p>
+      <w:pPr>
+        <w:pStyle w:val="14"/>
+        <w:shd w:fill="FFFFFF" w:val="clear"/>
+        <w:spacing w:lineRule="auto" w:line="360" w:before="0" w:after="0"/>
+        <w:ind w:firstLine="720"/>
+        <w:jc w:val="both"/>
+        <w:rPr/>
+      </w:pPr>
+      <w:r>
+        <w:rPr>
+          <w:rStyle w:val="1"/>
+          <w:b/>
+          <w:bCs/>
+          <w:i/>
+          <w:iCs/>
+        </w:rPr>
+        <w:t xml:space="preserve">Задание 3. </w:t>
+      </w:r>
+      <w:r>
+        <w:rPr>
+          <w:rStyle w:val="Style14"/>
+          <w:color w:val="1F2328"/>
+        </w:rPr>
+        <w:t>Написать функцию для вывода всех простых чисел в заданном диапазоне. Нужно учитывать некорректные данные (например, начало больше конца или диапазон без простых чисел)</w:t>
+      </w:r>
+    </w:p>
+    <w:p>
+      <w:pPr>
+        <w:pStyle w:val="Style21"/>
+        <w:shd w:fill="FFFFFF" w:val="clear"/>
+        <w:spacing w:lineRule="auto" w:line="360" w:before="0" w:after="0"/>
+        <w:jc w:val="both"/>
+        <w:rPr>
+          <w:rFonts w:ascii="Times New Roman" w:hAnsi="Times New Roman" w:eastAsia="Times New Roman" w:cs="Times New Roman"/>
+          <w:color w:val="1F2328"/>
+          <w:sz w:val="24"/>
+          <w:szCs w:val="24"/>
+        </w:rPr>
+      </w:pPr>
+      <w:r>
+        <w:rPr>
+          <w:rFonts w:eastAsia="Times New Roman" w:cs="Times New Roman" w:ascii="Times New Roman" w:hAnsi="Times New Roman"/>
+          <w:color w:val="1F2328"/>
+          <w:sz w:val="24"/>
+          <w:szCs w:val="24"/>
+        </w:rPr>
+        <w:t>На вход подаются два числа: начало и конец диапазона (включительно). На выходе - список всех простых чисел или сообщение об ошибке</w:t>
+      </w:r>
+    </w:p>
+    <w:p>
+      <w:pPr>
+        <w:pStyle w:val="Style21"/>
+        <w:shd w:fill="FFFFFF" w:val="clear"/>
+        <w:spacing w:lineRule="auto" w:line="360" w:before="0" w:after="0"/>
+        <w:jc w:val="both"/>
+        <w:rPr>
+          <w:rFonts w:ascii="Times New Roman" w:hAnsi="Times New Roman" w:eastAsia="Times New Roman" w:cs="Times New Roman"/>
+          <w:color w:val="1F2328"/>
+          <w:sz w:val="24"/>
+          <w:szCs w:val="24"/>
+        </w:rPr>
+      </w:pPr>
+      <w:r>
+        <w:rPr>
+          <w:rFonts w:eastAsia="Times New Roman" w:cs="Times New Roman" w:ascii="Times New Roman" w:hAnsi="Times New Roman"/>
+          <w:color w:val="1F2328"/>
+          <w:sz w:val="24"/>
+          <w:szCs w:val="24"/>
+        </w:rPr>
+        <w:t>Примеры:</w:t>
+      </w:r>
+    </w:p>
+    <w:tbl>
+      <w:tblPr>
+        <w:tblW w:w="9577" w:type="dxa"/>
+        <w:jc w:val="center"/>
+        <w:tblInd w:w="0" w:type="dxa"/>
+        <w:tblCellMar>
+          <w:top w:w="0" w:type="dxa"/>
+          <w:left w:w="108" w:type="dxa"/>
+          <w:bottom w:w="0" w:type="dxa"/>
+          <w:right w:w="108" w:type="dxa"/>
+        </w:tblCellMar>
+      </w:tblPr>
+      <w:tblGrid>
+        <w:gridCol w:w="1485"/>
+        <w:gridCol w:w="8092"/>
+      </w:tblGrid>
+      <w:tr>
+        <w:trPr>
+          <w:trHeight w:val="300" w:hRule="atLeast"/>
+        </w:trPr>
+        <w:tc>
+          <w:tcPr>
+            <w:tcW w:w="1485" w:type="dxa"/>
+            <w:tcBorders>
+              <w:top w:val="single" w:sz="4" w:space="0" w:color="000000"/>
+              <w:left w:val="single" w:sz="4" w:space="0" w:color="000000"/>
+              <w:bottom w:val="single" w:sz="4" w:space="0" w:color="000000"/>
+              <w:right w:val="single" w:sz="4" w:space="0" w:color="000000"/>
+            </w:tcBorders>
+            <w:shd w:fill="auto" w:val="clear"/>
+            <w:vAlign w:val="center"/>
+          </w:tcPr>
+          <w:p>
+            <w:pPr>
+              <w:pStyle w:val="Style21"/>
+              <w:spacing w:lineRule="auto" w:line="360" w:before="0" w:after="0"/>
+              <w:jc w:val="center"/>
+              <w:rPr>
+                <w:rFonts w:ascii="Times New Roman" w:hAnsi="Times New Roman" w:eastAsia="Times New Roman" w:cs="Times New Roman"/>
+                <w:b/>
+                <w:b/>
+                <w:bCs/>
+                <w:color w:val="1F2328"/>
+                <w:sz w:val="24"/>
+                <w:szCs w:val="24"/>
+              </w:rPr>
+            </w:pPr>
+            <w:r>
+              <w:rPr>
+                <w:rFonts w:eastAsia="Times New Roman" w:cs="Times New Roman" w:ascii="Times New Roman" w:hAnsi="Times New Roman"/>
+                <w:b/>
+                <w:bCs/>
+                <w:color w:val="1F2328"/>
+                <w:sz w:val="24"/>
+                <w:szCs w:val="24"/>
+              </w:rPr>
+              <w:t>Вход</w:t>
+            </w:r>
+          </w:p>
+        </w:tc>
+        <w:tc>
+          <w:tcPr>
+            <w:tcW w:w="8092" w:type="dxa"/>
+            <w:tcBorders>
+              <w:top w:val="single" w:sz="4" w:space="0" w:color="000000"/>
+              <w:left w:val="single" w:sz="4" w:space="0" w:color="000000"/>
+              <w:bottom w:val="single" w:sz="4" w:space="0" w:color="000000"/>
+              <w:right w:val="single" w:sz="4" w:space="0" w:color="000000"/>
+            </w:tcBorders>
+            <w:shd w:fill="auto" w:val="clear"/>
+            <w:vAlign w:val="center"/>
+          </w:tcPr>
+          <w:p>
+            <w:pPr>
+              <w:pStyle w:val="Style21"/>
               <w:spacing w:lineRule="auto" w:line="360" w:before="0" w:after="0"/>
               <w:jc w:val="center"/>
               <w:rPr/>
@@ -1385,392 +1771,7 @@
           </w:tcPr>
           <w:p>
             <w:pPr>
-              <w:pStyle w:val="Style22"/>
-              <w:spacing w:lineRule="auto" w:line="360" w:before="0" w:after="0"/>
-              <w:jc w:val="center"/>
-              <w:rPr/>
-            </w:pPr>
-            <w:r>
-              <w:rPr>
-                <w:rStyle w:val="Style14"/>
-                <w:rFonts w:eastAsia="Times New Roman" w:cs="Times New Roman" w:ascii="Times New Roman" w:hAnsi="Times New Roman"/>
-                <w:color w:val="1F2328"/>
-                <w:sz w:val="24"/>
-                <w:szCs w:val="24"/>
-              </w:rPr>
-              <w:t>30000 3</w:t>
-            </w:r>
-          </w:p>
-        </w:tc>
-        <w:tc>
-          <w:tcPr>
-            <w:tcW w:w="1484" w:type="dxa"/>
-            <w:tcBorders>
-              <w:top w:val="single" w:sz="4" w:space="0" w:color="000000"/>
-              <w:left w:val="single" w:sz="4" w:space="0" w:color="000000"/>
-              <w:bottom w:val="single" w:sz="4" w:space="0" w:color="000000"/>
-              <w:right w:val="single" w:sz="4" w:space="0" w:color="000000"/>
-            </w:tcBorders>
-            <w:shd w:fill="auto" w:val="clear"/>
-            <w:vAlign w:val="center"/>
-          </w:tcPr>
-          <w:p>
-            <w:pPr>
-              <w:pStyle w:val="Style22"/>
-              <w:spacing w:lineRule="auto" w:line="360" w:before="0" w:after="0"/>
-              <w:jc w:val="center"/>
-              <w:rPr>
-                <w:rFonts w:ascii="Times New Roman" w:hAnsi="Times New Roman" w:eastAsia="Times New Roman" w:cs="Times New Roman"/>
-                <w:color w:val="1F2328"/>
-                <w:sz w:val="24"/>
-                <w:szCs w:val="24"/>
-              </w:rPr>
-            </w:pPr>
-            <w:r>
-              <w:rPr>
-                <w:rFonts w:eastAsia="Times New Roman" w:cs="Times New Roman" w:ascii="Times New Roman" w:hAnsi="Times New Roman"/>
-                <w:color w:val="1F2328"/>
-                <w:sz w:val="24"/>
-                <w:szCs w:val="24"/>
-              </w:rPr>
-              <w:t>3648.67</w:t>
-            </w:r>
-          </w:p>
-        </w:tc>
-      </w:tr>
-      <w:tr>
-        <w:trPr>
-          <w:trHeight w:val="300" w:hRule="atLeast"/>
-        </w:trPr>
-        <w:tc>
-          <w:tcPr>
-            <w:tcW w:w="1485" w:type="dxa"/>
-            <w:tcBorders>
-              <w:top w:val="single" w:sz="4" w:space="0" w:color="000000"/>
-              <w:left w:val="single" w:sz="4" w:space="0" w:color="000000"/>
-              <w:bottom w:val="single" w:sz="4" w:space="0" w:color="000000"/>
-              <w:right w:val="single" w:sz="4" w:space="0" w:color="000000"/>
-            </w:tcBorders>
-            <w:shd w:fill="auto" w:val="clear"/>
-            <w:vAlign w:val="center"/>
-          </w:tcPr>
-          <w:p>
-            <w:pPr>
-              <w:pStyle w:val="Style22"/>
-              <w:spacing w:lineRule="auto" w:line="360" w:before="0" w:after="0"/>
-              <w:jc w:val="center"/>
-              <w:rPr/>
-            </w:pPr>
-            <w:r>
-              <w:rPr>
-                <w:rStyle w:val="Style14"/>
-                <w:rFonts w:eastAsia="Times New Roman" w:cs="Times New Roman" w:ascii="Times New Roman" w:hAnsi="Times New Roman"/>
-                <w:color w:val="1F2328"/>
-                <w:sz w:val="24"/>
-                <w:szCs w:val="24"/>
-              </w:rPr>
-              <w:t>100000 5</w:t>
-            </w:r>
-          </w:p>
-        </w:tc>
-        <w:tc>
-          <w:tcPr>
-            <w:tcW w:w="1484" w:type="dxa"/>
-            <w:tcBorders>
-              <w:top w:val="single" w:sz="4" w:space="0" w:color="000000"/>
-              <w:left w:val="single" w:sz="4" w:space="0" w:color="000000"/>
-              <w:bottom w:val="single" w:sz="4" w:space="0" w:color="000000"/>
-              <w:right w:val="single" w:sz="4" w:space="0" w:color="000000"/>
-            </w:tcBorders>
-            <w:shd w:fill="auto" w:val="clear"/>
-            <w:vAlign w:val="center"/>
-          </w:tcPr>
-          <w:p>
-            <w:pPr>
-              <w:pStyle w:val="Style22"/>
-              <w:spacing w:lineRule="auto" w:line="360" w:before="0" w:after="0"/>
-              <w:jc w:val="center"/>
-              <w:rPr>
-                <w:rFonts w:ascii="Times New Roman" w:hAnsi="Times New Roman" w:eastAsia="Times New Roman" w:cs="Times New Roman"/>
-                <w:color w:val="1F2328"/>
-                <w:sz w:val="24"/>
-                <w:szCs w:val="24"/>
-              </w:rPr>
-            </w:pPr>
-            <w:r>
-              <w:rPr>
-                <w:rFonts w:eastAsia="Times New Roman" w:cs="Times New Roman" w:ascii="Times New Roman" w:hAnsi="Times New Roman"/>
-                <w:color w:val="1F2328"/>
-                <w:sz w:val="24"/>
-                <w:szCs w:val="24"/>
-              </w:rPr>
-              <w:t>38920.10</w:t>
-            </w:r>
-          </w:p>
-        </w:tc>
-      </w:tr>
-      <w:tr>
-        <w:trPr>
-          <w:trHeight w:val="300" w:hRule="atLeast"/>
-        </w:trPr>
-        <w:tc>
-          <w:tcPr>
-            <w:tcW w:w="1485" w:type="dxa"/>
-            <w:tcBorders>
-              <w:top w:val="single" w:sz="4" w:space="0" w:color="000000"/>
-              <w:left w:val="single" w:sz="4" w:space="0" w:color="000000"/>
-              <w:bottom w:val="single" w:sz="4" w:space="0" w:color="000000"/>
-              <w:right w:val="single" w:sz="4" w:space="0" w:color="000000"/>
-            </w:tcBorders>
-            <w:shd w:fill="auto" w:val="clear"/>
-            <w:vAlign w:val="center"/>
-          </w:tcPr>
-          <w:p>
-            <w:pPr>
-              <w:pStyle w:val="Style22"/>
-              <w:spacing w:lineRule="auto" w:line="360" w:before="0" w:after="0"/>
-              <w:jc w:val="center"/>
-              <w:rPr>
-                <w:rFonts w:ascii="Times New Roman" w:hAnsi="Times New Roman" w:eastAsia="Times New Roman" w:cs="Times New Roman"/>
-                <w:color w:val="1F2328"/>
-                <w:sz w:val="24"/>
-                <w:szCs w:val="24"/>
-              </w:rPr>
-            </w:pPr>
-            <w:r>
-              <w:rPr>
-                <w:rFonts w:eastAsia="Times New Roman" w:cs="Times New Roman" w:ascii="Times New Roman" w:hAnsi="Times New Roman"/>
-                <w:color w:val="1F2328"/>
-                <w:sz w:val="24"/>
-                <w:szCs w:val="24"/>
-              </w:rPr>
-              <w:t>200000 8</w:t>
-            </w:r>
-          </w:p>
-        </w:tc>
-        <w:tc>
-          <w:tcPr>
-            <w:tcW w:w="1484" w:type="dxa"/>
-            <w:tcBorders>
-              <w:top w:val="single" w:sz="4" w:space="0" w:color="000000"/>
-              <w:left w:val="single" w:sz="4" w:space="0" w:color="000000"/>
-              <w:bottom w:val="single" w:sz="4" w:space="0" w:color="000000"/>
-              <w:right w:val="single" w:sz="4" w:space="0" w:color="000000"/>
-            </w:tcBorders>
-            <w:shd w:fill="auto" w:val="clear"/>
-            <w:vAlign w:val="center"/>
-          </w:tcPr>
-          <w:p>
-            <w:pPr>
-              <w:pStyle w:val="Style22"/>
-              <w:spacing w:lineRule="auto" w:line="360" w:before="0" w:after="0"/>
-              <w:jc w:val="center"/>
-              <w:rPr>
-                <w:rFonts w:ascii="Times New Roman" w:hAnsi="Times New Roman" w:eastAsia="Times New Roman" w:cs="Times New Roman"/>
-                <w:color w:val="1F2328"/>
-                <w:sz w:val="24"/>
-                <w:szCs w:val="24"/>
-              </w:rPr>
-            </w:pPr>
-            <w:r>
-              <w:rPr>
-                <w:rFonts w:eastAsia="Times New Roman" w:cs="Times New Roman" w:ascii="Times New Roman" w:hAnsi="Times New Roman"/>
-                <w:color w:val="1F2328"/>
-                <w:sz w:val="24"/>
-                <w:szCs w:val="24"/>
-              </w:rPr>
-              <w:t>183925.42</w:t>
-            </w:r>
-          </w:p>
-        </w:tc>
-      </w:tr>
-    </w:tbl>
-    <w:p>
-      <w:pPr>
-        <w:pStyle w:val="14"/>
-        <w:shd w:val="clear" w:fill="FFFFFF"/>
-        <w:spacing w:lineRule="auto" w:line="360" w:before="0" w:after="0"/>
-        <w:ind w:firstLine="720" w:left="0" w:right="0"/>
-        <w:jc w:val="both"/>
-        <w:rPr/>
-      </w:pPr>
-      <w:r>
-        <w:rPr>
-          <w:rStyle w:val="1"/>
-          <w:b/>
-          <w:bCs/>
-          <w:i/>
-          <w:iCs/>
-        </w:rPr>
-        <w:t xml:space="preserve">Задание 3. </w:t>
-      </w:r>
-      <w:r>
-        <w:rPr>
-          <w:rStyle w:val="Style14"/>
-          <w:color w:val="1F2328"/>
-        </w:rPr>
-        <w:t>Написать функцию для вывода всех простых чисел в заданном диапазоне. Нужно учитывать некорректные данные (например, начало больше конца или диапазон без простых чисел)</w:t>
-      </w:r>
-    </w:p>
-    <w:p>
-      <w:pPr>
-        <w:pStyle w:val="Style22"/>
-        <w:shd w:val="clear" w:fill="FFFFFF"/>
-        <w:spacing w:lineRule="auto" w:line="360" w:before="0" w:after="0"/>
-        <w:jc w:val="both"/>
-        <w:rPr>
-          <w:rFonts w:ascii="Times New Roman" w:hAnsi="Times New Roman" w:eastAsia="Times New Roman" w:cs="Times New Roman"/>
-          <w:color w:val="1F2328"/>
-          <w:sz w:val="24"/>
-          <w:szCs w:val="24"/>
-        </w:rPr>
-      </w:pPr>
-      <w:r>
-        <w:rPr>
-          <w:rFonts w:eastAsia="Times New Roman" w:cs="Times New Roman" w:ascii="Times New Roman" w:hAnsi="Times New Roman"/>
-          <w:color w:val="1F2328"/>
-          <w:sz w:val="24"/>
-          <w:szCs w:val="24"/>
-        </w:rPr>
-        <w:t>На вход подаются два числа: начало и конец диапазона (включительно). На выходе - список всех простых чисел или сообщение об ошибке</w:t>
-      </w:r>
-    </w:p>
-    <w:p>
-      <w:pPr>
-        <w:pStyle w:val="Style22"/>
-        <w:shd w:val="clear" w:fill="FFFFFF"/>
-        <w:spacing w:lineRule="auto" w:line="360" w:before="0" w:after="0"/>
-        <w:jc w:val="both"/>
-        <w:rPr>
-          <w:rFonts w:ascii="Times New Roman" w:hAnsi="Times New Roman" w:eastAsia="Times New Roman" w:cs="Times New Roman"/>
-          <w:color w:val="1F2328"/>
-          <w:sz w:val="24"/>
-          <w:szCs w:val="24"/>
-        </w:rPr>
-      </w:pPr>
-      <w:r>
-        <w:rPr>
-          <w:rFonts w:eastAsia="Times New Roman" w:cs="Times New Roman" w:ascii="Times New Roman" w:hAnsi="Times New Roman"/>
-          <w:color w:val="1F2328"/>
-          <w:sz w:val="24"/>
-          <w:szCs w:val="24"/>
-        </w:rPr>
-        <w:t>Примеры:</w:t>
-      </w:r>
-    </w:p>
-    <w:tbl>
-      <w:tblPr>
-        <w:tblW w:w="9577" w:type="dxa"/>
-        <w:jc w:val="center"/>
-        <w:tblInd w:w="0" w:type="dxa"/>
-        <w:tblLayout w:type="fixed"/>
-        <w:tblCellMar>
-          <w:top w:w="0" w:type="dxa"/>
-          <w:left w:w="108" w:type="dxa"/>
-          <w:bottom w:w="0" w:type="dxa"/>
-          <w:right w:w="108" w:type="dxa"/>
-        </w:tblCellMar>
-      </w:tblPr>
-      <w:tblGrid>
-        <w:gridCol w:w="1485"/>
-        <w:gridCol w:w="8091"/>
-      </w:tblGrid>
-      <w:tr>
-        <w:trPr>
-          <w:trHeight w:val="300" w:hRule="atLeast"/>
-        </w:trPr>
-        <w:tc>
-          <w:tcPr>
-            <w:tcW w:w="1485" w:type="dxa"/>
-            <w:tcBorders>
-              <w:top w:val="single" w:sz="4" w:space="0" w:color="000000"/>
-              <w:left w:val="single" w:sz="4" w:space="0" w:color="000000"/>
-              <w:bottom w:val="single" w:sz="4" w:space="0" w:color="000000"/>
-              <w:right w:val="single" w:sz="4" w:space="0" w:color="000000"/>
-            </w:tcBorders>
-            <w:shd w:fill="auto" w:val="clear"/>
-            <w:vAlign w:val="center"/>
-          </w:tcPr>
-          <w:p>
-            <w:pPr>
-              <w:pStyle w:val="Style22"/>
-              <w:spacing w:lineRule="auto" w:line="360" w:before="0" w:after="0"/>
-              <w:jc w:val="center"/>
-              <w:rPr>
-                <w:rFonts w:ascii="Times New Roman" w:hAnsi="Times New Roman" w:eastAsia="Times New Roman" w:cs="Times New Roman"/>
-                <w:b/>
-                <w:bCs/>
-                <w:color w:val="1F2328"/>
-                <w:sz w:val="24"/>
-                <w:szCs w:val="24"/>
-              </w:rPr>
-            </w:pPr>
-            <w:r>
-              <w:rPr>
-                <w:rFonts w:eastAsia="Times New Roman" w:cs="Times New Roman" w:ascii="Times New Roman" w:hAnsi="Times New Roman"/>
-                <w:b/>
-                <w:bCs/>
-                <w:color w:val="1F2328"/>
-                <w:sz w:val="24"/>
-                <w:szCs w:val="24"/>
-              </w:rPr>
-              <w:t>Вход</w:t>
-            </w:r>
-          </w:p>
-        </w:tc>
-        <w:tc>
-          <w:tcPr>
-            <w:tcW w:w="8091" w:type="dxa"/>
-            <w:tcBorders>
-              <w:top w:val="single" w:sz="4" w:space="0" w:color="000000"/>
-              <w:left w:val="single" w:sz="4" w:space="0" w:color="000000"/>
-              <w:bottom w:val="single" w:sz="4" w:space="0" w:color="000000"/>
-              <w:right w:val="single" w:sz="4" w:space="0" w:color="000000"/>
-            </w:tcBorders>
-            <w:shd w:fill="auto" w:val="clear"/>
-            <w:vAlign w:val="center"/>
-          </w:tcPr>
-          <w:p>
-            <w:pPr>
-              <w:pStyle w:val="Style22"/>
-              <w:spacing w:lineRule="auto" w:line="360" w:before="0" w:after="0"/>
-              <w:jc w:val="center"/>
-              <w:rPr/>
-            </w:pPr>
-            <w:r>
-              <w:rPr>
-                <w:rStyle w:val="Style14"/>
-                <w:rFonts w:eastAsia="Times New Roman" w:cs="Times New Roman" w:ascii="Times New Roman" w:hAnsi="Times New Roman"/>
-                <w:b/>
-                <w:bCs/>
-                <w:color w:val="1F2328"/>
-                <w:sz w:val="24"/>
-                <w:szCs w:val="24"/>
-              </w:rPr>
-              <w:t>Выход</w:t>
-            </w:r>
-          </w:p>
-        </w:tc>
-      </w:tr>
-      <w:tr>
-        <w:trPr>
-          <w:trHeight w:val="300" w:hRule="atLeast"/>
-        </w:trPr>
-        <w:tc>
-          <w:tcPr>
-            <w:tcW w:w="1485" w:type="dxa"/>
-            <w:tcBorders>
-              <w:top w:val="single" w:sz="4" w:space="0" w:color="000000"/>
-              <w:left w:val="single" w:sz="4" w:space="0" w:color="000000"/>
-              <w:bottom w:val="single" w:sz="4" w:space="0" w:color="000000"/>
-              <w:right w:val="single" w:sz="4" w:space="0" w:color="000000"/>
-            </w:tcBorders>
-            <w:shd w:fill="auto" w:val="clear"/>
-            <w:vAlign w:val="center"/>
-          </w:tcPr>
-          <w:p>
-            <w:pPr>
-              <w:pStyle w:val="Style22"/>
+              <w:pStyle w:val="Style21"/>
               <w:spacing w:lineRule="auto" w:line="360" w:before="0" w:after="0"/>
               <w:jc w:val="center"/>
               <w:rPr/>
@@ -1789,7 +1790,7 @@
         </w:tc>
         <w:tc>
           <w:tcPr>
-            <w:tcW w:w="8091" w:type="dxa"/>
+            <w:tcW w:w="8092" w:type="dxa"/>
             <w:tcBorders>
               <w:top w:val="single" w:sz="4" w:space="0" w:color="000000"/>
               <w:left w:val="single" w:sz="4" w:space="0" w:color="000000"/>
@@ -1801,7 +1802,7 @@
           </w:tcPr>
           <w:p>
             <w:pPr>
-              <w:pStyle w:val="Style22"/>
+              <w:pStyle w:val="Style21"/>
               <w:spacing w:lineRule="auto" w:line="360" w:before="0" w:after="0"/>
               <w:rPr/>
             </w:pPr>
@@ -1836,7 +1837,7 @@
           </w:tcPr>
           <w:p>
             <w:pPr>
-              <w:pStyle w:val="Style22"/>
+              <w:pStyle w:val="Style21"/>
               <w:spacing w:lineRule="auto" w:line="360" w:before="0" w:after="0"/>
               <w:jc w:val="center"/>
               <w:rPr/>
@@ -1855,7 +1856,7 @@
         </w:tc>
         <w:tc>
           <w:tcPr>
-            <w:tcW w:w="8091" w:type="dxa"/>
+            <w:tcW w:w="8092" w:type="dxa"/>
             <w:tcBorders>
               <w:top w:val="single" w:sz="4" w:space="0" w:color="000000"/>
               <w:left w:val="single" w:sz="4" w:space="0" w:color="000000"/>
@@ -1867,7 +1868,7 @@
           </w:tcPr>
           <w:p>
             <w:pPr>
-              <w:pStyle w:val="Style22"/>
+              <w:pStyle w:val="Style21"/>
               <w:spacing w:lineRule="auto" w:line="360" w:before="0" w:after="0"/>
               <w:rPr>
                 <w:rFonts w:ascii="Times New Roman" w:hAnsi="Times New Roman" w:eastAsia="Times New Roman" w:cs="Times New Roman"/>
@@ -1906,7 +1907,7 @@
           </w:tcPr>
           <w:p>
             <w:pPr>
-              <w:pStyle w:val="Style22"/>
+              <w:pStyle w:val="Style21"/>
               <w:spacing w:lineRule="auto" w:line="360" w:before="0" w:after="0"/>
               <w:jc w:val="center"/>
               <w:rPr/>
@@ -1925,7 +1926,7 @@
         </w:tc>
         <w:tc>
           <w:tcPr>
-            <w:tcW w:w="8091" w:type="dxa"/>
+            <w:tcW w:w="8092" w:type="dxa"/>
             <w:tcBorders>
               <w:top w:val="single" w:sz="4" w:space="0" w:color="000000"/>
               <w:left w:val="single" w:sz="4" w:space="0" w:color="000000"/>
@@ -1937,7 +1938,7 @@
           </w:tcPr>
           <w:p>
             <w:pPr>
-              <w:pStyle w:val="Style22"/>
+              <w:pStyle w:val="Style21"/>
               <w:spacing w:lineRule="auto" w:line="360" w:before="0" w:after="0"/>
               <w:rPr>
                 <w:rFonts w:ascii="Times New Roman" w:hAnsi="Times New Roman" w:eastAsia="Times New Roman" w:cs="Times New Roman"/>
@@ -1961,8 +1962,8 @@
     </w:tbl>
     <w:p>
       <w:pPr>
-        <w:pStyle w:val="Style22"/>
-        <w:shd w:val="clear" w:fill="FFFFFF"/>
+        <w:pStyle w:val="Style21"/>
+        <w:shd w:fill="FFFFFF" w:val="clear"/>
         <w:spacing w:lineRule="auto" w:line="360" w:before="0" w:after="0"/>
         <w:jc w:val="both"/>
         <w:rPr/>
@@ -1981,9 +1982,9 @@
     <w:p>
       <w:pPr>
         <w:pStyle w:val="14"/>
-        <w:shd w:val="clear" w:fill="FFFFFF"/>
+        <w:shd w:fill="FFFFFF" w:val="clear"/>
         <w:spacing w:lineRule="auto" w:line="360" w:before="0" w:after="0"/>
-        <w:ind w:firstLine="709" w:left="0" w:right="0"/>
+        <w:ind w:firstLine="709"/>
         <w:jc w:val="both"/>
         <w:rPr/>
       </w:pPr>
@@ -2022,8 +2023,8 @@
     </w:p>
     <w:p>
       <w:pPr>
-        <w:pStyle w:val="Style22"/>
-        <w:shd w:val="clear" w:fill="FFFFFF"/>
+        <w:pStyle w:val="Style21"/>
+        <w:shd w:fill="FFFFFF" w:val="clear"/>
         <w:spacing w:lineRule="auto" w:line="360" w:before="0" w:after="0"/>
         <w:jc w:val="both"/>
         <w:rPr>
@@ -2045,8 +2046,8 @@
     </w:p>
     <w:p>
       <w:pPr>
-        <w:pStyle w:val="Style22"/>
-        <w:shd w:val="clear" w:fill="FFFFFF"/>
+        <w:pStyle w:val="Style21"/>
+        <w:shd w:fill="FFFFFF" w:val="clear"/>
         <w:spacing w:lineRule="auto" w:line="360" w:before="0" w:after="0"/>
         <w:jc w:val="both"/>
         <w:rPr>
@@ -2068,12 +2069,12 @@
     </w:p>
     <w:p>
       <w:pPr>
-        <w:pStyle w:val="Style25"/>
+        <w:pStyle w:val="Style31"/>
         <w:numPr>
           <w:ilvl w:val="0"/>
           <w:numId w:val="5"/>
         </w:numPr>
-        <w:shd w:val="clear" w:fill="FFFFFF"/>
+        <w:shd w:fill="FFFFFF" w:val="clear"/>
         <w:spacing w:lineRule="auto" w:line="360" w:before="0" w:after="0"/>
         <w:jc w:val="both"/>
         <w:rPr>
@@ -2095,12 +2096,12 @@
     </w:p>
     <w:p>
       <w:pPr>
-        <w:pStyle w:val="Style25"/>
+        <w:pStyle w:val="Style31"/>
         <w:numPr>
           <w:ilvl w:val="0"/>
           <w:numId w:val="5"/>
         </w:numPr>
-        <w:shd w:val="clear" w:fill="FFFFFF"/>
+        <w:shd w:fill="FFFFFF" w:val="clear"/>
         <w:spacing w:lineRule="auto" w:line="360" w:before="0" w:after="0"/>
         <w:jc w:val="both"/>
         <w:rPr>
@@ -2122,12 +2123,12 @@
     </w:p>
     <w:p>
       <w:pPr>
-        <w:pStyle w:val="Style25"/>
+        <w:pStyle w:val="Style31"/>
         <w:numPr>
           <w:ilvl w:val="0"/>
           <w:numId w:val="5"/>
         </w:numPr>
-        <w:shd w:val="clear" w:fill="FFFFFF"/>
+        <w:shd w:fill="FFFFFF" w:val="clear"/>
         <w:spacing w:lineRule="auto" w:line="360" w:before="0" w:after="0"/>
         <w:jc w:val="both"/>
         <w:rPr>
@@ -2149,8 +2150,8 @@
     </w:p>
     <w:p>
       <w:pPr>
-        <w:pStyle w:val="Style22"/>
-        <w:shd w:val="clear" w:fill="FFFFFF"/>
+        <w:pStyle w:val="Style21"/>
+        <w:shd w:fill="FFFFFF" w:val="clear"/>
         <w:spacing w:lineRule="auto" w:line="360" w:before="0" w:after="0"/>
         <w:jc w:val="both"/>
         <w:rPr>
@@ -2172,12 +2173,12 @@
     </w:p>
     <w:p>
       <w:pPr>
-        <w:pStyle w:val="Style25"/>
+        <w:pStyle w:val="Style31"/>
         <w:numPr>
           <w:ilvl w:val="0"/>
           <w:numId w:val="6"/>
         </w:numPr>
-        <w:shd w:val="clear" w:fill="FFFFFF"/>
+        <w:shd w:fill="FFFFFF" w:val="clear"/>
         <w:spacing w:lineRule="auto" w:line="360" w:before="0" w:after="0"/>
         <w:jc w:val="both"/>
         <w:rPr>
@@ -2199,12 +2200,12 @@
     </w:p>
     <w:p>
       <w:pPr>
-        <w:pStyle w:val="Style25"/>
+        <w:pStyle w:val="Style31"/>
         <w:numPr>
           <w:ilvl w:val="0"/>
           <w:numId w:val="6"/>
         </w:numPr>
-        <w:shd w:val="clear" w:fill="FFFFFF"/>
+        <w:shd w:fill="FFFFFF" w:val="clear"/>
         <w:spacing w:lineRule="auto" w:line="360" w:before="0" w:after="0"/>
         <w:jc w:val="both"/>
         <w:rPr>
@@ -2226,12 +2227,12 @@
     </w:p>
     <w:p>
       <w:pPr>
-        <w:pStyle w:val="Style25"/>
+        <w:pStyle w:val="Style31"/>
         <w:numPr>
           <w:ilvl w:val="0"/>
           <w:numId w:val="6"/>
         </w:numPr>
-        <w:shd w:val="clear" w:fill="FFFFFF"/>
+        <w:shd w:fill="FFFFFF" w:val="clear"/>
         <w:spacing w:lineRule="auto" w:line="360" w:before="0" w:after="0"/>
         <w:jc w:val="both"/>
         <w:rPr>
@@ -2253,8 +2254,8 @@
     </w:p>
     <w:p>
       <w:pPr>
-        <w:pStyle w:val="Style22"/>
-        <w:shd w:val="clear" w:fill="FFFFFF"/>
+        <w:pStyle w:val="Style21"/>
+        <w:shd w:fill="FFFFFF" w:val="clear"/>
         <w:spacing w:lineRule="auto" w:line="360" w:before="0" w:after="0"/>
         <w:jc w:val="both"/>
         <w:rPr>
@@ -2276,8 +2277,8 @@
     </w:p>
     <w:p>
       <w:pPr>
-        <w:pStyle w:val="Style22"/>
-        <w:shd w:val="clear" w:fill="FFFFFF"/>
+        <w:pStyle w:val="Style21"/>
+        <w:shd w:fill="FFFFFF" w:val="clear"/>
         <w:spacing w:lineRule="auto" w:line="360" w:before="0" w:after="0"/>
         <w:jc w:val="both"/>
         <w:rPr>
@@ -2299,8 +2300,8 @@
     </w:p>
     <w:p>
       <w:pPr>
-        <w:pStyle w:val="Style22"/>
-        <w:shd w:val="clear" w:fill="FFFFFF"/>
+        <w:pStyle w:val="Style21"/>
+        <w:shd w:fill="FFFFFF" w:val="clear"/>
         <w:spacing w:lineRule="auto" w:line="360" w:before="0" w:after="0"/>
         <w:jc w:val="both"/>
         <w:rPr>
@@ -2322,8 +2323,8 @@
     </w:p>
     <w:p>
       <w:pPr>
-        <w:pStyle w:val="Style22"/>
-        <w:shd w:val="clear" w:fill="FFFFFF"/>
+        <w:pStyle w:val="Style21"/>
+        <w:shd w:fill="FFFFFF" w:val="clear"/>
         <w:spacing w:lineRule="auto" w:line="360" w:before="0" w:after="0"/>
         <w:jc w:val="both"/>
         <w:rPr/>
@@ -2397,8 +2398,8 @@
     </w:p>
     <w:p>
       <w:pPr>
-        <w:pStyle w:val="Style22"/>
-        <w:shd w:val="clear" w:fill="FFFFFF"/>
+        <w:pStyle w:val="Style21"/>
+        <w:shd w:fill="FFFFFF" w:val="clear"/>
         <w:spacing w:lineRule="auto" w:line="360" w:before="0" w:after="0"/>
         <w:jc w:val="both"/>
         <w:rPr>
@@ -2420,8 +2421,8 @@
     </w:p>
     <w:p>
       <w:pPr>
-        <w:pStyle w:val="Style22"/>
-        <w:shd w:val="clear" w:fill="FFFFFF"/>
+        <w:pStyle w:val="Style21"/>
+        <w:shd w:fill="FFFFFF" w:val="clear"/>
         <w:spacing w:lineRule="auto" w:line="360" w:before="0" w:after="0"/>
         <w:jc w:val="both"/>
         <w:rPr/>
@@ -2453,8 +2454,8 @@
     </w:p>
     <w:p>
       <w:pPr>
-        <w:pStyle w:val="Style22"/>
-        <w:shd w:val="clear" w:fill="FFFFFF"/>
+        <w:pStyle w:val="Style21"/>
+        <w:shd w:fill="FFFFFF" w:val="clear"/>
         <w:spacing w:lineRule="auto" w:line="360" w:before="0" w:after="0"/>
         <w:jc w:val="both"/>
         <w:rPr>
@@ -2476,8 +2477,8 @@
     </w:p>
     <w:p>
       <w:pPr>
-        <w:pStyle w:val="Style22"/>
-        <w:shd w:val="clear" w:fill="FFFFFF"/>
+        <w:pStyle w:val="Style21"/>
+        <w:shd w:fill="FFFFFF" w:val="clear"/>
         <w:spacing w:lineRule="auto" w:line="360" w:before="0" w:after="0"/>
         <w:jc w:val="both"/>
         <w:rPr/>
@@ -2523,8 +2524,8 @@
     </w:p>
     <w:p>
       <w:pPr>
-        <w:pStyle w:val="Style22"/>
-        <w:shd w:val="clear" w:fill="FFFFFF"/>
+        <w:pStyle w:val="Style21"/>
+        <w:shd w:fill="FFFFFF" w:val="clear"/>
         <w:spacing w:lineRule="auto" w:line="360" w:before="0" w:after="0"/>
         <w:jc w:val="both"/>
         <w:rPr>
@@ -2546,8 +2547,8 @@
     </w:p>
     <w:p>
       <w:pPr>
-        <w:pStyle w:val="Style22"/>
-        <w:shd w:val="clear" w:fill="FFFFFF"/>
+        <w:pStyle w:val="Style21"/>
+        <w:shd w:fill="FFFFFF" w:val="clear"/>
         <w:spacing w:lineRule="auto" w:line="360" w:before="0" w:after="0"/>
         <w:jc w:val="both"/>
         <w:rPr/>
@@ -2566,9 +2567,9 @@
     <w:p>
       <w:pPr>
         <w:pStyle w:val="14"/>
-        <w:shd w:val="clear" w:fill="FFFFFF"/>
+        <w:shd w:fill="FFFFFF" w:val="clear"/>
         <w:spacing w:lineRule="auto" w:line="360" w:before="0" w:after="0"/>
-        <w:ind w:firstLine="709" w:left="0" w:right="0"/>
+        <w:ind w:firstLine="709"/>
         <w:jc w:val="both"/>
         <w:rPr/>
       </w:pPr>
@@ -2592,8 +2593,8 @@
     </w:p>
     <w:p>
       <w:pPr>
-        <w:pStyle w:val="Style22"/>
-        <w:shd w:val="clear" w:fill="FFFFFF"/>
+        <w:pStyle w:val="Style21"/>
+        <w:shd w:fill="FFFFFF" w:val="clear"/>
         <w:spacing w:lineRule="auto" w:line="360" w:before="0" w:after="0"/>
         <w:jc w:val="both"/>
         <w:rPr>
@@ -2615,8 +2616,8 @@
     </w:p>
     <w:p>
       <w:pPr>
-        <w:pStyle w:val="Style22"/>
-        <w:shd w:val="clear" w:fill="FFFFFF"/>
+        <w:pStyle w:val="Style21"/>
+        <w:shd w:fill="FFFFFF" w:val="clear"/>
         <w:spacing w:lineRule="auto" w:line="360" w:before="0" w:after="0"/>
         <w:jc w:val="both"/>
         <w:rPr>
@@ -2638,12 +2639,12 @@
     </w:p>
     <w:p>
       <w:pPr>
-        <w:pStyle w:val="Style25"/>
+        <w:pStyle w:val="Style31"/>
         <w:numPr>
           <w:ilvl w:val="0"/>
           <w:numId w:val="7"/>
         </w:numPr>
-        <w:shd w:val="clear" w:fill="FFFFFF"/>
+        <w:shd w:fill="FFFFFF" w:val="clear"/>
         <w:spacing w:lineRule="auto" w:line="360" w:before="0" w:after="0"/>
         <w:jc w:val="both"/>
         <w:rPr>
@@ -2665,12 +2666,12 @@
     </w:p>
     <w:p>
       <w:pPr>
-        <w:pStyle w:val="Style25"/>
+        <w:pStyle w:val="Style31"/>
         <w:numPr>
           <w:ilvl w:val="0"/>
           <w:numId w:val="7"/>
         </w:numPr>
-        <w:shd w:val="clear" w:fill="FFFFFF"/>
+        <w:shd w:fill="FFFFFF" w:val="clear"/>
         <w:spacing w:lineRule="auto" w:line="360" w:before="0" w:after="0"/>
         <w:jc w:val="both"/>
         <w:rPr>
@@ -2692,8 +2693,8 @@
     </w:p>
     <w:p>
       <w:pPr>
-        <w:pStyle w:val="Style22"/>
-        <w:shd w:val="clear" w:fill="FFFFFF"/>
+        <w:pStyle w:val="Style21"/>
+        <w:shd w:fill="FFFFFF" w:val="clear"/>
         <w:spacing w:lineRule="auto" w:line="360" w:before="0" w:after="0"/>
         <w:jc w:val="both"/>
         <w:rPr>
@@ -2718,7 +2719,6 @@
         <w:tblW w:w="6660" w:type="dxa"/>
         <w:jc w:val="center"/>
         <w:tblInd w:w="0" w:type="dxa"/>
-        <w:tblLayout w:type="fixed"/>
         <w:tblCellMar>
           <w:top w:w="0" w:type="dxa"/>
           <w:left w:w="108" w:type="dxa"/>
@@ -2728,7 +2728,7 @@
       </w:tblPr>
       <w:tblGrid>
         <w:gridCol w:w="3240"/>
-        <w:gridCol w:w="3419"/>
+        <w:gridCol w:w="3420"/>
       </w:tblGrid>
       <w:tr>
         <w:trPr>
@@ -2748,11 +2748,12 @@
           </w:tcPr>
           <w:p>
             <w:pPr>
-              <w:pStyle w:val="Style22"/>
+              <w:pStyle w:val="Style21"/>
               <w:spacing w:lineRule="auto" w:line="360" w:before="0" w:after="0"/>
               <w:jc w:val="center"/>
               <w:rPr>
                 <w:rFonts w:ascii="Times New Roman" w:hAnsi="Times New Roman" w:eastAsia="Times New Roman" w:cs="Times New Roman"/>
+                <w:b/>
                 <w:b/>
                 <w:bCs/>
                 <w:color w:val="1F2328"/>
@@ -2775,7 +2776,7 @@
         </w:tc>
         <w:tc>
           <w:tcPr>
-            <w:tcW w:w="3419" w:type="dxa"/>
+            <w:tcW w:w="3420" w:type="dxa"/>
             <w:tcBorders>
               <w:top w:val="single" w:sz="4" w:space="0" w:color="000000"/>
               <w:left w:val="single" w:sz="4" w:space="0" w:color="000000"/>
@@ -2787,7 +2788,7 @@
           </w:tcPr>
           <w:p>
             <w:pPr>
-              <w:pStyle w:val="Style22"/>
+              <w:pStyle w:val="Style21"/>
               <w:spacing w:lineRule="auto" w:line="360" w:before="0" w:after="0"/>
               <w:jc w:val="center"/>
               <w:rPr/>
@@ -2825,7 +2826,7 @@
           </w:tcPr>
           <w:p>
             <w:pPr>
-              <w:pStyle w:val="Style22"/>
+              <w:pStyle w:val="Style21"/>
               <w:spacing w:lineRule="auto" w:line="360" w:before="0" w:after="0"/>
               <w:jc w:val="center"/>
               <w:rPr>
@@ -2848,7 +2849,7 @@
         </w:tc>
         <w:tc>
           <w:tcPr>
-            <w:tcW w:w="3419" w:type="dxa"/>
+            <w:tcW w:w="3420" w:type="dxa"/>
             <w:tcBorders>
               <w:top w:val="single" w:sz="4" w:space="0" w:color="000000"/>
               <w:left w:val="single" w:sz="4" w:space="0" w:color="000000"/>
@@ -2860,7 +2861,7 @@
           </w:tcPr>
           <w:p>
             <w:pPr>
-              <w:pStyle w:val="Style22"/>
+              <w:pStyle w:val="Style21"/>
               <w:spacing w:lineRule="auto" w:line="360" w:before="0" w:after="0"/>
               <w:jc w:val="center"/>
               <w:rPr>
@@ -2900,7 +2901,7 @@
           </w:tcPr>
           <w:p>
             <w:pPr>
-              <w:pStyle w:val="Style22"/>
+              <w:pStyle w:val="Style21"/>
               <w:spacing w:lineRule="auto" w:line="360" w:before="0" w:after="0"/>
               <w:jc w:val="center"/>
               <w:rPr>
@@ -2923,7 +2924,7 @@
         </w:tc>
         <w:tc>
           <w:tcPr>
-            <w:tcW w:w="3419" w:type="dxa"/>
+            <w:tcW w:w="3420" w:type="dxa"/>
             <w:tcBorders>
               <w:top w:val="single" w:sz="4" w:space="0" w:color="000000"/>
               <w:left w:val="single" w:sz="4" w:space="0" w:color="000000"/>
@@ -2935,7 +2936,7 @@
           </w:tcPr>
           <w:p>
             <w:pPr>
-              <w:pStyle w:val="Style22"/>
+              <w:pStyle w:val="Style21"/>
               <w:spacing w:lineRule="auto" w:line="360" w:before="0" w:after="0"/>
               <w:jc w:val="center"/>
               <w:rPr/>
@@ -2971,7 +2972,7 @@
           </w:tcPr>
           <w:p>
             <w:pPr>
-              <w:pStyle w:val="Style22"/>
+              <w:pStyle w:val="Style21"/>
               <w:spacing w:lineRule="auto" w:line="360" w:before="0" w:after="0"/>
               <w:jc w:val="center"/>
               <w:rPr/>
@@ -2990,7 +2991,7 @@
         </w:tc>
         <w:tc>
           <w:tcPr>
-            <w:tcW w:w="3419" w:type="dxa"/>
+            <w:tcW w:w="3420" w:type="dxa"/>
             <w:tcBorders>
               <w:top w:val="single" w:sz="4" w:space="0" w:color="000000"/>
               <w:left w:val="single" w:sz="4" w:space="0" w:color="000000"/>
@@ -3002,7 +3003,7 @@
           </w:tcPr>
           <w:p>
             <w:pPr>
-              <w:pStyle w:val="Style22"/>
+              <w:pStyle w:val="Style21"/>
               <w:spacing w:lineRule="auto" w:line="360" w:before="0" w:after="0"/>
               <w:jc w:val="center"/>
               <w:rPr/>
@@ -3024,15 +3025,13 @@
     <w:p>
       <w:pPr>
         <w:sectPr>
-          <w:headerReference w:type="even" r:id="rId2"/>
-          <w:headerReference w:type="default" r:id="rId3"/>
-          <w:headerReference w:type="first" r:id="rId4"/>
-          <w:footerReference w:type="even" r:id="rId5"/>
-          <w:footerReference w:type="default" r:id="rId6"/>
-          <w:footerReference w:type="first" r:id="rId7"/>
+          <w:headerReference w:type="default" r:id="rId2"/>
+          <w:headerReference w:type="first" r:id="rId3"/>
+          <w:footerReference w:type="default" r:id="rId4"/>
+          <w:footerReference w:type="first" r:id="rId5"/>
           <w:type w:val="nextPage"/>
           <w:pgSz w:w="11906" w:h="16838"/>
-          <w:pgMar w:left="1701" w:right="566" w:gutter="0" w:header="720" w:top="1345" w:footer="720" w:bottom="907"/>
+          <w:pgMar w:left="1701" w:right="566" w:header="720" w:top="1345" w:footer="720" w:bottom="907" w:gutter="0"/>
           <w:pgNumType w:fmt="decimal"/>
           <w:formProt w:val="false"/>
           <w:titlePg/>
@@ -3045,7 +3044,7 @@
       <w:pPr>
         <w:pStyle w:val="13"/>
         <w:spacing w:lineRule="auto" w:line="252" w:before="0" w:after="0"/>
-        <w:ind w:hanging="0" w:left="10" w:right="1"/>
+        <w:ind w:right="1" w:hanging="0"/>
         <w:jc w:val="center"/>
         <w:rPr/>
       </w:pPr>
@@ -3073,7 +3072,7 @@
               <w:tab w:val="right" w:pos="440" w:leader="dot"/>
               <w:tab w:val="right" w:pos="9629" w:leader="dot"/>
             </w:tabs>
-            <w:ind w:hanging="0" w:left="-284" w:right="15"/>
+            <w:ind w:left="-284" w:hanging="0"/>
             <w:rPr/>
           </w:pPr>
           <w:r>
@@ -3081,17 +3080,15 @@
           </w:r>
           <w:r>
             <w:rPr>
+              <w:rStyle w:val="Style19"/>
               <w:u w:val="single"/>
-              <w:rStyle w:val="Style19"/>
-              <w:color w:val="000080"/>
             </w:rPr>
-            <w:instrText xml:space="preserve"> TOC \t "Заголовок 111,1,Заголовок 21,2" \h</w:instrText>
+            <w:instrText> TOC \t "Заголовок 111,1,Заголовок 21,2" \h</w:instrText>
           </w:r>
           <w:r>
             <w:rPr>
+              <w:rStyle w:val="Style19"/>
               <w:u w:val="single"/>
-              <w:rStyle w:val="Style19"/>
-              <w:color w:val="000080"/>
             </w:rPr>
             <w:fldChar w:fldCharType="separate"/>
           </w:r>
@@ -3134,7 +3131,7 @@
               <w:rPr>
                 <w:webHidden/>
               </w:rPr>
-              <w:instrText xml:space="preserve">PAGEREF _Toc212189736 \h</w:instrText>
+              <w:instrText>PAGEREF _Toc212189736 \h</w:instrText>
             </w:r>
             <w:r>
               <w:rPr>
@@ -3177,7 +3174,7 @@
               <w:rPr>
                 <w:webHidden/>
               </w:rPr>
-              <w:instrText xml:space="preserve">PAGEREF _Toc212189737 \h</w:instrText>
+              <w:instrText>PAGEREF _Toc212189737 \h</w:instrText>
             </w:r>
             <w:r>
               <w:rPr>
@@ -3223,7 +3220,7 @@
               <w:rPr>
                 <w:webHidden/>
               </w:rPr>
-              <w:instrText xml:space="preserve">PAGEREF _Toc212189738 \h</w:instrText>
+              <w:instrText>PAGEREF _Toc212189738 \h</w:instrText>
             </w:r>
             <w:r>
               <w:rPr>
@@ -3269,7 +3266,7 @@
               <w:rPr>
                 <w:webHidden/>
               </w:rPr>
-              <w:instrText xml:space="preserve">PAGEREF _Toc212189739 \h</w:instrText>
+              <w:instrText>PAGEREF _Toc212189739 \h</w:instrText>
             </w:r>
             <w:r>
               <w:rPr>
@@ -3315,7 +3312,7 @@
               <w:rPr>
                 <w:webHidden/>
               </w:rPr>
-              <w:instrText xml:space="preserve">PAGEREF _Toc212189740 \h</w:instrText>
+              <w:instrText>PAGEREF _Toc212189740 \h</w:instrText>
             </w:r>
             <w:r>
               <w:rPr>
@@ -3361,7 +3358,7 @@
               <w:rPr>
                 <w:webHidden/>
               </w:rPr>
-              <w:instrText xml:space="preserve">PAGEREF _Toc212189741 \h</w:instrText>
+              <w:instrText>PAGEREF _Toc212189741 \h</w:instrText>
             </w:r>
             <w:r>
               <w:rPr>
@@ -3407,7 +3404,7 @@
               <w:rPr>
                 <w:webHidden/>
               </w:rPr>
-              <w:instrText xml:space="preserve">PAGEREF _Toc212189742 \h</w:instrText>
+              <w:instrText>PAGEREF _Toc212189742 \h</w:instrText>
             </w:r>
             <w:r>
               <w:rPr>
@@ -3453,7 +3450,7 @@
               <w:rPr>
                 <w:webHidden/>
               </w:rPr>
-              <w:instrText xml:space="preserve">PAGEREF _Toc212189743 \h</w:instrText>
+              <w:instrText>PAGEREF _Toc212189743 \h</w:instrText>
             </w:r>
             <w:r>
               <w:rPr>
@@ -3499,7 +3496,7 @@
               <w:rPr>
                 <w:webHidden/>
               </w:rPr>
-              <w:instrText xml:space="preserve">PAGEREF _Toc212189744 \h</w:instrText>
+              <w:instrText>PAGEREF _Toc212189744 \h</w:instrText>
             </w:r>
             <w:r>
               <w:rPr>
@@ -3545,7 +3542,7 @@
               <w:rPr>
                 <w:webHidden/>
               </w:rPr>
-              <w:instrText xml:space="preserve">PAGEREF _Toc212189745 \h</w:instrText>
+              <w:instrText>PAGEREF _Toc212189745 \h</w:instrText>
             </w:r>
             <w:r>
               <w:rPr>
@@ -3591,7 +3588,7 @@
               <w:rPr>
                 <w:webHidden/>
               </w:rPr>
-              <w:instrText xml:space="preserve">PAGEREF _Toc212189746 \h</w:instrText>
+              <w:instrText>PAGEREF _Toc212189746 \h</w:instrText>
             </w:r>
             <w:r>
               <w:rPr>
@@ -3648,7 +3645,6 @@
           <w:tab w:val="right" w:pos="660" w:leader="dot"/>
           <w:tab w:val="right" w:pos="9629" w:leader="dot"/>
         </w:tabs>
-        <w:spacing w:before="0" w:after="160"/>
         <w:rPr/>
       </w:pPr>
       <w:r>
@@ -3670,9 +3666,22 @@
     </w:p>
     <w:p>
       <w:pPr>
+        <w:pStyle w:val="211"/>
+        <w:tabs>
+          <w:tab w:val="right" w:pos="660" w:leader="dot"/>
+          <w:tab w:val="right" w:pos="9629" w:leader="dot"/>
+        </w:tabs>
+        <w:rPr/>
+      </w:pPr>
+      <w:r>
+        <w:rPr/>
+      </w:r>
+    </w:p>
+    <w:p>
+      <w:pPr>
         <w:pStyle w:val="13"/>
         <w:spacing w:before="0" w:after="238"/>
-        <w:ind w:hanging="0" w:left="0" w:right="2"/>
+        <w:ind w:left="0" w:hanging="0"/>
         <w:rPr/>
       </w:pPr>
       <w:r>
@@ -3681,7 +3690,7 @@
     </w:p>
     <w:p>
       <w:pPr>
-        <w:pStyle w:val="Style22"/>
+        <w:pStyle w:val="Style21"/>
         <w:rPr/>
       </w:pPr>
       <w:r>
@@ -3692,7 +3701,7 @@
       <w:pPr>
         <w:pStyle w:val="1111"/>
         <w:spacing w:lineRule="auto" w:line="360" w:before="0" w:after="0"/>
-        <w:ind w:hanging="0" w:left="425" w:right="1"/>
+        <w:ind w:right="1" w:hanging="0"/>
         <w:jc w:val="both"/>
         <w:rPr/>
       </w:pPr>
@@ -3708,7 +3717,7 @@
         <w:pStyle w:val="21"/>
         <w:numPr>
           <w:ilvl w:val="1"/>
-          <w:numId w:val="1"/>
+          <w:numId w:val="8"/>
         </w:numPr>
         <w:rPr/>
       </w:pPr>
@@ -3723,19 +3732,19 @@
       <w:pPr>
         <w:pStyle w:val="13"/>
         <w:spacing w:lineRule="auto" w:line="360" w:before="0" w:after="0"/>
-        <w:ind w:firstLine="465" w:left="0" w:right="0"/>
-        <w:rPr/>
-      </w:pPr>
-      <w:r>
-        <w:rPr/>
-        <w:t>В данном задании было необходимо написать программу, которая из списка 10 различных целых чисел находила бы число 3 и заменяла бы его на 30. На рисунке 1 представлен код программы.</w:t>
+        <w:ind w:left="0" w:right="0" w:firstLine="465"/>
+        <w:rPr/>
+      </w:pPr>
+      <w:r>
+        <w:rPr/>
+        <w:t>В данном задании было необходимо написать программу, которая конвертировала бы введённое пользователем время. На рисунке 1 представлен код программы.</w:t>
       </w:r>
     </w:p>
     <w:p>
       <w:pPr>
         <w:pStyle w:val="13"/>
         <w:spacing w:before="0" w:after="221"/>
-        <w:ind w:hanging="0" w:left="10" w:right="121"/>
+        <w:ind w:right="121" w:hanging="0"/>
         <w:jc w:val="center"/>
         <w:rPr/>
       </w:pPr>
@@ -3759,7 +3768,7 @@
                     </pic:cNvPicPr>
                   </pic:nvPicPr>
                   <pic:blipFill>
-                    <a:blip r:embed="rId8"/>
+                    <a:blip r:embed="rId6"/>
                     <a:stretch>
                       <a:fillRect/>
                     </a:stretch>
@@ -3784,7 +3793,7 @@
       <w:pPr>
         <w:pStyle w:val="13"/>
         <w:spacing w:lineRule="auto" w:line="360" w:before="0" w:after="0"/>
-        <w:ind w:hanging="0" w:left="10" w:right="121"/>
+        <w:ind w:right="121" w:hanging="0"/>
         <w:jc w:val="center"/>
         <w:rPr/>
       </w:pPr>
@@ -3797,7 +3806,7 @@
       <w:pPr>
         <w:pStyle w:val="13"/>
         <w:spacing w:lineRule="auto" w:line="360" w:before="0" w:after="0"/>
-        <w:ind w:hanging="0" w:left="704" w:right="0"/>
+        <w:ind w:left="704" w:right="0" w:hanging="0"/>
         <w:rPr/>
       </w:pPr>
       <w:r>
@@ -3810,18 +3819,19 @@
         <w:pStyle w:val="13"/>
         <w:numPr>
           <w:ilvl w:val="0"/>
-          <w:numId w:val="8"/>
+          <w:numId w:val="9"/>
         </w:numPr>
         <w:tabs>
+          <w:tab w:val="left" w:pos="0" w:leader="none"/>
           <w:tab w:val="left" w:pos="993" w:leader="none"/>
         </w:tabs>
         <w:spacing w:lineRule="auto" w:line="360" w:before="0" w:after="0"/>
-        <w:ind w:firstLine="596" w:left="113" w:right="0"/>
-        <w:rPr/>
-      </w:pPr>
-      <w:r>
-        <w:rPr/>
-        <w:t>Вводим массив task1, то есть список, 10 различных целых чисел;</w:t>
+        <w:ind w:left="113" w:right="0" w:firstLine="596"/>
+        <w:rPr/>
+      </w:pPr>
+      <w:r>
+        <w:rPr/>
+        <w:t>Переменная value1 принимает значение количества времени, введённое пользователем, а from1 и to1 определяют из какой в какую единицу измерения время нужно конвертировать;</w:t>
       </w:r>
     </w:p>
     <w:p>
@@ -3829,18 +3839,19 @@
         <w:pStyle w:val="13"/>
         <w:numPr>
           <w:ilvl w:val="0"/>
-          <w:numId w:val="8"/>
+          <w:numId w:val="9"/>
         </w:numPr>
         <w:tabs>
+          <w:tab w:val="left" w:pos="0" w:leader="none"/>
           <w:tab w:val="left" w:pos="993" w:leader="none"/>
         </w:tabs>
         <w:spacing w:lineRule="auto" w:line="360" w:before="0" w:after="0"/>
-        <w:ind w:firstLine="596" w:left="113" w:right="0"/>
-        <w:rPr/>
-      </w:pPr>
-      <w:r>
-        <w:rPr/>
-        <w:t>Вводим счётчик check1, который пригодится нам для подсчёта номера позиции найденного числа;</w:t>
+        <w:ind w:left="113" w:right="0" w:firstLine="596"/>
+        <w:rPr/>
+      </w:pPr>
+      <w:r>
+        <w:rPr/>
+        <w:t>Вводим функцию convert1, которая будет работать с value1, from1 и to1;</w:t>
       </w:r>
     </w:p>
     <w:p>
@@ -3848,18 +3859,19 @@
         <w:pStyle w:val="13"/>
         <w:numPr>
           <w:ilvl w:val="0"/>
-          <w:numId w:val="8"/>
+          <w:numId w:val="9"/>
         </w:numPr>
         <w:tabs>
+          <w:tab w:val="left" w:pos="0" w:leader="none"/>
           <w:tab w:val="left" w:pos="993" w:leader="none"/>
         </w:tabs>
         <w:spacing w:lineRule="auto" w:line="360" w:before="0" w:after="0"/>
-        <w:ind w:firstLine="596" w:left="113" w:right="0"/>
-        <w:rPr/>
-      </w:pPr>
-      <w:r>
-        <w:rPr/>
-        <w:t>Через цикл for перебираем значения в task1, счётчик check1 с каждой переборкой изменяется на плюс один;</w:t>
+        <w:ind w:left="113" w:right="0" w:firstLine="596"/>
+        <w:rPr/>
+      </w:pPr>
+      <w:r>
+        <w:rPr/>
+        <w:t>Через условия if, elif и else проводим следующую операцию: превращаем любое значение времени, введённое пользователем, в секунды способом умножения, а дальше, в зависимости от запрашиваемой единицы времени для перевода, соответственно делим полученные секунды;</w:t>
       </w:r>
     </w:p>
     <w:p>
@@ -3867,18 +3879,19 @@
         <w:pStyle w:val="13"/>
         <w:numPr>
           <w:ilvl w:val="0"/>
-          <w:numId w:val="8"/>
+          <w:numId w:val="9"/>
         </w:numPr>
         <w:tabs>
+          <w:tab w:val="left" w:pos="0" w:leader="none"/>
           <w:tab w:val="left" w:pos="993" w:leader="none"/>
         </w:tabs>
         <w:spacing w:lineRule="auto" w:line="360" w:before="0" w:after="0"/>
-        <w:ind w:firstLine="596" w:left="113" w:right="0"/>
-        <w:rPr/>
-      </w:pPr>
-      <w:r>
-        <w:rPr/>
-        <w:t>Если циклом for найдётся число в массиве, равное 3, присвоим ему значение 30, опираясь на данные о его позиции, полученные при помощи счётчика check. Выведем ответ при помощи команды print.</w:t>
+        <w:ind w:left="113" w:right="0" w:firstLine="596"/>
+        <w:rPr/>
+      </w:pPr>
+      <w:r>
+        <w:rPr/>
+        <w:t>Если результат получается целочисленным, то функция с помощью return будет принимать значение целочисленного результата, однако если результат будет нецелый, то с помощью round округляем значение результата до 6 знаков после запятой и выводим результат командой print.</w:t>
       </w:r>
     </w:p>
     <w:p>
@@ -3886,7 +3899,7 @@
         <w:pStyle w:val="21"/>
         <w:numPr>
           <w:ilvl w:val="1"/>
-          <w:numId w:val="1"/>
+          <w:numId w:val="8"/>
         </w:numPr>
         <w:rPr/>
       </w:pPr>
@@ -3901,19 +3914,19 @@
       <w:pPr>
         <w:pStyle w:val="13"/>
         <w:spacing w:lineRule="auto" w:line="360" w:before="0" w:after="0"/>
-        <w:ind w:firstLine="465" w:left="0" w:right="0"/>
-        <w:rPr/>
-      </w:pPr>
-      <w:r>
-        <w:rPr/>
-        <w:t>В данном задании было необходимо создать программу, которая превращала бы список из 5 различных целых чисел в список квадратов этих чисел. На рисунке 2 представлен код решения.</w:t>
+        <w:ind w:left="0" w:right="0" w:firstLine="465"/>
+        <w:rPr/>
+      </w:pPr>
+      <w:r>
+        <w:rPr/>
+        <w:t>В данном задании было необходимо создать программу, которая рассчитывала бы чистую прибыль вклада в банк. На рисунке 2 представлен код решения.</w:t>
       </w:r>
     </w:p>
     <w:p>
       <w:pPr>
         <w:pStyle w:val="13"/>
         <w:spacing w:lineRule="auto" w:line="360" w:before="0" w:after="0"/>
-        <w:ind w:hanging="0" w:left="10" w:right="121"/>
+        <w:ind w:right="121" w:hanging="0"/>
         <w:jc w:val="center"/>
         <w:rPr/>
       </w:pPr>
@@ -3937,7 +3950,7 @@
                     </pic:cNvPicPr>
                   </pic:nvPicPr>
                   <pic:blipFill>
-                    <a:blip r:embed="rId9"/>
+                    <a:blip r:embed="rId7"/>
                     <a:stretch>
                       <a:fillRect/>
                     </a:stretch>
@@ -3962,7 +3975,7 @@
       <w:pPr>
         <w:pStyle w:val="13"/>
         <w:spacing w:lineRule="auto" w:line="360" w:before="0" w:after="0"/>
-        <w:ind w:hanging="0" w:left="10" w:right="121"/>
+        <w:ind w:right="121" w:hanging="0"/>
         <w:jc w:val="center"/>
         <w:rPr/>
       </w:pPr>
@@ -3975,7 +3988,7 @@
       <w:pPr>
         <w:pStyle w:val="13"/>
         <w:spacing w:lineRule="auto" w:line="360" w:before="0" w:after="0"/>
-        <w:ind w:hanging="0" w:left="704" w:right="0"/>
+        <w:ind w:left="704" w:right="0" w:hanging="0"/>
         <w:rPr/>
       </w:pPr>
       <w:r>
@@ -3988,18 +4001,19 @@
         <w:pStyle w:val="13"/>
         <w:numPr>
           <w:ilvl w:val="0"/>
-          <w:numId w:val="9"/>
+          <w:numId w:val="10"/>
         </w:numPr>
         <w:tabs>
+          <w:tab w:val="left" w:pos="0" w:leader="none"/>
           <w:tab w:val="left" w:pos="993" w:leader="none"/>
         </w:tabs>
         <w:spacing w:lineRule="auto" w:line="360" w:before="0" w:after="0"/>
-        <w:ind w:firstLine="596" w:left="113" w:right="0"/>
-        <w:rPr/>
-      </w:pPr>
-      <w:r>
-        <w:rPr/>
-        <w:t>Вводим массив task2, то есть список 5 различных целых чисел;</w:t>
+        <w:ind w:left="113" w:right="0" w:firstLine="596"/>
+        <w:rPr/>
+      </w:pPr>
+      <w:r>
+        <w:rPr/>
+        <w:t>value2 принимает значение суммы вклада, введённое пользователем, а time2 принимает значение времени (в годах), также введённое пользователем;</w:t>
       </w:r>
     </w:p>
     <w:p>
@@ -4007,19 +4021,20 @@
         <w:pStyle w:val="13"/>
         <w:numPr>
           <w:ilvl w:val="0"/>
-          <w:numId w:val="9"/>
+          <w:numId w:val="10"/>
         </w:numPr>
         <w:tabs>
+          <w:tab w:val="left" w:pos="0" w:leader="none"/>
           <w:tab w:val="left" w:pos="993" w:leader="none"/>
           <w:tab w:val="left" w:pos="1134" w:leader="none"/>
         </w:tabs>
         <w:spacing w:lineRule="auto" w:line="360" w:before="0" w:after="0"/>
-        <w:ind w:firstLine="596" w:left="113" w:right="0"/>
-        <w:rPr/>
-      </w:pPr>
-      <w:r>
-        <w:rPr/>
-        <w:t>Вводим пустой массив otvet2, в который будем добавлять квадраты чисел из массива task2;</w:t>
+        <w:ind w:left="113" w:right="0" w:firstLine="596"/>
+        <w:rPr/>
+      </w:pPr>
+      <w:r>
+        <w:rPr/>
+        <w:t>Вводим функцию convert2, что будет оперировать с value2 и time2, проверяем через условие if, чтобы сумма вклада была не меньше 30000: функция в таком случае выдаст 0;</w:t>
       </w:r>
     </w:p>
     <w:p>
@@ -4027,18 +4042,19 @@
         <w:pStyle w:val="13"/>
         <w:numPr>
           <w:ilvl w:val="0"/>
-          <w:numId w:val="9"/>
+          <w:numId w:val="10"/>
         </w:numPr>
         <w:tabs>
+          <w:tab w:val="left" w:pos="0" w:leader="none"/>
           <w:tab w:val="left" w:pos="993" w:leader="none"/>
         </w:tabs>
         <w:spacing w:lineRule="auto" w:line="360" w:before="0" w:after="0"/>
-        <w:ind w:firstLine="596" w:left="113" w:right="0"/>
-        <w:rPr/>
-      </w:pPr>
-      <w:r>
-        <w:rPr/>
-        <w:t>Через цикл for перебираем значения массива task2, присваиваем им значение квадрата данного числа через оператор возведения в степень;</w:t>
+        <w:ind w:left="113" w:right="0" w:firstLine="596"/>
+        <w:rPr/>
+      </w:pPr>
+      <w:r>
+        <w:rPr/>
+        <w:t>Переменная answer2 будет нашим ответом, для base2 мы высчитываем, какой процент получает вклад от его суммы;</w:t>
       </w:r>
     </w:p>
     <w:p>
@@ -4046,18 +4062,19 @@
         <w:pStyle w:val="13"/>
         <w:numPr>
           <w:ilvl w:val="0"/>
-          <w:numId w:val="9"/>
+          <w:numId w:val="10"/>
         </w:numPr>
         <w:tabs>
+          <w:tab w:val="left" w:pos="0" w:leader="none"/>
           <w:tab w:val="left" w:pos="993" w:leader="none"/>
         </w:tabs>
         <w:spacing w:lineRule="auto" w:line="360" w:before="0" w:after="0"/>
-        <w:ind w:firstLine="596" w:left="113" w:right="0"/>
-        <w:rPr/>
-      </w:pPr>
-      <w:r>
-        <w:rPr/>
-        <w:t>С помощью метода append добавляем полученные квадраты чисел в массив otvet2, а с помощью команды print выводим ответ.</w:t>
+        <w:ind w:left="113" w:right="0" w:firstLine="596"/>
+        <w:rPr/>
+      </w:pPr>
+      <w:r>
+        <w:rPr/>
+        <w:t>Через цикл for, условия if, elif и else для каждого года проводим расчёт процентов, добавляем результат в answer2 и обновляем соответственно значение value2. Выводим ответ через команду print.</w:t>
       </w:r>
     </w:p>
     <w:p>
@@ -4065,7 +4082,7 @@
         <w:pStyle w:val="21"/>
         <w:numPr>
           <w:ilvl w:val="1"/>
-          <w:numId w:val="1"/>
+          <w:numId w:val="8"/>
         </w:numPr>
         <w:rPr/>
       </w:pPr>
@@ -4080,19 +4097,19 @@
       <w:pPr>
         <w:pStyle w:val="13"/>
         <w:spacing w:lineRule="auto" w:line="360" w:before="0" w:after="0"/>
-        <w:ind w:firstLine="465" w:left="0" w:right="0"/>
-        <w:rPr/>
-      </w:pPr>
-      <w:r>
-        <w:rPr/>
-        <w:t>В этом задании необходимо было создать программу, которая находила бы в списке различных целых чисел наибольшее число и делило бы его на длину списка. На рисунке 3 представлено решение задания.</w:t>
+        <w:ind w:left="0" w:right="0" w:firstLine="465"/>
+        <w:rPr/>
+      </w:pPr>
+      <w:r>
+        <w:rPr/>
+        <w:t>В этом задании необходимо было создать программу, которая выводила бы в указанном пользователем диапазоне все простые числа. На рисунке 3 представлено решение задания.</w:t>
       </w:r>
     </w:p>
     <w:p>
       <w:pPr>
         <w:pStyle w:val="13"/>
         <w:spacing w:lineRule="auto" w:line="360" w:before="0" w:after="0"/>
-        <w:ind w:hanging="0" w:left="10" w:right="121"/>
+        <w:ind w:right="121" w:hanging="0"/>
         <w:jc w:val="center"/>
         <w:rPr/>
       </w:pPr>
@@ -4116,7 +4133,7 @@
                     </pic:cNvPicPr>
                   </pic:nvPicPr>
                   <pic:blipFill>
-                    <a:blip r:embed="rId10"/>
+                    <a:blip r:embed="rId8"/>
                     <a:stretch>
                       <a:fillRect/>
                     </a:stretch>
@@ -4141,7 +4158,7 @@
       <w:pPr>
         <w:pStyle w:val="13"/>
         <w:spacing w:lineRule="auto" w:line="360" w:before="0" w:after="0"/>
-        <w:ind w:hanging="0" w:left="10" w:right="121"/>
+        <w:ind w:right="121" w:hanging="0"/>
         <w:jc w:val="center"/>
         <w:rPr/>
       </w:pPr>
@@ -4154,7 +4171,7 @@
       <w:pPr>
         <w:pStyle w:val="13"/>
         <w:spacing w:lineRule="auto" w:line="360" w:before="0" w:after="0"/>
-        <w:ind w:hanging="0" w:left="704" w:right="0"/>
+        <w:ind w:left="704" w:right="0" w:hanging="0"/>
         <w:rPr/>
       </w:pPr>
       <w:r>
@@ -4167,18 +4184,19 @@
         <w:pStyle w:val="13"/>
         <w:numPr>
           <w:ilvl w:val="0"/>
-          <w:numId w:val="10"/>
+          <w:numId w:val="11"/>
         </w:numPr>
         <w:tabs>
+          <w:tab w:val="left" w:pos="0" w:leader="none"/>
           <w:tab w:val="left" w:pos="993" w:leader="none"/>
         </w:tabs>
         <w:spacing w:lineRule="auto" w:line="360" w:before="0" w:after="0"/>
-        <w:ind w:firstLine="596" w:left="113" w:right="0"/>
-        <w:rPr/>
-      </w:pPr>
-      <w:r>
-        <w:rPr/>
-        <w:t>Вводим массив task3 со списком различных целых чисел;</w:t>
+        <w:ind w:left="113" w:right="0" w:firstLine="596"/>
+        <w:rPr/>
+      </w:pPr>
+      <w:r>
+        <w:rPr/>
+        <w:t>С помощью структуры try и except код будет выводить ошибку пользователю, если будут введенны нецелые числа или буквы в диапазоны x3 и y3;</w:t>
       </w:r>
     </w:p>
     <w:p>
@@ -4186,18 +4204,19 @@
         <w:pStyle w:val="13"/>
         <w:numPr>
           <w:ilvl w:val="0"/>
-          <w:numId w:val="10"/>
+          <w:numId w:val="11"/>
         </w:numPr>
         <w:tabs>
+          <w:tab w:val="left" w:pos="0" w:leader="none"/>
           <w:tab w:val="left" w:pos="993" w:leader="none"/>
         </w:tabs>
         <w:spacing w:lineRule="auto" w:line="360" w:before="0" w:after="0"/>
-        <w:ind w:firstLine="596" w:left="113" w:right="0"/>
-        <w:rPr/>
-      </w:pPr>
-      <w:r>
-        <w:rPr/>
-        <w:t>С помощью функции max для переменной max3 присваиваем значение наибольшего числа в массиве task3;</w:t>
+        <w:ind w:left="113" w:right="0" w:firstLine="596"/>
+        <w:rPr/>
+      </w:pPr>
+      <w:r>
+        <w:rPr/>
+        <w:t>С помощью условия if проверяем, чтобы начало диапазона x3 не было больше его конца y3. Выводим сообщение об ошибке, если условие выполняется;</w:t>
       </w:r>
     </w:p>
     <w:p>
@@ -4205,18 +4224,19 @@
         <w:pStyle w:val="13"/>
         <w:numPr>
           <w:ilvl w:val="0"/>
-          <w:numId w:val="10"/>
+          <w:numId w:val="11"/>
         </w:numPr>
         <w:tabs>
+          <w:tab w:val="left" w:pos="0" w:leader="none"/>
           <w:tab w:val="left" w:pos="993" w:leader="none"/>
         </w:tabs>
         <w:spacing w:lineRule="auto" w:line="360" w:before="0" w:after="0"/>
-        <w:ind w:firstLine="596" w:left="113" w:right="0"/>
-        <w:rPr/>
-      </w:pPr>
-      <w:r>
-        <w:rPr/>
-        <w:t>С помощью функции len для переменной delit3 присваиваем значение длины массива task3, то есть количества чисел в нём;</w:t>
+        <w:ind w:left="113" w:right="0" w:firstLine="596"/>
+        <w:rPr/>
+      </w:pPr>
+      <w:r>
+        <w:rPr/>
+        <w:t>Иначе с помощью else вводим функцию isprime, которая будет работать с x3 и y3. В функции вводим пустой массив m3, с помощью цикла for перебираем числа для переменной i3 в указанном диапазоне, учитывая конец диапазона;</w:t>
       </w:r>
     </w:p>
     <w:p>
@@ -4224,18 +4244,39 @@
         <w:pStyle w:val="13"/>
         <w:numPr>
           <w:ilvl w:val="0"/>
-          <w:numId w:val="10"/>
+          <w:numId w:val="11"/>
         </w:numPr>
         <w:tabs>
+          <w:tab w:val="left" w:pos="0" w:leader="none"/>
           <w:tab w:val="left" w:pos="993" w:leader="none"/>
         </w:tabs>
         <w:spacing w:lineRule="auto" w:line="360" w:before="0" w:after="0"/>
-        <w:ind w:firstLine="596" w:left="113" w:right="0"/>
-        <w:rPr/>
-      </w:pPr>
-      <w:r>
-        <w:rPr/>
-        <w:t>При помощи оператора деления для переменной otvet3 присваиваем ответ, деля наибольшее число на количество чисел в списке, а при помощи print выводим ответ.</w:t>
+        <w:ind w:left="113" w:right="0" w:firstLine="596"/>
+        <w:rPr/>
+      </w:pPr>
+      <w:r>
+        <w:rPr/>
+        <w:t>С помощью if ставим условие: если i3 больше 1, то is_prime принимает значение True. Вместе с этим запускаем ещё один цикл for, который будет перебирать делители для переменной i31 для числа i3: от 2 до корня этого числа;</w:t>
+      </w:r>
+    </w:p>
+    <w:p>
+      <w:pPr>
+        <w:pStyle w:val="13"/>
+        <w:numPr>
+          <w:ilvl w:val="0"/>
+          <w:numId w:val="11"/>
+        </w:numPr>
+        <w:tabs>
+          <w:tab w:val="left" w:pos="0" w:leader="none"/>
+          <w:tab w:val="left" w:pos="993" w:leader="none"/>
+        </w:tabs>
+        <w:spacing w:lineRule="auto" w:line="360" w:before="0" w:after="0"/>
+        <w:ind w:left="113" w:right="0" w:firstLine="596"/>
+        <w:rPr/>
+      </w:pPr>
+      <w:r>
+        <w:rPr/>
+        <w:t>Условием if определяем, делится ли i3 нацело на i31. В случае, если это так, то is_prime принимает значение False и цикл прерывается, в противном же случае, если is_prime сохраняет значение True, то число i3 добавляется в пустой массив m3, а функция в конечном счёте возвращает этот саммый массив. Ответ выводится командой print.</w:t>
       </w:r>
     </w:p>
     <w:p>
@@ -4243,7 +4284,7 @@
         <w:pStyle w:val="21"/>
         <w:numPr>
           <w:ilvl w:val="1"/>
-          <w:numId w:val="1"/>
+          <w:numId w:val="8"/>
         </w:numPr>
         <w:rPr/>
       </w:pPr>
@@ -4258,19 +4299,19 @@
       <w:pPr>
         <w:pStyle w:val="13"/>
         <w:spacing w:lineRule="auto" w:line="360" w:before="0" w:after="0"/>
-        <w:ind w:firstLine="465" w:left="0" w:right="0"/>
-        <w:rPr/>
-      </w:pPr>
-      <w:r>
-        <w:rPr/>
-        <w:t>В задании нужно было написать программу, сортирующую кортеж значений. Кортеж не должен измениться, если в нём есть элемент, не являющийся числом. На рисунке 4 представлен код решения.</w:t>
+        <w:ind w:left="0" w:right="0" w:firstLine="465"/>
+        <w:rPr/>
+      </w:pPr>
+      <w:r>
+        <w:rPr/>
+        <w:t>В задании нужно было написать программу, способную складывать квадратные матрицы. На рисунке 4 представлен код решения.</w:t>
       </w:r>
     </w:p>
     <w:p>
       <w:pPr>
         <w:pStyle w:val="13"/>
         <w:spacing w:lineRule="auto" w:line="360" w:before="0" w:after="0"/>
-        <w:ind w:hanging="0" w:left="10" w:right="121"/>
+        <w:ind w:right="121" w:hanging="0"/>
         <w:jc w:val="center"/>
         <w:rPr/>
       </w:pPr>
@@ -4294,7 +4335,7 @@
                     </pic:cNvPicPr>
                   </pic:nvPicPr>
                   <pic:blipFill>
-                    <a:blip r:embed="rId11"/>
+                    <a:blip r:embed="rId9"/>
                     <a:stretch>
                       <a:fillRect/>
                     </a:stretch>
@@ -4319,7 +4360,7 @@
       <w:pPr>
         <w:pStyle w:val="13"/>
         <w:spacing w:lineRule="auto" w:line="360" w:before="0" w:after="0"/>
-        <w:ind w:hanging="0" w:left="10" w:right="121"/>
+        <w:ind w:right="121" w:hanging="0"/>
         <w:jc w:val="center"/>
         <w:rPr/>
       </w:pPr>
@@ -4332,7 +4373,7 @@
       <w:pPr>
         <w:pStyle w:val="13"/>
         <w:spacing w:lineRule="auto" w:line="360" w:before="0" w:after="0"/>
-        <w:ind w:hanging="0" w:left="704" w:right="0"/>
+        <w:ind w:left="704" w:right="0" w:hanging="0"/>
         <w:rPr/>
       </w:pPr>
       <w:r>
@@ -4345,18 +4386,19 @@
         <w:pStyle w:val="13"/>
         <w:numPr>
           <w:ilvl w:val="0"/>
-          <w:numId w:val="11"/>
+          <w:numId w:val="12"/>
         </w:numPr>
         <w:tabs>
+          <w:tab w:val="left" w:pos="0" w:leader="none"/>
           <w:tab w:val="left" w:pos="993" w:leader="none"/>
         </w:tabs>
         <w:spacing w:lineRule="auto" w:line="360" w:before="0" w:after="0"/>
-        <w:ind w:firstLine="596" w:left="113" w:right="0"/>
-        <w:rPr/>
-      </w:pPr>
-      <w:r>
-        <w:rPr/>
-        <w:t>При помощи функции try и except задаём ограничение: если программа не сможет отсортировать кортеж, что будет свидетельствовать о наличии несовместимых между собой в сравнении значений int и str, то будет выводиться неизменный кортеж значений;</w:t>
+        <w:ind w:left="113" w:right="0" w:firstLine="596"/>
+        <w:rPr/>
+      </w:pPr>
+      <w:r>
+        <w:rPr/>
+        <w:t>Переменная n принимает значение длины-ширины квадратной матрицы, введённое пользователем;</w:t>
       </w:r>
     </w:p>
     <w:p>
@@ -4364,18 +4406,19 @@
         <w:pStyle w:val="13"/>
         <w:numPr>
           <w:ilvl w:val="0"/>
-          <w:numId w:val="11"/>
+          <w:numId w:val="12"/>
         </w:numPr>
         <w:tabs>
+          <w:tab w:val="left" w:pos="0" w:leader="none"/>
           <w:tab w:val="left" w:pos="993" w:leader="none"/>
         </w:tabs>
         <w:spacing w:lineRule="auto" w:line="360" w:before="0" w:after="0"/>
-        <w:ind w:firstLine="596" w:left="113" w:right="0"/>
-        <w:rPr/>
-      </w:pPr>
-      <w:r>
-        <w:rPr/>
-        <w:t>Вводим переменную task4 и назначаем ей кортеж различных значений;</w:t>
+        <w:ind w:left="113" w:right="0" w:firstLine="596"/>
+        <w:rPr/>
+      </w:pPr>
+      <w:r>
+        <w:rPr/>
+        <w:t>Переменные first и second принимают значения первой и второй матрицы. Благодаря циклу for пользователю необходимо ввести столько строк матрицы с значениями через пробел, сколько указано для переменной n, итоговый результат будет поделен командой split, что уберёт пробелы и добавит значения в качестве массива;</w:t>
       </w:r>
     </w:p>
     <w:p>
@@ -4383,18 +4426,39 @@
         <w:pStyle w:val="13"/>
         <w:numPr>
           <w:ilvl w:val="0"/>
-          <w:numId w:val="11"/>
+          <w:numId w:val="12"/>
         </w:numPr>
         <w:tabs>
+          <w:tab w:val="left" w:pos="0" w:leader="none"/>
           <w:tab w:val="left" w:pos="993" w:leader="none"/>
         </w:tabs>
         <w:spacing w:lineRule="auto" w:line="360" w:before="0" w:after="0"/>
-        <w:ind w:firstLine="596" w:left="113" w:right="0"/>
-        <w:rPr/>
-      </w:pPr>
-      <w:r>
-        <w:rPr/>
-        <w:t>С помощью команды print и sorted сортируем кортеж и выводим ответ в консоль.</w:t>
+        <w:ind w:left="113" w:right="0" w:firstLine="596"/>
+        <w:rPr/>
+      </w:pPr>
+      <w:r>
+        <w:rPr/>
+        <w:t>Условием if проверяем квадратность матриц: складываем first и second и проверяем, равна ли длина каждой строки введённому ранее n. Если же хоть одна строка не будет равна n, то будет выводиться сообщение об ошибке;</w:t>
+      </w:r>
+    </w:p>
+    <w:p>
+      <w:pPr>
+        <w:pStyle w:val="13"/>
+        <w:numPr>
+          <w:ilvl w:val="0"/>
+          <w:numId w:val="12"/>
+        </w:numPr>
+        <w:tabs>
+          <w:tab w:val="left" w:pos="0" w:leader="none"/>
+          <w:tab w:val="left" w:pos="993" w:leader="none"/>
+        </w:tabs>
+        <w:spacing w:lineRule="auto" w:line="360" w:before="0" w:after="0"/>
+        <w:ind w:left="113" w:right="0" w:firstLine="596"/>
+        <w:rPr/>
+      </w:pPr>
+      <w:r>
+        <w:rPr/>
+        <w:t>Иначе условием else запускаем цикл for для строк i и для столбцов j, складываем полученные значения, с помощью end=” ” выводим полученный ответ через пробел в команде print. Print до цикла for и print в конце программы требуется для удобного чтения полученной матрицы.</w:t>
       </w:r>
     </w:p>
     <w:p>
@@ -4402,7 +4466,7 @@
         <w:pStyle w:val="21"/>
         <w:numPr>
           <w:ilvl w:val="1"/>
-          <w:numId w:val="1"/>
+          <w:numId w:val="8"/>
         </w:numPr>
         <w:rPr/>
       </w:pPr>
@@ -4417,19 +4481,19 @@
       <w:pPr>
         <w:pStyle w:val="13"/>
         <w:spacing w:lineRule="auto" w:line="360" w:before="0" w:after="0"/>
-        <w:ind w:firstLine="465" w:left="0" w:right="0"/>
-        <w:rPr/>
-      </w:pPr>
-      <w:r>
-        <w:rPr/>
-        <w:t>Цель задания – написать программу, выявляющую в словаре, представляющем собой ассортимент товаров в магазине и цены на них, максимальную в цене продукцию и минимальную. На рисунке 5 представлен код решения.</w:t>
+        <w:ind w:left="0" w:right="0" w:firstLine="465"/>
+        <w:rPr/>
+      </w:pPr>
+      <w:r>
+        <w:rPr/>
+        <w:t>Цель задания – написать программу, определяющую, является ли введённая строка палиндромом. Палиндром - строка, читающаяся одинаково слева направо и справа налево без учёта специальных символов, регистра и пробелов. На рисунке 5 представлен код решения.</w:t>
       </w:r>
     </w:p>
     <w:p>
       <w:pPr>
         <w:pStyle w:val="13"/>
         <w:spacing w:lineRule="auto" w:line="360" w:before="0" w:after="0"/>
-        <w:ind w:hanging="0" w:left="10" w:right="121"/>
+        <w:ind w:right="121" w:hanging="0"/>
         <w:jc w:val="center"/>
         <w:rPr/>
       </w:pPr>
@@ -4453,7 +4517,7 @@
                     </pic:cNvPicPr>
                   </pic:nvPicPr>
                   <pic:blipFill>
-                    <a:blip r:embed="rId12"/>
+                    <a:blip r:embed="rId10"/>
                     <a:stretch>
                       <a:fillRect/>
                     </a:stretch>
@@ -4478,7 +4542,7 @@
       <w:pPr>
         <w:pStyle w:val="13"/>
         <w:spacing w:lineRule="auto" w:line="360" w:before="0" w:after="0"/>
-        <w:ind w:hanging="0" w:left="10" w:right="121"/>
+        <w:ind w:right="121" w:hanging="0"/>
         <w:jc w:val="center"/>
         <w:rPr/>
       </w:pPr>
@@ -4491,7 +4555,7 @@
       <w:pPr>
         <w:pStyle w:val="13"/>
         <w:spacing w:lineRule="auto" w:line="360" w:before="0" w:after="0"/>
-        <w:ind w:hanging="0" w:left="704" w:right="0"/>
+        <w:ind w:left="704" w:right="0" w:hanging="0"/>
         <w:rPr/>
       </w:pPr>
       <w:r>
@@ -4504,18 +4568,19 @@
         <w:pStyle w:val="13"/>
         <w:numPr>
           <w:ilvl w:val="0"/>
-          <w:numId w:val="12"/>
+          <w:numId w:val="13"/>
         </w:numPr>
         <w:tabs>
+          <w:tab w:val="left" w:pos="0" w:leader="none"/>
           <w:tab w:val="left" w:pos="993" w:leader="none"/>
         </w:tabs>
         <w:spacing w:lineRule="auto" w:line="360" w:before="0" w:after="0"/>
-        <w:ind w:firstLine="596" w:left="113" w:right="0"/>
-        <w:rPr/>
-      </w:pPr>
-      <w:r>
-        <w:rPr/>
-        <w:t>Переменной task5 присваиваем словарь значений - продукты и их цену;</w:t>
+        <w:ind w:left="113" w:right="0" w:firstLine="596"/>
+        <w:rPr/>
+      </w:pPr>
+      <w:r>
+        <w:rPr/>
+        <w:t>Переменная text5 принимает значение строки, которую введёт пользователь;</w:t>
       </w:r>
     </w:p>
     <w:p>
@@ -4523,18 +4588,19 @@
         <w:pStyle w:val="13"/>
         <w:numPr>
           <w:ilvl w:val="0"/>
-          <w:numId w:val="12"/>
+          <w:numId w:val="13"/>
         </w:numPr>
         <w:tabs>
+          <w:tab w:val="left" w:pos="0" w:leader="none"/>
           <w:tab w:val="left" w:pos="993" w:leader="none"/>
         </w:tabs>
         <w:spacing w:lineRule="auto" w:line="360" w:before="0" w:after="0"/>
-        <w:ind w:firstLine="596" w:left="113" w:right="0"/>
-        <w:rPr/>
-      </w:pPr>
-      <w:r>
-        <w:rPr/>
-        <w:t>Переменным maxstr5, maxint5, minstr5, minint5 присваиваем соответственно максимальные и минимальные значения, где для int - значение стоимости, для str - значение наименования товара;</w:t>
+        <w:ind w:left="113" w:right="0" w:firstLine="596"/>
+        <w:rPr/>
+      </w:pPr>
+      <w:r>
+        <w:rPr/>
+        <w:t>Вводим функцию check5, работающую с переменной text5. Вводим переменную symb5, включающую в себя все специальные символы, а также пустую переменную clean5;</w:t>
       </w:r>
     </w:p>
     <w:p>
@@ -4542,18 +4608,19 @@
         <w:pStyle w:val="13"/>
         <w:numPr>
           <w:ilvl w:val="0"/>
-          <w:numId w:val="12"/>
+          <w:numId w:val="13"/>
         </w:numPr>
         <w:tabs>
+          <w:tab w:val="left" w:pos="0" w:leader="none"/>
           <w:tab w:val="left" w:pos="993" w:leader="none"/>
         </w:tabs>
         <w:spacing w:lineRule="auto" w:line="360" w:before="0" w:after="0"/>
-        <w:ind w:firstLine="596" w:left="113" w:right="0"/>
-        <w:rPr/>
-      </w:pPr>
-      <w:r>
-        <w:rPr/>
-        <w:t>С помощью функций key и get смотрим на максимальное или минимальное значение и отсылаемся на наименование предмета, к которому это значение привязано. Максимальное и минимальное определяем соответствующими функциями max и min;</w:t>
+        <w:ind w:left="113" w:right="0" w:firstLine="596"/>
+        <w:rPr/>
+      </w:pPr>
+      <w:r>
+        <w:rPr/>
+        <w:t>Вводим цикл for, который будет перебирать все символы во введённой строке для переменной i5. Через if выставляем условие: если i5 не равно какому-либо символу из переменной symb5, то в clean5 добавляется i5 под нижним регистром;</w:t>
       </w:r>
     </w:p>
     <w:p>
@@ -4561,18 +4628,19 @@
         <w:pStyle w:val="13"/>
         <w:numPr>
           <w:ilvl w:val="0"/>
-          <w:numId w:val="12"/>
+          <w:numId w:val="13"/>
         </w:numPr>
         <w:tabs>
+          <w:tab w:val="left" w:pos="0" w:leader="none"/>
           <w:tab w:val="left" w:pos="993" w:leader="none"/>
         </w:tabs>
         <w:spacing w:lineRule="auto" w:line="360" w:before="0" w:after="0"/>
-        <w:ind w:firstLine="596" w:left="113" w:right="0"/>
-        <w:rPr/>
-      </w:pPr>
-      <w:r>
-        <w:rPr/>
-        <w:t>Результат выводим с помощью команды print.</w:t>
+        <w:ind w:left="113" w:right="0" w:firstLine="596"/>
+        <w:rPr/>
+      </w:pPr>
+      <w:r>
+        <w:rPr/>
+        <w:t>Функция возвращает “Да”, если clean5 равно обратному значению clean5 и возвращает “Нет”, если не равно. Ответ выводится командой print.</w:t>
       </w:r>
     </w:p>
     <w:p>
@@ -4580,7 +4648,7 @@
         <w:pStyle w:val="21"/>
         <w:numPr>
           <w:ilvl w:val="1"/>
-          <w:numId w:val="1"/>
+          <w:numId w:val="8"/>
         </w:numPr>
         <w:rPr/>
       </w:pPr>
@@ -4595,7 +4663,7 @@
       <w:pPr>
         <w:pStyle w:val="13"/>
         <w:spacing w:lineRule="auto" w:line="360" w:before="0" w:after="0"/>
-        <w:ind w:firstLine="465" w:left="0" w:right="0"/>
+        <w:ind w:left="0" w:right="0" w:firstLine="465"/>
         <w:rPr/>
       </w:pPr>
       <w:r>
@@ -4607,7 +4675,7 @@
       <w:pPr>
         <w:pStyle w:val="13"/>
         <w:spacing w:before="0" w:after="221"/>
-        <w:ind w:hanging="0" w:left="10" w:right="121"/>
+        <w:ind w:right="121" w:hanging="0"/>
         <w:jc w:val="center"/>
         <w:rPr/>
       </w:pPr>
@@ -4631,7 +4699,7 @@
                     </pic:cNvPicPr>
                   </pic:nvPicPr>
                   <pic:blipFill>
-                    <a:blip r:embed="rId13"/>
+                    <a:blip r:embed="rId11"/>
                     <a:stretch>
                       <a:fillRect/>
                     </a:stretch>
@@ -4656,7 +4724,7 @@
       <w:pPr>
         <w:pStyle w:val="13"/>
         <w:spacing w:before="0" w:after="221"/>
-        <w:ind w:hanging="0" w:left="10" w:right="121"/>
+        <w:ind w:right="121" w:hanging="0"/>
         <w:jc w:val="center"/>
         <w:rPr/>
       </w:pPr>
@@ -4669,7 +4737,7 @@
       <w:pPr>
         <w:pStyle w:val="13"/>
         <w:spacing w:lineRule="auto" w:line="360" w:before="0" w:after="0"/>
-        <w:ind w:hanging="0" w:left="704" w:right="0"/>
+        <w:ind w:left="704" w:right="0" w:hanging="0"/>
         <w:rPr/>
       </w:pPr>
       <w:r>
@@ -4682,13 +4750,14 @@
         <w:pStyle w:val="13"/>
         <w:numPr>
           <w:ilvl w:val="0"/>
-          <w:numId w:val="13"/>
+          <w:numId w:val="14"/>
         </w:numPr>
         <w:tabs>
+          <w:tab w:val="left" w:pos="0" w:leader="none"/>
           <w:tab w:val="left" w:pos="993" w:leader="none"/>
         </w:tabs>
         <w:spacing w:lineRule="auto" w:line="360" w:before="0" w:after="0"/>
-        <w:ind w:firstLine="596" w:left="113" w:right="0"/>
+        <w:ind w:left="113" w:right="0" w:firstLine="596"/>
         <w:rPr/>
       </w:pPr>
       <w:r>
@@ -4712,13 +4781,14 @@
         <w:pStyle w:val="13"/>
         <w:numPr>
           <w:ilvl w:val="0"/>
-          <w:numId w:val="13"/>
+          <w:numId w:val="14"/>
         </w:numPr>
         <w:tabs>
+          <w:tab w:val="left" w:pos="0" w:leader="none"/>
           <w:tab w:val="left" w:pos="993" w:leader="none"/>
         </w:tabs>
         <w:spacing w:lineRule="auto" w:line="360" w:before="0" w:after="0"/>
-        <w:ind w:firstLine="596" w:left="113" w:right="0"/>
+        <w:ind w:left="113" w:right="0" w:firstLine="596"/>
         <w:rPr/>
       </w:pPr>
       <w:r>
@@ -4775,13 +4845,14 @@
         <w:pStyle w:val="13"/>
         <w:numPr>
           <w:ilvl w:val="0"/>
-          <w:numId w:val="13"/>
+          <w:numId w:val="14"/>
         </w:numPr>
         <w:tabs>
+          <w:tab w:val="left" w:pos="0" w:leader="none"/>
           <w:tab w:val="left" w:pos="993" w:leader="none"/>
         </w:tabs>
         <w:spacing w:lineRule="auto" w:line="360" w:before="0" w:after="0"/>
-        <w:ind w:firstLine="596" w:left="113" w:right="0"/>
+        <w:ind w:left="113" w:right="0" w:firstLine="596"/>
         <w:rPr/>
       </w:pPr>
       <w:r>
@@ -4794,7 +4865,7 @@
         <w:pStyle w:val="21"/>
         <w:numPr>
           <w:ilvl w:val="1"/>
-          <w:numId w:val="1"/>
+          <w:numId w:val="8"/>
         </w:numPr>
         <w:rPr/>
       </w:pPr>
@@ -4809,7 +4880,7 @@
       <w:pPr>
         <w:pStyle w:val="13"/>
         <w:spacing w:lineRule="auto" w:line="360" w:before="0" w:after="0"/>
-        <w:ind w:firstLine="465" w:left="0" w:right="0"/>
+        <w:ind w:left="0" w:right="0" w:firstLine="465"/>
         <w:rPr/>
       </w:pPr>
       <w:r>
@@ -4821,7 +4892,7 @@
       <w:pPr>
         <w:pStyle w:val="13"/>
         <w:spacing w:before="0" w:after="221"/>
-        <w:ind w:hanging="0" w:left="10" w:right="121"/>
+        <w:ind w:right="121" w:hanging="0"/>
         <w:jc w:val="center"/>
         <w:rPr/>
       </w:pPr>
@@ -4845,7 +4916,7 @@
                     </pic:cNvPicPr>
                   </pic:nvPicPr>
                   <pic:blipFill>
-                    <a:blip r:embed="rId14"/>
+                    <a:blip r:embed="rId12"/>
                     <a:stretch>
                       <a:fillRect/>
                     </a:stretch>
@@ -4870,7 +4941,7 @@
       <w:pPr>
         <w:pStyle w:val="13"/>
         <w:spacing w:before="0" w:after="221"/>
-        <w:ind w:hanging="0" w:left="10" w:right="121"/>
+        <w:ind w:right="121" w:hanging="0"/>
         <w:jc w:val="center"/>
         <w:rPr/>
       </w:pPr>
@@ -4883,7 +4954,7 @@
       <w:pPr>
         <w:pStyle w:val="13"/>
         <w:spacing w:lineRule="auto" w:line="360" w:before="0" w:after="0"/>
-        <w:ind w:hanging="0" w:left="704" w:right="0"/>
+        <w:ind w:left="704" w:right="0" w:hanging="0"/>
         <w:rPr/>
       </w:pPr>
       <w:r>
@@ -4896,13 +4967,14 @@
         <w:pStyle w:val="13"/>
         <w:numPr>
           <w:ilvl w:val="0"/>
-          <w:numId w:val="14"/>
+          <w:numId w:val="15"/>
         </w:numPr>
         <w:tabs>
+          <w:tab w:val="left" w:pos="0" w:leader="none"/>
           <w:tab w:val="left" w:pos="993" w:leader="none"/>
         </w:tabs>
         <w:spacing w:lineRule="auto" w:line="360" w:before="0" w:after="0"/>
-        <w:ind w:firstLine="596" w:left="113" w:right="0"/>
+        <w:ind w:left="113" w:right="0" w:firstLine="596"/>
         <w:rPr/>
       </w:pPr>
       <w:r>
@@ -4926,13 +4998,14 @@
         <w:pStyle w:val="13"/>
         <w:numPr>
           <w:ilvl w:val="0"/>
-          <w:numId w:val="14"/>
+          <w:numId w:val="15"/>
         </w:numPr>
         <w:tabs>
+          <w:tab w:val="left" w:pos="0" w:leader="none"/>
           <w:tab w:val="left" w:pos="993" w:leader="none"/>
         </w:tabs>
         <w:spacing w:lineRule="auto" w:line="360" w:before="0" w:after="0"/>
-        <w:ind w:firstLine="596" w:left="113" w:right="0"/>
+        <w:ind w:left="113" w:right="0" w:firstLine="596"/>
         <w:rPr/>
       </w:pPr>
       <w:r>
@@ -4956,13 +5029,14 @@
         <w:pStyle w:val="13"/>
         <w:numPr>
           <w:ilvl w:val="0"/>
-          <w:numId w:val="14"/>
+          <w:numId w:val="15"/>
         </w:numPr>
         <w:tabs>
+          <w:tab w:val="left" w:pos="0" w:leader="none"/>
           <w:tab w:val="left" w:pos="993" w:leader="none"/>
         </w:tabs>
         <w:spacing w:lineRule="auto" w:line="360" w:before="0" w:after="0"/>
-        <w:ind w:firstLine="596" w:left="113" w:right="0"/>
+        <w:ind w:left="113" w:right="0" w:firstLine="596"/>
         <w:rPr/>
       </w:pPr>
       <w:r>
@@ -4997,13 +5071,14 @@
         <w:pStyle w:val="13"/>
         <w:numPr>
           <w:ilvl w:val="0"/>
-          <w:numId w:val="14"/>
+          <w:numId w:val="15"/>
         </w:numPr>
         <w:tabs>
+          <w:tab w:val="left" w:pos="0" w:leader="none"/>
           <w:tab w:val="left" w:pos="993" w:leader="none"/>
         </w:tabs>
         <w:spacing w:lineRule="auto" w:line="360" w:before="0" w:after="0"/>
-        <w:ind w:firstLine="596" w:left="113" w:right="0"/>
+        <w:ind w:left="113" w:right="0" w:firstLine="596"/>
         <w:rPr/>
       </w:pPr>
       <w:r>
@@ -5071,13 +5146,14 @@
         <w:pStyle w:val="13"/>
         <w:numPr>
           <w:ilvl w:val="0"/>
-          <w:numId w:val="14"/>
+          <w:numId w:val="15"/>
         </w:numPr>
         <w:tabs>
+          <w:tab w:val="left" w:pos="0" w:leader="none"/>
           <w:tab w:val="left" w:pos="993" w:leader="none"/>
         </w:tabs>
         <w:spacing w:lineRule="auto" w:line="360" w:before="0" w:after="0"/>
-        <w:ind w:firstLine="596" w:left="113" w:right="0"/>
+        <w:ind w:left="113" w:right="0" w:firstLine="596"/>
         <w:rPr/>
       </w:pPr>
       <w:r>
@@ -5156,13 +5232,14 @@
         <w:pStyle w:val="13"/>
         <w:numPr>
           <w:ilvl w:val="0"/>
-          <w:numId w:val="14"/>
+          <w:numId w:val="15"/>
         </w:numPr>
         <w:tabs>
+          <w:tab w:val="left" w:pos="0" w:leader="none"/>
           <w:tab w:val="left" w:pos="993" w:leader="none"/>
         </w:tabs>
         <w:spacing w:lineRule="auto" w:line="360" w:before="0" w:after="0"/>
-        <w:ind w:firstLine="596" w:left="113" w:right="0"/>
+        <w:ind w:left="113" w:right="0" w:firstLine="596"/>
         <w:rPr/>
       </w:pPr>
       <w:r>
@@ -5208,7 +5285,7 @@
         <w:pStyle w:val="21"/>
         <w:numPr>
           <w:ilvl w:val="1"/>
-          <w:numId w:val="1"/>
+          <w:numId w:val="8"/>
         </w:numPr>
         <w:rPr/>
       </w:pPr>
@@ -5223,7 +5300,7 @@
       <w:pPr>
         <w:pStyle w:val="13"/>
         <w:spacing w:lineRule="auto" w:line="360" w:before="0" w:after="0"/>
-        <w:ind w:firstLine="465" w:left="0" w:right="0"/>
+        <w:ind w:left="0" w:right="0" w:firstLine="465"/>
         <w:rPr/>
       </w:pPr>
       <w:r>
@@ -5235,7 +5312,7 @@
       <w:pPr>
         <w:pStyle w:val="13"/>
         <w:spacing w:before="0" w:after="221"/>
-        <w:ind w:hanging="0" w:left="10" w:right="121"/>
+        <w:ind w:right="121" w:hanging="0"/>
         <w:jc w:val="center"/>
         <w:rPr/>
       </w:pPr>
@@ -5259,7 +5336,7 @@
                     </pic:cNvPicPr>
                   </pic:nvPicPr>
                   <pic:blipFill>
-                    <a:blip r:embed="rId15"/>
+                    <a:blip r:embed="rId13"/>
                     <a:stretch>
                       <a:fillRect/>
                     </a:stretch>
@@ -5284,7 +5361,7 @@
       <w:pPr>
         <w:pStyle w:val="13"/>
         <w:spacing w:before="0" w:after="221"/>
-        <w:ind w:hanging="0" w:left="10" w:right="121"/>
+        <w:ind w:right="121" w:hanging="0"/>
         <w:jc w:val="center"/>
         <w:rPr/>
       </w:pPr>
@@ -5297,7 +5374,7 @@
       <w:pPr>
         <w:pStyle w:val="13"/>
         <w:spacing w:lineRule="auto" w:line="360" w:before="0" w:after="0"/>
-        <w:ind w:hanging="0" w:left="704" w:right="0"/>
+        <w:ind w:left="704" w:right="0" w:hanging="0"/>
         <w:rPr/>
       </w:pPr>
       <w:r>
@@ -5310,13 +5387,14 @@
         <w:pStyle w:val="13"/>
         <w:numPr>
           <w:ilvl w:val="0"/>
-          <w:numId w:val="15"/>
+          <w:numId w:val="16"/>
         </w:numPr>
         <w:tabs>
+          <w:tab w:val="left" w:pos="0" w:leader="none"/>
           <w:tab w:val="left" w:pos="993" w:leader="none"/>
         </w:tabs>
         <w:spacing w:lineRule="auto" w:line="360" w:before="0" w:after="0"/>
-        <w:ind w:firstLine="596" w:left="113" w:right="0"/>
+        <w:ind w:left="113" w:right="0" w:firstLine="596"/>
         <w:rPr/>
       </w:pPr>
       <w:r>
@@ -5329,13 +5407,14 @@
         <w:pStyle w:val="13"/>
         <w:numPr>
           <w:ilvl w:val="0"/>
-          <w:numId w:val="15"/>
+          <w:numId w:val="16"/>
         </w:numPr>
         <w:tabs>
+          <w:tab w:val="left" w:pos="0" w:leader="none"/>
           <w:tab w:val="left" w:pos="993" w:leader="none"/>
         </w:tabs>
         <w:spacing w:lineRule="auto" w:line="360" w:before="0" w:after="0"/>
-        <w:ind w:firstLine="596" w:left="113" w:right="0"/>
+        <w:ind w:left="113" w:right="0" w:firstLine="596"/>
         <w:rPr/>
       </w:pPr>
       <w:r>
@@ -5348,13 +5427,14 @@
         <w:pStyle w:val="13"/>
         <w:numPr>
           <w:ilvl w:val="0"/>
-          <w:numId w:val="15"/>
+          <w:numId w:val="16"/>
         </w:numPr>
         <w:tabs>
+          <w:tab w:val="left" w:pos="0" w:leader="none"/>
           <w:tab w:val="left" w:pos="993" w:leader="none"/>
         </w:tabs>
         <w:spacing w:lineRule="auto" w:line="360" w:before="0" w:after="0"/>
-        <w:ind w:firstLine="596" w:left="113" w:right="0"/>
+        <w:ind w:left="113" w:right="0" w:firstLine="596"/>
         <w:rPr/>
       </w:pPr>
       <w:r>
@@ -5367,14 +5447,15 @@
         <w:pStyle w:val="13"/>
         <w:numPr>
           <w:ilvl w:val="0"/>
-          <w:numId w:val="15"/>
+          <w:numId w:val="16"/>
         </w:numPr>
         <w:tabs>
+          <w:tab w:val="left" w:pos="0" w:leader="none"/>
           <w:tab w:val="left" w:pos="122" w:leader="none"/>
           <w:tab w:val="left" w:pos="993" w:leader="none"/>
         </w:tabs>
         <w:spacing w:lineRule="auto" w:line="360" w:before="0" w:after="0"/>
-        <w:ind w:firstLine="596" w:left="113" w:right="0"/>
+        <w:ind w:left="113" w:right="0" w:firstLine="596"/>
         <w:rPr/>
       </w:pPr>
       <w:r>
@@ -5387,14 +5468,15 @@
         <w:pStyle w:val="13"/>
         <w:numPr>
           <w:ilvl w:val="0"/>
-          <w:numId w:val="15"/>
+          <w:numId w:val="16"/>
         </w:numPr>
         <w:tabs>
+          <w:tab w:val="left" w:pos="0" w:leader="none"/>
           <w:tab w:val="left" w:pos="122" w:leader="none"/>
           <w:tab w:val="left" w:pos="993" w:leader="none"/>
         </w:tabs>
         <w:spacing w:lineRule="auto" w:line="360" w:before="0" w:after="0"/>
-        <w:ind w:firstLine="596" w:left="113" w:right="0"/>
+        <w:ind w:left="113" w:right="0" w:firstLine="596"/>
         <w:rPr/>
       </w:pPr>
       <w:r>
@@ -5407,14 +5489,15 @@
         <w:pStyle w:val="13"/>
         <w:numPr>
           <w:ilvl w:val="0"/>
-          <w:numId w:val="15"/>
+          <w:numId w:val="16"/>
         </w:numPr>
         <w:tabs>
+          <w:tab w:val="left" w:pos="0" w:leader="none"/>
           <w:tab w:val="left" w:pos="122" w:leader="none"/>
           <w:tab w:val="left" w:pos="993" w:leader="none"/>
         </w:tabs>
         <w:spacing w:lineRule="auto" w:line="360" w:before="0" w:after="0"/>
-        <w:ind w:firstLine="596" w:left="113" w:right="0"/>
+        <w:ind w:left="113" w:right="0" w:firstLine="596"/>
         <w:rPr/>
       </w:pPr>
       <w:r>
@@ -5427,7 +5510,7 @@
         <w:pStyle w:val="21"/>
         <w:numPr>
           <w:ilvl w:val="1"/>
-          <w:numId w:val="1"/>
+          <w:numId w:val="8"/>
         </w:numPr>
         <w:rPr/>
       </w:pPr>
@@ -5442,7 +5525,7 @@
       <w:pPr>
         <w:pStyle w:val="13"/>
         <w:spacing w:lineRule="auto" w:line="360" w:before="0" w:after="0"/>
-        <w:ind w:firstLine="465" w:left="0" w:right="0"/>
+        <w:ind w:left="0" w:right="0" w:firstLine="465"/>
         <w:rPr/>
       </w:pPr>
       <w:r>
@@ -5454,7 +5537,7 @@
       <w:pPr>
         <w:pStyle w:val="13"/>
         <w:spacing w:before="0" w:after="221"/>
-        <w:ind w:hanging="0" w:left="10" w:right="121"/>
+        <w:ind w:right="121" w:hanging="0"/>
         <w:jc w:val="center"/>
         <w:rPr/>
       </w:pPr>
@@ -5478,7 +5561,7 @@
                     </pic:cNvPicPr>
                   </pic:nvPicPr>
                   <pic:blipFill>
-                    <a:blip r:embed="rId16"/>
+                    <a:blip r:embed="rId14"/>
                     <a:stretch>
                       <a:fillRect/>
                     </a:stretch>
@@ -5503,7 +5586,7 @@
       <w:pPr>
         <w:pStyle w:val="13"/>
         <w:spacing w:before="0" w:after="221"/>
-        <w:ind w:hanging="0" w:left="10" w:right="121"/>
+        <w:ind w:right="121" w:hanging="0"/>
         <w:jc w:val="center"/>
         <w:rPr/>
       </w:pPr>
@@ -5516,7 +5599,7 @@
       <w:pPr>
         <w:pStyle w:val="13"/>
         <w:spacing w:lineRule="auto" w:line="360" w:before="0" w:after="0"/>
-        <w:ind w:hanging="11" w:left="703" w:right="0"/>
+        <w:ind w:left="703" w:right="0" w:hanging="11"/>
         <w:rPr/>
       </w:pPr>
       <w:r>
@@ -5529,13 +5612,14 @@
         <w:pStyle w:val="13"/>
         <w:numPr>
           <w:ilvl w:val="0"/>
-          <w:numId w:val="16"/>
+          <w:numId w:val="17"/>
         </w:numPr>
         <w:tabs>
+          <w:tab w:val="left" w:pos="0" w:leader="none"/>
           <w:tab w:val="left" w:pos="993" w:leader="none"/>
         </w:tabs>
         <w:spacing w:lineRule="auto" w:line="360" w:before="0" w:after="0"/>
-        <w:ind w:firstLine="709" w:left="0" w:right="0"/>
+        <w:ind w:left="0" w:right="0" w:firstLine="709"/>
         <w:rPr/>
       </w:pPr>
       <w:r>
@@ -5548,13 +5632,14 @@
         <w:pStyle w:val="13"/>
         <w:numPr>
           <w:ilvl w:val="0"/>
-          <w:numId w:val="16"/>
+          <w:numId w:val="17"/>
         </w:numPr>
         <w:tabs>
+          <w:tab w:val="left" w:pos="0" w:leader="none"/>
           <w:tab w:val="left" w:pos="993" w:leader="none"/>
         </w:tabs>
         <w:spacing w:lineRule="auto" w:line="360" w:before="0" w:after="0"/>
-        <w:ind w:firstLine="596" w:left="113" w:right="0"/>
+        <w:ind w:left="113" w:right="0" w:firstLine="596"/>
         <w:rPr/>
       </w:pPr>
       <w:r>
@@ -5567,13 +5652,14 @@
         <w:pStyle w:val="13"/>
         <w:numPr>
           <w:ilvl w:val="0"/>
-          <w:numId w:val="16"/>
+          <w:numId w:val="17"/>
         </w:numPr>
         <w:tabs>
+          <w:tab w:val="left" w:pos="0" w:leader="none"/>
           <w:tab w:val="left" w:pos="993" w:leader="none"/>
         </w:tabs>
         <w:spacing w:lineRule="auto" w:line="360" w:before="0" w:after="0"/>
-        <w:ind w:firstLine="709" w:left="0" w:right="0"/>
+        <w:ind w:left="0" w:right="0" w:firstLine="709"/>
         <w:rPr/>
       </w:pPr>
       <w:r>
@@ -5586,13 +5672,14 @@
         <w:pStyle w:val="13"/>
         <w:numPr>
           <w:ilvl w:val="0"/>
-          <w:numId w:val="16"/>
+          <w:numId w:val="17"/>
         </w:numPr>
         <w:tabs>
+          <w:tab w:val="left" w:pos="0" w:leader="none"/>
           <w:tab w:val="left" w:pos="993" w:leader="none"/>
         </w:tabs>
         <w:spacing w:lineRule="auto" w:line="360" w:before="0" w:after="0"/>
-        <w:ind w:firstLine="709" w:left="0" w:right="0"/>
+        <w:ind w:left="0" w:right="0" w:firstLine="709"/>
         <w:rPr/>
       </w:pPr>
       <w:r>
@@ -5605,13 +5692,14 @@
         <w:pStyle w:val="13"/>
         <w:numPr>
           <w:ilvl w:val="0"/>
-          <w:numId w:val="16"/>
+          <w:numId w:val="17"/>
         </w:numPr>
         <w:tabs>
+          <w:tab w:val="left" w:pos="0" w:leader="none"/>
           <w:tab w:val="left" w:pos="993" w:leader="none"/>
         </w:tabs>
         <w:spacing w:lineRule="auto" w:line="360" w:before="0" w:after="0"/>
-        <w:ind w:firstLine="709" w:left="0" w:right="0"/>
+        <w:ind w:left="0" w:right="0" w:firstLine="709"/>
         <w:rPr/>
       </w:pPr>
       <w:r>
@@ -5624,13 +5712,14 @@
         <w:pStyle w:val="13"/>
         <w:numPr>
           <w:ilvl w:val="0"/>
-          <w:numId w:val="16"/>
+          <w:numId w:val="17"/>
         </w:numPr>
         <w:tabs>
+          <w:tab w:val="left" w:pos="0" w:leader="none"/>
           <w:tab w:val="left" w:pos="993" w:leader="none"/>
         </w:tabs>
         <w:spacing w:lineRule="auto" w:line="360" w:before="0" w:after="0"/>
-        <w:ind w:firstLine="709" w:left="0" w:right="0"/>
+        <w:ind w:left="0" w:right="0" w:firstLine="709"/>
         <w:rPr/>
       </w:pPr>
       <w:r>
@@ -5643,7 +5732,7 @@
         <w:pStyle w:val="21"/>
         <w:numPr>
           <w:ilvl w:val="1"/>
-          <w:numId w:val="1"/>
+          <w:numId w:val="8"/>
         </w:numPr>
         <w:rPr/>
       </w:pPr>
@@ -5658,7 +5747,7 @@
       <w:pPr>
         <w:pStyle w:val="13"/>
         <w:spacing w:lineRule="auto" w:line="360" w:before="0" w:after="0"/>
-        <w:ind w:firstLine="454" w:left="0" w:right="0"/>
+        <w:ind w:left="0" w:right="0" w:firstLine="454"/>
         <w:rPr/>
       </w:pPr>
       <w:r>
@@ -5670,7 +5759,7 @@
       <w:pPr>
         <w:pStyle w:val="13"/>
         <w:spacing w:before="0" w:after="185"/>
-        <w:ind w:hanging="0" w:left="10" w:right="120"/>
+        <w:ind w:right="120" w:hanging="0"/>
         <w:jc w:val="center"/>
         <w:rPr/>
       </w:pPr>
@@ -5694,7 +5783,7 @@
                     </pic:cNvPicPr>
                   </pic:nvPicPr>
                   <pic:blipFill>
-                    <a:blip r:embed="rId17"/>
+                    <a:blip r:embed="rId15"/>
                     <a:stretch>
                       <a:fillRect/>
                     </a:stretch>
@@ -5719,7 +5808,7 @@
       <w:pPr>
         <w:pStyle w:val="13"/>
         <w:spacing w:before="0" w:after="185"/>
-        <w:ind w:hanging="0" w:left="10" w:right="120"/>
+        <w:ind w:right="120" w:hanging="0"/>
         <w:jc w:val="center"/>
         <w:rPr/>
       </w:pPr>
@@ -5732,7 +5821,7 @@
       <w:pPr>
         <w:pStyle w:val="13"/>
         <w:spacing w:lineRule="auto" w:line="360" w:before="0" w:after="0"/>
-        <w:ind w:hanging="0" w:left="704" w:right="0"/>
+        <w:ind w:left="704" w:right="0" w:hanging="0"/>
         <w:rPr/>
       </w:pPr>
       <w:r>
@@ -5745,13 +5834,14 @@
         <w:pStyle w:val="13"/>
         <w:numPr>
           <w:ilvl w:val="0"/>
-          <w:numId w:val="17"/>
+          <w:numId w:val="18"/>
         </w:numPr>
         <w:tabs>
+          <w:tab w:val="left" w:pos="0" w:leader="none"/>
           <w:tab w:val="left" w:pos="993" w:leader="none"/>
         </w:tabs>
         <w:spacing w:lineRule="auto" w:line="360" w:before="0" w:after="0"/>
-        <w:ind w:firstLine="709" w:left="0" w:right="0"/>
+        <w:ind w:left="0" w:right="0" w:firstLine="709"/>
         <w:rPr/>
       </w:pPr>
       <w:r>
@@ -5764,13 +5854,14 @@
         <w:pStyle w:val="13"/>
         <w:numPr>
           <w:ilvl w:val="0"/>
-          <w:numId w:val="17"/>
+          <w:numId w:val="18"/>
         </w:numPr>
         <w:tabs>
+          <w:tab w:val="left" w:pos="0" w:leader="none"/>
           <w:tab w:val="left" w:pos="993" w:leader="none"/>
         </w:tabs>
         <w:spacing w:lineRule="auto" w:line="360" w:before="0" w:after="0"/>
-        <w:ind w:firstLine="709" w:left="0" w:right="0"/>
+        <w:ind w:left="0" w:right="0" w:firstLine="709"/>
         <w:rPr/>
       </w:pPr>
       <w:r>
@@ -5783,13 +5874,14 @@
         <w:pStyle w:val="13"/>
         <w:numPr>
           <w:ilvl w:val="0"/>
-          <w:numId w:val="17"/>
+          <w:numId w:val="18"/>
         </w:numPr>
         <w:tabs>
+          <w:tab w:val="left" w:pos="0" w:leader="none"/>
           <w:tab w:val="left" w:pos="993" w:leader="none"/>
         </w:tabs>
         <w:spacing w:lineRule="auto" w:line="360" w:before="0" w:after="0"/>
-        <w:ind w:firstLine="709" w:left="0" w:right="0"/>
+        <w:ind w:left="0" w:right="0" w:firstLine="709"/>
         <w:rPr/>
       </w:pPr>
       <w:r>
@@ -5802,13 +5894,14 @@
         <w:pStyle w:val="13"/>
         <w:numPr>
           <w:ilvl w:val="0"/>
-          <w:numId w:val="17"/>
+          <w:numId w:val="18"/>
         </w:numPr>
         <w:tabs>
+          <w:tab w:val="left" w:pos="0" w:leader="none"/>
           <w:tab w:val="left" w:pos="993" w:leader="none"/>
         </w:tabs>
         <w:spacing w:lineRule="auto" w:line="360" w:before="0" w:after="0"/>
-        <w:ind w:firstLine="709" w:left="0" w:right="0"/>
+        <w:ind w:left="0" w:right="0" w:firstLine="709"/>
         <w:rPr/>
       </w:pPr>
       <w:r>
@@ -5821,13 +5914,14 @@
         <w:pStyle w:val="13"/>
         <w:numPr>
           <w:ilvl w:val="0"/>
-          <w:numId w:val="17"/>
+          <w:numId w:val="18"/>
         </w:numPr>
         <w:tabs>
+          <w:tab w:val="left" w:pos="0" w:leader="none"/>
           <w:tab w:val="left" w:pos="993" w:leader="none"/>
         </w:tabs>
         <w:spacing w:lineRule="auto" w:line="360" w:before="0" w:after="0"/>
-        <w:ind w:firstLine="709" w:left="0" w:right="0"/>
+        <w:ind w:left="0" w:right="0" w:firstLine="709"/>
         <w:rPr/>
       </w:pPr>
       <w:r>
@@ -5840,13 +5934,14 @@
         <w:pStyle w:val="13"/>
         <w:numPr>
           <w:ilvl w:val="0"/>
-          <w:numId w:val="17"/>
+          <w:numId w:val="18"/>
         </w:numPr>
         <w:tabs>
+          <w:tab w:val="left" w:pos="0" w:leader="none"/>
           <w:tab w:val="left" w:pos="993" w:leader="none"/>
         </w:tabs>
         <w:spacing w:lineRule="auto" w:line="360" w:before="0" w:after="0"/>
-        <w:ind w:firstLine="709" w:left="0" w:right="0"/>
+        <w:ind w:left="0" w:right="0" w:firstLine="709"/>
         <w:rPr/>
       </w:pPr>
       <w:r>
@@ -5855,15 +5950,11 @@
       </w:r>
     </w:p>
     <w:sectPr>
-      <w:headerReference w:type="even" r:id="rId18"/>
-      <w:headerReference w:type="default" r:id="rId19"/>
-      <w:headerReference w:type="first" r:id="rId20"/>
-      <w:footerReference w:type="even" r:id="rId21"/>
-      <w:footerReference w:type="default" r:id="rId22"/>
-      <w:footerReference w:type="first" r:id="rId23"/>
+      <w:headerReference w:type="default" r:id="rId16"/>
+      <w:footerReference w:type="default" r:id="rId17"/>
       <w:type w:val="nextPage"/>
       <w:pgSz w:w="11906" w:h="16838"/>
-      <w:pgMar w:left="1701" w:right="566" w:gutter="0" w:header="817" w:top="1345" w:footer="720" w:bottom="907"/>
+      <w:pgMar w:left="1701" w:right="566" w:header="817" w:top="1345" w:footer="720" w:bottom="907" w:gutter="0"/>
       <w:pgNumType w:start="2" w:fmt="decimal"/>
       <w:formProt w:val="false"/>
       <w:textDirection w:val="lrTb"/>
@@ -5874,29 +5965,12 @@
 </file>
 
 <file path=word/footer1.xml><?xml version="1.0" encoding="utf-8"?>
-<w:ftr xmlns:o="urn:schemas-microsoft-com:office:office" xmlns:r="http://schemas.openxmlformats.org/officeDocument/2006/relationships" xmlns:v="urn:schemas-microsoft-com:vml" xmlns:w="http://schemas.openxmlformats.org/wordprocessingml/2006/main" xmlns:w10="urn:schemas-microsoft-com:office:word" xmlns:wp="http://schemas.openxmlformats.org/drawingml/2006/wordprocessingDrawing" xmlns:wps="http://schemas.microsoft.com/office/word/2010/wordprocessingShape" xmlns:wpg="http://schemas.microsoft.com/office/word/2010/wordprocessingGroup" xmlns:mc="http://schemas.openxmlformats.org/markup-compatibility/2006" xmlns:wp14="http://schemas.microsoft.com/office/word/2010/wordprocessingDrawing" xmlns:w14="http://schemas.microsoft.com/office/word/2010/wordml" xmlns:w15="http://schemas.microsoft.com/office/word/2012/wordml" mc:Ignorable="w14 wp14 w15">
-  <w:p>
-    <w:pPr>
-      <w:pStyle w:val="Footer"/>
-      <w:suppressAutoHyphens w:val="true"/>
-      <w:spacing w:before="0" w:after="160"/>
-      <w:rPr/>
-    </w:pPr>
-    <w:r>
-      <w:rPr/>
-    </w:r>
-  </w:p>
-</w:ftr>
-</file>
-
-<file path=word/footer2.xml><?xml version="1.0" encoding="utf-8"?>
-<w:ftr xmlns:o="urn:schemas-microsoft-com:office:office" xmlns:r="http://schemas.openxmlformats.org/officeDocument/2006/relationships" xmlns:v="urn:schemas-microsoft-com:vml" xmlns:w="http://schemas.openxmlformats.org/wordprocessingml/2006/main" xmlns:w10="urn:schemas-microsoft-com:office:word" xmlns:wp="http://schemas.openxmlformats.org/drawingml/2006/wordprocessingDrawing" xmlns:wps="http://schemas.microsoft.com/office/word/2010/wordprocessingShape" xmlns:wpg="http://schemas.microsoft.com/office/word/2010/wordprocessingGroup" xmlns:mc="http://schemas.openxmlformats.org/markup-compatibility/2006" xmlns:wp14="http://schemas.microsoft.com/office/word/2010/wordprocessingDrawing" xmlns:w14="http://schemas.microsoft.com/office/word/2010/wordml" xmlns:w15="http://schemas.microsoft.com/office/word/2012/wordml" mc:Ignorable="w14 wp14 w15">
+<w:ftr xmlns:o="urn:schemas-microsoft-com:office:office" xmlns:r="http://schemas.openxmlformats.org/officeDocument/2006/relationships" xmlns:v="urn:schemas-microsoft-com:vml" xmlns:w="http://schemas.openxmlformats.org/wordprocessingml/2006/main" xmlns:w10="urn:schemas-microsoft-com:office:word" xmlns:wp="http://schemas.openxmlformats.org/drawingml/2006/wordprocessingDrawing" xmlns:wps="http://schemas.microsoft.com/office/word/2010/wordprocessingShape" xmlns:wpg="http://schemas.microsoft.com/office/word/2010/wordprocessingGroup" xmlns:mc="http://schemas.openxmlformats.org/markup-compatibility/2006" xmlns:wp14="http://schemas.microsoft.com/office/word/2010/wordprocessingDrawing" xmlns:w14="http://schemas.microsoft.com/office/word/2010/wordml" mc:Ignorable="w14 wp14">
   <w:tbl>
     <w:tblPr>
       <w:tblW w:w="9630" w:type="dxa"/>
       <w:jc w:val="left"/>
       <w:tblInd w:w="216" w:type="dxa"/>
-      <w:tblLayout w:type="fixed"/>
       <w:tblCellMar>
         <w:top w:w="0" w:type="dxa"/>
         <w:left w:w="108" w:type="dxa"/>
@@ -5922,7 +5996,13 @@
         <w:p>
           <w:pPr>
             <w:pStyle w:val="15"/>
-            <w:ind w:hanging="0" w:left="-115" w:right="2"/>
+            <w:tabs>
+              <w:tab w:val="clear" w:pos="4670"/>
+              <w:tab w:val="clear" w:pos="9350"/>
+              <w:tab w:val="center" w:pos="4680" w:leader="none"/>
+              <w:tab w:val="right" w:pos="9360" w:leader="none"/>
+            </w:tabs>
+            <w:ind w:left="-115" w:hanging="0"/>
             <w:jc w:val="left"/>
             <w:rPr/>
           </w:pPr>
@@ -5957,7 +6037,7 @@
         <w:p>
           <w:pPr>
             <w:pStyle w:val="15"/>
-            <w:ind w:hanging="0" w:left="10" w:right="-115"/>
+            <w:ind w:right="-115" w:hanging="0"/>
             <w:jc w:val="right"/>
             <w:rPr/>
           </w:pPr>
@@ -5980,14 +6060,13 @@
 </w:ftr>
 </file>
 
-<file path=word/footer3.xml><?xml version="1.0" encoding="utf-8"?>
-<w:ftr xmlns:o="urn:schemas-microsoft-com:office:office" xmlns:r="http://schemas.openxmlformats.org/officeDocument/2006/relationships" xmlns:v="urn:schemas-microsoft-com:vml" xmlns:w="http://schemas.openxmlformats.org/wordprocessingml/2006/main" xmlns:w10="urn:schemas-microsoft-com:office:word" xmlns:wp="http://schemas.openxmlformats.org/drawingml/2006/wordprocessingDrawing" xmlns:wps="http://schemas.microsoft.com/office/word/2010/wordprocessingShape" xmlns:wpg="http://schemas.microsoft.com/office/word/2010/wordprocessingGroup" xmlns:mc="http://schemas.openxmlformats.org/markup-compatibility/2006" xmlns:wp14="http://schemas.microsoft.com/office/word/2010/wordprocessingDrawing" xmlns:w14="http://schemas.microsoft.com/office/word/2010/wordml" xmlns:w15="http://schemas.microsoft.com/office/word/2012/wordml" mc:Ignorable="w14 wp14 w15">
+<file path=word/footer2.xml><?xml version="1.0" encoding="utf-8"?>
+<w:ftr xmlns:o="urn:schemas-microsoft-com:office:office" xmlns:r="http://schemas.openxmlformats.org/officeDocument/2006/relationships" xmlns:v="urn:schemas-microsoft-com:vml" xmlns:w="http://schemas.openxmlformats.org/wordprocessingml/2006/main" xmlns:w10="urn:schemas-microsoft-com:office:word" xmlns:wp="http://schemas.openxmlformats.org/drawingml/2006/wordprocessingDrawing" xmlns:wps="http://schemas.microsoft.com/office/word/2010/wordprocessingShape" xmlns:wpg="http://schemas.microsoft.com/office/word/2010/wordprocessingGroup" xmlns:mc="http://schemas.openxmlformats.org/markup-compatibility/2006" xmlns:wp14="http://schemas.microsoft.com/office/word/2010/wordprocessingDrawing" xmlns:w14="http://schemas.microsoft.com/office/word/2010/wordml" mc:Ignorable="w14 wp14">
   <w:tbl>
     <w:tblPr>
       <w:tblW w:w="9630" w:type="dxa"/>
       <w:jc w:val="left"/>
       <w:tblInd w:w="216" w:type="dxa"/>
-      <w:tblLayout w:type="fixed"/>
       <w:tblCellMar>
         <w:top w:w="0" w:type="dxa"/>
         <w:left w:w="108" w:type="dxa"/>
@@ -6013,7 +6092,13 @@
         <w:p>
           <w:pPr>
             <w:pStyle w:val="15"/>
-            <w:ind w:hanging="0" w:left="-115" w:right="2"/>
+            <w:tabs>
+              <w:tab w:val="clear" w:pos="4670"/>
+              <w:tab w:val="clear" w:pos="9350"/>
+              <w:tab w:val="center" w:pos="4680" w:leader="none"/>
+              <w:tab w:val="right" w:pos="9360" w:leader="none"/>
+            </w:tabs>
+            <w:ind w:left="-115" w:hanging="0"/>
             <w:jc w:val="left"/>
             <w:rPr/>
           </w:pPr>
@@ -6032,7 +6117,7 @@
           <w:pPr>
             <w:pStyle w:val="13"/>
             <w:spacing w:before="0" w:after="221"/>
-            <w:ind w:hanging="0" w:left="10" w:right="1"/>
+            <w:ind w:right="1" w:hanging="0"/>
             <w:jc w:val="center"/>
             <w:rPr/>
           </w:pPr>
@@ -6051,7 +6136,7 @@
         <w:p>
           <w:pPr>
             <w:pStyle w:val="15"/>
-            <w:ind w:hanging="0" w:left="10" w:right="-115"/>
+            <w:ind w:right="-115" w:hanging="0"/>
             <w:jc w:val="right"/>
             <w:rPr/>
           </w:pPr>
@@ -6074,36 +6159,8 @@
 </w:ftr>
 </file>
 
-<file path=word/footer4.xml><?xml version="1.0" encoding="utf-8"?>
-<w:ftr xmlns:o="urn:schemas-microsoft-com:office:office" xmlns:r="http://schemas.openxmlformats.org/officeDocument/2006/relationships" xmlns:v="urn:schemas-microsoft-com:vml" xmlns:w="http://schemas.openxmlformats.org/wordprocessingml/2006/main" xmlns:w10="urn:schemas-microsoft-com:office:word" xmlns:wp="http://schemas.openxmlformats.org/drawingml/2006/wordprocessingDrawing" xmlns:wps="http://schemas.microsoft.com/office/word/2010/wordprocessingShape" xmlns:wpg="http://schemas.microsoft.com/office/word/2010/wordprocessingGroup" xmlns:mc="http://schemas.openxmlformats.org/markup-compatibility/2006" xmlns:wp14="http://schemas.microsoft.com/office/word/2010/wordprocessingDrawing" xmlns:w14="http://schemas.microsoft.com/office/word/2010/wordml" xmlns:w15="http://schemas.microsoft.com/office/word/2012/wordml" mc:Ignorable="w14 wp14 w15">
-  <w:p>
-    <w:pPr>
-      <w:pStyle w:val="16"/>
-      <w:rPr/>
-    </w:pPr>
-    <w:r>
-      <w:rPr/>
-    </w:r>
-  </w:p>
-</w:ftr>
-</file>
-
-<file path=word/footer5.xml><?xml version="1.0" encoding="utf-8"?>
-<w:ftr xmlns:o="urn:schemas-microsoft-com:office:office" xmlns:r="http://schemas.openxmlformats.org/officeDocument/2006/relationships" xmlns:v="urn:schemas-microsoft-com:vml" xmlns:w="http://schemas.openxmlformats.org/wordprocessingml/2006/main" xmlns:w10="urn:schemas-microsoft-com:office:word" xmlns:wp="http://schemas.openxmlformats.org/drawingml/2006/wordprocessingDrawing" xmlns:wps="http://schemas.microsoft.com/office/word/2010/wordprocessingShape" xmlns:wpg="http://schemas.microsoft.com/office/word/2010/wordprocessingGroup" xmlns:mc="http://schemas.openxmlformats.org/markup-compatibility/2006" xmlns:wp14="http://schemas.microsoft.com/office/word/2010/wordprocessingDrawing" xmlns:w14="http://schemas.microsoft.com/office/word/2010/wordml" xmlns:w15="http://schemas.microsoft.com/office/word/2012/wordml" mc:Ignorable="w14 wp14 w15">
-  <w:p>
-    <w:pPr>
-      <w:pStyle w:val="16"/>
-      <w:rPr/>
-    </w:pPr>
-    <w:r>
-      <w:rPr/>
-    </w:r>
-  </w:p>
-</w:ftr>
-</file>
-
-<file path=word/footer6.xml><?xml version="1.0" encoding="utf-8"?>
-<w:ftr xmlns:o="urn:schemas-microsoft-com:office:office" xmlns:r="http://schemas.openxmlformats.org/officeDocument/2006/relationships" xmlns:v="urn:schemas-microsoft-com:vml" xmlns:w="http://schemas.openxmlformats.org/wordprocessingml/2006/main" xmlns:w10="urn:schemas-microsoft-com:office:word" xmlns:wp="http://schemas.openxmlformats.org/drawingml/2006/wordprocessingDrawing" xmlns:wps="http://schemas.microsoft.com/office/word/2010/wordprocessingShape" xmlns:wpg="http://schemas.microsoft.com/office/word/2010/wordprocessingGroup" xmlns:mc="http://schemas.openxmlformats.org/markup-compatibility/2006" xmlns:wp14="http://schemas.microsoft.com/office/word/2010/wordprocessingDrawing" xmlns:w14="http://schemas.microsoft.com/office/word/2010/wordml" xmlns:w15="http://schemas.microsoft.com/office/word/2012/wordml" mc:Ignorable="w14 wp14 w15">
+<file path=word/footer3.xml><?xml version="1.0" encoding="utf-8"?>
+<w:ftr xmlns:o="urn:schemas-microsoft-com:office:office" xmlns:r="http://schemas.openxmlformats.org/officeDocument/2006/relationships" xmlns:v="urn:schemas-microsoft-com:vml" xmlns:w="http://schemas.openxmlformats.org/wordprocessingml/2006/main" xmlns:w10="urn:schemas-microsoft-com:office:word" xmlns:wp="http://schemas.openxmlformats.org/drawingml/2006/wordprocessingDrawing" xmlns:wps="http://schemas.microsoft.com/office/word/2010/wordprocessingShape" xmlns:wpg="http://schemas.microsoft.com/office/word/2010/wordprocessingGroup" xmlns:mc="http://schemas.openxmlformats.org/markup-compatibility/2006" xmlns:wp14="http://schemas.microsoft.com/office/word/2010/wordprocessingDrawing" xmlns:w14="http://schemas.microsoft.com/office/word/2010/wordml" mc:Ignorable="w14 wp14">
   <w:p>
     <w:pPr>
       <w:pStyle w:val="16"/>
@@ -6117,12 +6174,13 @@
 </file>
 
 <file path=word/header1.xml><?xml version="1.0" encoding="utf-8"?>
-<w:hdr xmlns:o="urn:schemas-microsoft-com:office:office" xmlns:r="http://schemas.openxmlformats.org/officeDocument/2006/relationships" xmlns:v="urn:schemas-microsoft-com:vml" xmlns:w="http://schemas.openxmlformats.org/wordprocessingml/2006/main" xmlns:w10="urn:schemas-microsoft-com:office:word" xmlns:wp="http://schemas.openxmlformats.org/drawingml/2006/wordprocessingDrawing" xmlns:wps="http://schemas.microsoft.com/office/word/2010/wordprocessingShape" xmlns:wpg="http://schemas.microsoft.com/office/word/2010/wordprocessingGroup" xmlns:mc="http://schemas.openxmlformats.org/markup-compatibility/2006" xmlns:wp14="http://schemas.microsoft.com/office/word/2010/wordprocessingDrawing" xmlns:w14="http://schemas.microsoft.com/office/word/2010/wordml" xmlns:w15="http://schemas.microsoft.com/office/word/2012/wordml" mc:Ignorable="w14 wp14 w15">
+<w:hdr xmlns:o="urn:schemas-microsoft-com:office:office" xmlns:r="http://schemas.openxmlformats.org/officeDocument/2006/relationships" xmlns:v="urn:schemas-microsoft-com:vml" xmlns:w="http://schemas.openxmlformats.org/wordprocessingml/2006/main" xmlns:w10="urn:schemas-microsoft-com:office:word" xmlns:wp="http://schemas.openxmlformats.org/drawingml/2006/wordprocessingDrawing" xmlns:wps="http://schemas.microsoft.com/office/word/2010/wordprocessingShape" xmlns:wpg="http://schemas.microsoft.com/office/word/2010/wordprocessingGroup" xmlns:mc="http://schemas.openxmlformats.org/markup-compatibility/2006" xmlns:wp14="http://schemas.microsoft.com/office/word/2010/wordprocessingDrawing" xmlns:w14="http://schemas.microsoft.com/office/word/2010/wordml" mc:Ignorable="w14 wp14">
   <w:p>
     <w:pPr>
-      <w:pStyle w:val="Header"/>
-      <w:suppressAutoHyphens w:val="true"/>
-      <w:spacing w:before="0" w:after="160"/>
+      <w:pStyle w:val="13"/>
+      <w:spacing w:lineRule="auto" w:line="252" w:before="0" w:after="160"/>
+      <w:ind w:left="0" w:right="0" w:hanging="0"/>
+      <w:jc w:val="left"/>
       <w:rPr/>
     </w:pPr>
     <w:r>
@@ -6133,12 +6191,12 @@
 </file>
 
 <file path=word/header2.xml><?xml version="1.0" encoding="utf-8"?>
-<w:hdr xmlns:o="urn:schemas-microsoft-com:office:office" xmlns:r="http://schemas.openxmlformats.org/officeDocument/2006/relationships" xmlns:v="urn:schemas-microsoft-com:vml" xmlns:w="http://schemas.openxmlformats.org/wordprocessingml/2006/main" xmlns:w10="urn:schemas-microsoft-com:office:word" xmlns:wp="http://schemas.openxmlformats.org/drawingml/2006/wordprocessingDrawing" xmlns:wps="http://schemas.microsoft.com/office/word/2010/wordprocessingShape" xmlns:wpg="http://schemas.microsoft.com/office/word/2010/wordprocessingGroup" xmlns:mc="http://schemas.openxmlformats.org/markup-compatibility/2006" xmlns:wp14="http://schemas.microsoft.com/office/word/2010/wordprocessingDrawing" xmlns:w14="http://schemas.microsoft.com/office/word/2010/wordml" xmlns:w15="http://schemas.microsoft.com/office/word/2012/wordml" mc:Ignorable="w14 wp14 w15">
+<w:hdr xmlns:o="urn:schemas-microsoft-com:office:office" xmlns:r="http://schemas.openxmlformats.org/officeDocument/2006/relationships" xmlns:v="urn:schemas-microsoft-com:vml" xmlns:w="http://schemas.openxmlformats.org/wordprocessingml/2006/main" xmlns:w10="urn:schemas-microsoft-com:office:word" xmlns:wp="http://schemas.openxmlformats.org/drawingml/2006/wordprocessingDrawing" xmlns:wps="http://schemas.microsoft.com/office/word/2010/wordprocessingShape" xmlns:wpg="http://schemas.microsoft.com/office/word/2010/wordprocessingGroup" xmlns:mc="http://schemas.openxmlformats.org/markup-compatibility/2006" xmlns:wp14="http://schemas.microsoft.com/office/word/2010/wordprocessingDrawing" xmlns:w14="http://schemas.microsoft.com/office/word/2010/wordml" mc:Ignorable="w14 wp14">
   <w:p>
     <w:pPr>
       <w:pStyle w:val="13"/>
       <w:spacing w:lineRule="auto" w:line="252" w:before="0" w:after="160"/>
-      <w:ind w:hanging="0" w:left="0" w:right="0"/>
+      <w:ind w:left="0" w:right="0" w:hanging="0"/>
       <w:jc w:val="left"/>
       <w:rPr/>
     </w:pPr>
@@ -6150,62 +6208,12 @@
 </file>
 
 <file path=word/header3.xml><?xml version="1.0" encoding="utf-8"?>
-<w:hdr xmlns:o="urn:schemas-microsoft-com:office:office" xmlns:r="http://schemas.openxmlformats.org/officeDocument/2006/relationships" xmlns:v="urn:schemas-microsoft-com:vml" xmlns:w="http://schemas.openxmlformats.org/wordprocessingml/2006/main" xmlns:w10="urn:schemas-microsoft-com:office:word" xmlns:wp="http://schemas.openxmlformats.org/drawingml/2006/wordprocessingDrawing" xmlns:wps="http://schemas.microsoft.com/office/word/2010/wordprocessingShape" xmlns:wpg="http://schemas.microsoft.com/office/word/2010/wordprocessingGroup" xmlns:mc="http://schemas.openxmlformats.org/markup-compatibility/2006" xmlns:wp14="http://schemas.microsoft.com/office/word/2010/wordprocessingDrawing" xmlns:w14="http://schemas.microsoft.com/office/word/2010/wordml" xmlns:w15="http://schemas.microsoft.com/office/word/2012/wordml" mc:Ignorable="w14 wp14 w15">
-  <w:p>
-    <w:pPr>
-      <w:pStyle w:val="13"/>
-      <w:spacing w:lineRule="auto" w:line="252" w:before="0" w:after="160"/>
-      <w:ind w:hanging="0" w:left="0" w:right="0"/>
-      <w:jc w:val="left"/>
-      <w:rPr/>
-    </w:pPr>
-    <w:r>
-      <w:rPr/>
-    </w:r>
-  </w:p>
-</w:hdr>
-</file>
-
-<file path=word/header4.xml><?xml version="1.0" encoding="utf-8"?>
-<w:hdr xmlns:o="urn:schemas-microsoft-com:office:office" xmlns:r="http://schemas.openxmlformats.org/officeDocument/2006/relationships" xmlns:v="urn:schemas-microsoft-com:vml" xmlns:w="http://schemas.openxmlformats.org/wordprocessingml/2006/main" xmlns:w10="urn:schemas-microsoft-com:office:word" xmlns:wp="http://schemas.openxmlformats.org/drawingml/2006/wordprocessingDrawing" xmlns:wps="http://schemas.microsoft.com/office/word/2010/wordprocessingShape" xmlns:wpg="http://schemas.microsoft.com/office/word/2010/wordprocessingGroup" xmlns:mc="http://schemas.openxmlformats.org/markup-compatibility/2006" xmlns:wp14="http://schemas.microsoft.com/office/word/2010/wordprocessingDrawing" xmlns:w14="http://schemas.microsoft.com/office/word/2010/wordml" xmlns:w15="http://schemas.microsoft.com/office/word/2012/wordml" mc:Ignorable="w14 wp14 w15">
-  <w:p>
-    <w:pPr>
-      <w:pStyle w:val="Header"/>
-      <w:suppressAutoHyphens w:val="true"/>
-      <w:spacing w:before="0" w:after="160"/>
-      <w:rPr/>
-    </w:pPr>
-    <w:r>
-      <w:rPr/>
-    </w:r>
-  </w:p>
-</w:hdr>
-</file>
-
-<file path=word/header5.xml><?xml version="1.0" encoding="utf-8"?>
-<w:hdr xmlns:o="urn:schemas-microsoft-com:office:office" xmlns:r="http://schemas.openxmlformats.org/officeDocument/2006/relationships" xmlns:v="urn:schemas-microsoft-com:vml" xmlns:w="http://schemas.openxmlformats.org/wordprocessingml/2006/main" xmlns:w10="urn:schemas-microsoft-com:office:word" xmlns:wp="http://schemas.openxmlformats.org/drawingml/2006/wordprocessingDrawing" xmlns:wps="http://schemas.microsoft.com/office/word/2010/wordprocessingShape" xmlns:wpg="http://schemas.microsoft.com/office/word/2010/wordprocessingGroup" xmlns:mc="http://schemas.openxmlformats.org/markup-compatibility/2006" xmlns:wp14="http://schemas.microsoft.com/office/word/2010/wordprocessingDrawing" xmlns:w14="http://schemas.microsoft.com/office/word/2010/wordml" xmlns:w15="http://schemas.microsoft.com/office/word/2012/wordml" mc:Ignorable="w14 wp14 w15">
+<w:hdr xmlns:o="urn:schemas-microsoft-com:office:office" xmlns:r="http://schemas.openxmlformats.org/officeDocument/2006/relationships" xmlns:v="urn:schemas-microsoft-com:vml" xmlns:w="http://schemas.openxmlformats.org/wordprocessingml/2006/main" xmlns:w10="urn:schemas-microsoft-com:office:word" xmlns:wp="http://schemas.openxmlformats.org/drawingml/2006/wordprocessingDrawing" xmlns:wps="http://schemas.microsoft.com/office/word/2010/wordprocessingShape" xmlns:wpg="http://schemas.microsoft.com/office/word/2010/wordprocessingGroup" xmlns:mc="http://schemas.openxmlformats.org/markup-compatibility/2006" xmlns:wp14="http://schemas.microsoft.com/office/word/2010/wordprocessingDrawing" xmlns:w14="http://schemas.microsoft.com/office/word/2010/wordml" mc:Ignorable="w14 wp14">
   <w:p>
     <w:pPr>
       <w:pStyle w:val="13"/>
       <w:spacing w:lineRule="auto" w:line="252" w:before="0" w:after="0"/>
-      <w:ind w:hanging="0" w:left="0" w:right="1"/>
-      <w:jc w:val="right"/>
-      <w:rPr/>
-    </w:pPr>
-    <w:r>
-      <w:rPr/>
-    </w:r>
-  </w:p>
-</w:hdr>
-</file>
-
-<file path=word/header6.xml><?xml version="1.0" encoding="utf-8"?>
-<w:hdr xmlns:o="urn:schemas-microsoft-com:office:office" xmlns:r="http://schemas.openxmlformats.org/officeDocument/2006/relationships" xmlns:v="urn:schemas-microsoft-com:vml" xmlns:w="http://schemas.openxmlformats.org/wordprocessingml/2006/main" xmlns:w10="urn:schemas-microsoft-com:office:word" xmlns:wp="http://schemas.openxmlformats.org/drawingml/2006/wordprocessingDrawing" xmlns:wps="http://schemas.microsoft.com/office/word/2010/wordprocessingShape" xmlns:wpg="http://schemas.microsoft.com/office/word/2010/wordprocessingGroup" xmlns:mc="http://schemas.openxmlformats.org/markup-compatibility/2006" xmlns:wp14="http://schemas.microsoft.com/office/word/2010/wordprocessingDrawing" xmlns:w14="http://schemas.microsoft.com/office/word/2010/wordml" xmlns:w15="http://schemas.microsoft.com/office/word/2012/wordml" mc:Ignorable="w14 wp14 w15">
-  <w:p>
-    <w:pPr>
-      <w:pStyle w:val="13"/>
-      <w:spacing w:lineRule="auto" w:line="252" w:before="0" w:after="0"/>
-      <w:ind w:hanging="0" w:left="0" w:right="1"/>
+      <w:ind w:left="0" w:right="1" w:hanging="0"/>
       <w:jc w:val="right"/>
       <w:rPr/>
     </w:pPr>
@@ -6217,7 +6225,7 @@
 </file>
 
 <file path=word/numbering.xml><?xml version="1.0" encoding="utf-8"?>
-<w:numbering xmlns:w="http://schemas.openxmlformats.org/wordprocessingml/2006/main" xmlns:o="urn:schemas-microsoft-com:office:office" xmlns:r="http://schemas.openxmlformats.org/officeDocument/2006/relationships" xmlns:v="urn:schemas-microsoft-com:vml" xmlns:mc="http://schemas.openxmlformats.org/markup-compatibility/2006" xmlns:w14="http://schemas.microsoft.com/office/word/2010/wordml" mc:Ignorable="w14">
+<w:numbering xmlns:w="http://schemas.openxmlformats.org/wordprocessingml/2006/main" xmlns:o="urn:schemas-microsoft-com:office:office" xmlns:r="http://schemas.openxmlformats.org/officeDocument/2006/relationships" xmlns:v="urn:schemas-microsoft-com:vml">
   <w:abstractNum w:abstractNumId="1">
     <w:lvl w:ilvl="0">
       <w:start w:val="1"/>
@@ -6226,9 +6234,610 @@
       <w:lvlText w:val="%1"/>
       <w:lvlJc w:val="left"/>
       <w:pPr>
-        <w:tabs>
-          <w:tab w:val="num" w:pos="0"/>
-        </w:tabs>
+        <w:ind w:left="425" w:hanging="0"/>
+      </w:pPr>
+      <w:rPr>
+        <w:dstrike w:val="false"/>
+        <w:strike w:val="false"/>
+        <w:vertAlign w:val="baseline"/>
+        <w:position w:val="0"/>
+        <w:sz w:val="28"/>
+        <w:sz w:val="28"/>
+        <w:i w:val="false"/>
+        <w:u w:val="none" w:color="000000"/>
+        <w:b w:val="false"/>
+        <w:szCs w:val="28"/>
+        <w:rFonts w:ascii="Arial" w:hAnsi="Arial" w:eastAsia="Arial" w:cs="Arial"/>
+        <w:color w:val="000000"/>
+      </w:rPr>
+    </w:lvl>
+    <w:lvl w:ilvl="1">
+      <w:start w:val="1"/>
+      <w:pStyle w:val="21"/>
+      <w:numFmt w:val="none"/>
+      <w:suff w:val="nothing"/>
+      <w:lvlText w:val=""/>
+      <w:lvlJc w:val="left"/>
+      <w:pPr>
+        <w:ind w:left="0" w:hanging="0"/>
+      </w:pPr>
+    </w:lvl>
+    <w:lvl w:ilvl="2">
+      <w:start w:val="1"/>
+      <w:numFmt w:val="none"/>
+      <w:suff w:val="nothing"/>
+      <w:lvlText w:val=""/>
+      <w:lvlJc w:val="left"/>
+      <w:pPr>
+        <w:ind w:left="0" w:hanging="0"/>
+      </w:pPr>
+    </w:lvl>
+    <w:lvl w:ilvl="3">
+      <w:start w:val="1"/>
+      <w:numFmt w:val="none"/>
+      <w:suff w:val="nothing"/>
+      <w:lvlText w:val=""/>
+      <w:lvlJc w:val="left"/>
+      <w:pPr>
+        <w:ind w:left="0" w:hanging="0"/>
+      </w:pPr>
+    </w:lvl>
+    <w:lvl w:ilvl="4">
+      <w:start w:val="1"/>
+      <w:numFmt w:val="none"/>
+      <w:suff w:val="nothing"/>
+      <w:lvlText w:val=""/>
+      <w:lvlJc w:val="left"/>
+      <w:pPr>
+        <w:ind w:left="0" w:hanging="0"/>
+      </w:pPr>
+    </w:lvl>
+    <w:lvl w:ilvl="5">
+      <w:start w:val="1"/>
+      <w:numFmt w:val="none"/>
+      <w:suff w:val="nothing"/>
+      <w:lvlText w:val=""/>
+      <w:lvlJc w:val="left"/>
+      <w:pPr>
+        <w:ind w:left="0" w:hanging="0"/>
+      </w:pPr>
+    </w:lvl>
+    <w:lvl w:ilvl="6">
+      <w:start w:val="1"/>
+      <w:numFmt w:val="none"/>
+      <w:suff w:val="nothing"/>
+      <w:lvlText w:val=""/>
+      <w:lvlJc w:val="left"/>
+      <w:pPr>
+        <w:ind w:left="0" w:hanging="0"/>
+      </w:pPr>
+    </w:lvl>
+    <w:lvl w:ilvl="7">
+      <w:start w:val="1"/>
+      <w:numFmt w:val="none"/>
+      <w:suff w:val="nothing"/>
+      <w:lvlText w:val=""/>
+      <w:lvlJc w:val="left"/>
+      <w:pPr>
+        <w:ind w:left="0" w:hanging="0"/>
+      </w:pPr>
+    </w:lvl>
+    <w:lvl w:ilvl="8">
+      <w:start w:val="1"/>
+      <w:numFmt w:val="none"/>
+      <w:suff w:val="nothing"/>
+      <w:lvlText w:val=""/>
+      <w:lvlJc w:val="left"/>
+      <w:pPr>
+        <w:ind w:left="0" w:hanging="0"/>
+      </w:pPr>
+    </w:lvl>
+  </w:abstractNum>
+  <w:abstractNum w:abstractNumId="2">
+    <w:lvl w:ilvl="0">
+      <w:start w:val="1"/>
+      <w:numFmt w:val="decimal"/>
+      <w:lvlText w:val="%1)"/>
+      <w:lvlJc w:val="left"/>
+      <w:pPr>
+        <w:ind w:left="720" w:hanging="360"/>
+      </w:pPr>
+    </w:lvl>
+    <w:lvl w:ilvl="1">
+      <w:start w:val="1"/>
+      <w:numFmt w:val="lowerLetter"/>
+      <w:lvlText w:val="%2."/>
+      <w:lvlJc w:val="left"/>
+      <w:pPr>
+        <w:ind w:left="1440" w:hanging="360"/>
+      </w:pPr>
+    </w:lvl>
+    <w:lvl w:ilvl="2">
+      <w:start w:val="1"/>
+      <w:numFmt w:val="lowerRoman"/>
+      <w:lvlText w:val="%3."/>
+      <w:lvlJc w:val="right"/>
+      <w:pPr>
+        <w:ind w:left="2160" w:hanging="180"/>
+      </w:pPr>
+    </w:lvl>
+    <w:lvl w:ilvl="3">
+      <w:start w:val="1"/>
+      <w:numFmt w:val="decimal"/>
+      <w:lvlText w:val="%4."/>
+      <w:lvlJc w:val="left"/>
+      <w:pPr>
+        <w:ind w:left="2880" w:hanging="360"/>
+      </w:pPr>
+    </w:lvl>
+    <w:lvl w:ilvl="4">
+      <w:start w:val="1"/>
+      <w:numFmt w:val="lowerLetter"/>
+      <w:lvlText w:val="%5."/>
+      <w:lvlJc w:val="left"/>
+      <w:pPr>
+        <w:ind w:left="3600" w:hanging="360"/>
+      </w:pPr>
+    </w:lvl>
+    <w:lvl w:ilvl="5">
+      <w:start w:val="1"/>
+      <w:numFmt w:val="lowerRoman"/>
+      <w:lvlText w:val="%6."/>
+      <w:lvlJc w:val="right"/>
+      <w:pPr>
+        <w:ind w:left="4320" w:hanging="180"/>
+      </w:pPr>
+    </w:lvl>
+    <w:lvl w:ilvl="6">
+      <w:start w:val="1"/>
+      <w:numFmt w:val="decimal"/>
+      <w:lvlText w:val="%7."/>
+      <w:lvlJc w:val="left"/>
+      <w:pPr>
+        <w:ind w:left="5040" w:hanging="360"/>
+      </w:pPr>
+    </w:lvl>
+    <w:lvl w:ilvl="7">
+      <w:start w:val="1"/>
+      <w:numFmt w:val="lowerLetter"/>
+      <w:lvlText w:val="%8."/>
+      <w:lvlJc w:val="left"/>
+      <w:pPr>
+        <w:ind w:left="5760" w:hanging="360"/>
+      </w:pPr>
+    </w:lvl>
+    <w:lvl w:ilvl="8">
+      <w:start w:val="1"/>
+      <w:numFmt w:val="lowerRoman"/>
+      <w:lvlText w:val="%9."/>
+      <w:lvlJc w:val="right"/>
+      <w:pPr>
+        <w:ind w:left="6480" w:hanging="180"/>
+      </w:pPr>
+    </w:lvl>
+  </w:abstractNum>
+  <w:abstractNum w:abstractNumId="3">
+    <w:lvl w:ilvl="0">
+      <w:start w:val="1"/>
+      <w:numFmt w:val="decimal"/>
+      <w:lvlText w:val="%1)"/>
+      <w:lvlJc w:val="left"/>
+      <w:pPr>
+        <w:ind w:left="720" w:hanging="360"/>
+      </w:pPr>
+    </w:lvl>
+    <w:lvl w:ilvl="1">
+      <w:start w:val="1"/>
+      <w:numFmt w:val="lowerLetter"/>
+      <w:lvlText w:val="%2."/>
+      <w:lvlJc w:val="left"/>
+      <w:pPr>
+        <w:ind w:left="1440" w:hanging="360"/>
+      </w:pPr>
+    </w:lvl>
+    <w:lvl w:ilvl="2">
+      <w:start w:val="1"/>
+      <w:numFmt w:val="lowerRoman"/>
+      <w:lvlText w:val="%3."/>
+      <w:lvlJc w:val="right"/>
+      <w:pPr>
+        <w:ind w:left="2160" w:hanging="180"/>
+      </w:pPr>
+    </w:lvl>
+    <w:lvl w:ilvl="3">
+      <w:start w:val="1"/>
+      <w:numFmt w:val="decimal"/>
+      <w:lvlText w:val="%4."/>
+      <w:lvlJc w:val="left"/>
+      <w:pPr>
+        <w:ind w:left="2880" w:hanging="360"/>
+      </w:pPr>
+    </w:lvl>
+    <w:lvl w:ilvl="4">
+      <w:start w:val="1"/>
+      <w:numFmt w:val="lowerLetter"/>
+      <w:lvlText w:val="%5."/>
+      <w:lvlJc w:val="left"/>
+      <w:pPr>
+        <w:ind w:left="3600" w:hanging="360"/>
+      </w:pPr>
+    </w:lvl>
+    <w:lvl w:ilvl="5">
+      <w:start w:val="1"/>
+      <w:numFmt w:val="lowerRoman"/>
+      <w:lvlText w:val="%6."/>
+      <w:lvlJc w:val="right"/>
+      <w:pPr>
+        <w:ind w:left="4320" w:hanging="180"/>
+      </w:pPr>
+    </w:lvl>
+    <w:lvl w:ilvl="6">
+      <w:start w:val="1"/>
+      <w:numFmt w:val="decimal"/>
+      <w:lvlText w:val="%7."/>
+      <w:lvlJc w:val="left"/>
+      <w:pPr>
+        <w:ind w:left="5040" w:hanging="360"/>
+      </w:pPr>
+    </w:lvl>
+    <w:lvl w:ilvl="7">
+      <w:start w:val="1"/>
+      <w:numFmt w:val="lowerLetter"/>
+      <w:lvlText w:val="%8."/>
+      <w:lvlJc w:val="left"/>
+      <w:pPr>
+        <w:ind w:left="5760" w:hanging="360"/>
+      </w:pPr>
+    </w:lvl>
+    <w:lvl w:ilvl="8">
+      <w:start w:val="1"/>
+      <w:numFmt w:val="lowerRoman"/>
+      <w:lvlText w:val="%9."/>
+      <w:lvlJc w:val="right"/>
+      <w:pPr>
+        <w:ind w:left="6480" w:hanging="180"/>
+      </w:pPr>
+    </w:lvl>
+  </w:abstractNum>
+  <w:abstractNum w:abstractNumId="4">
+    <w:lvl w:ilvl="0">
+      <w:start w:val="1"/>
+      <w:numFmt w:val="decimal"/>
+      <w:lvlText w:val="%1)"/>
+      <w:lvlJc w:val="left"/>
+      <w:pPr>
+        <w:ind w:left="720" w:hanging="360"/>
+      </w:pPr>
+    </w:lvl>
+    <w:lvl w:ilvl="1">
+      <w:start w:val="1"/>
+      <w:numFmt w:val="lowerLetter"/>
+      <w:lvlText w:val="%2."/>
+      <w:lvlJc w:val="left"/>
+      <w:pPr>
+        <w:ind w:left="1440" w:hanging="360"/>
+      </w:pPr>
+    </w:lvl>
+    <w:lvl w:ilvl="2">
+      <w:start w:val="1"/>
+      <w:numFmt w:val="lowerRoman"/>
+      <w:lvlText w:val="%3."/>
+      <w:lvlJc w:val="right"/>
+      <w:pPr>
+        <w:ind w:left="2160" w:hanging="180"/>
+      </w:pPr>
+    </w:lvl>
+    <w:lvl w:ilvl="3">
+      <w:start w:val="1"/>
+      <w:numFmt w:val="decimal"/>
+      <w:lvlText w:val="%4."/>
+      <w:lvlJc w:val="left"/>
+      <w:pPr>
+        <w:ind w:left="2880" w:hanging="360"/>
+      </w:pPr>
+    </w:lvl>
+    <w:lvl w:ilvl="4">
+      <w:start w:val="1"/>
+      <w:numFmt w:val="lowerLetter"/>
+      <w:lvlText w:val="%5."/>
+      <w:lvlJc w:val="left"/>
+      <w:pPr>
+        <w:ind w:left="3600" w:hanging="360"/>
+      </w:pPr>
+    </w:lvl>
+    <w:lvl w:ilvl="5">
+      <w:start w:val="1"/>
+      <w:numFmt w:val="lowerRoman"/>
+      <w:lvlText w:val="%6."/>
+      <w:lvlJc w:val="right"/>
+      <w:pPr>
+        <w:ind w:left="4320" w:hanging="180"/>
+      </w:pPr>
+    </w:lvl>
+    <w:lvl w:ilvl="6">
+      <w:start w:val="1"/>
+      <w:numFmt w:val="decimal"/>
+      <w:lvlText w:val="%7."/>
+      <w:lvlJc w:val="left"/>
+      <w:pPr>
+        <w:ind w:left="5040" w:hanging="360"/>
+      </w:pPr>
+    </w:lvl>
+    <w:lvl w:ilvl="7">
+      <w:start w:val="1"/>
+      <w:numFmt w:val="lowerLetter"/>
+      <w:lvlText w:val="%8."/>
+      <w:lvlJc w:val="left"/>
+      <w:pPr>
+        <w:ind w:left="5760" w:hanging="360"/>
+      </w:pPr>
+    </w:lvl>
+    <w:lvl w:ilvl="8">
+      <w:start w:val="1"/>
+      <w:numFmt w:val="lowerRoman"/>
+      <w:lvlText w:val="%9."/>
+      <w:lvlJc w:val="right"/>
+      <w:pPr>
+        <w:ind w:left="6480" w:hanging="180"/>
+      </w:pPr>
+    </w:lvl>
+  </w:abstractNum>
+  <w:abstractNum w:abstractNumId="5">
+    <w:lvl w:ilvl="0">
+      <w:start w:val="1"/>
+      <w:numFmt w:val="decimal"/>
+      <w:lvlText w:val="%1)"/>
+      <w:lvlJc w:val="left"/>
+      <w:pPr>
+        <w:ind w:left="720" w:hanging="360"/>
+      </w:pPr>
+    </w:lvl>
+    <w:lvl w:ilvl="1">
+      <w:start w:val="1"/>
+      <w:numFmt w:val="lowerLetter"/>
+      <w:lvlText w:val="%2."/>
+      <w:lvlJc w:val="left"/>
+      <w:pPr>
+        <w:ind w:left="1440" w:hanging="360"/>
+      </w:pPr>
+    </w:lvl>
+    <w:lvl w:ilvl="2">
+      <w:start w:val="1"/>
+      <w:numFmt w:val="lowerRoman"/>
+      <w:lvlText w:val="%3."/>
+      <w:lvlJc w:val="right"/>
+      <w:pPr>
+        <w:ind w:left="2160" w:hanging="180"/>
+      </w:pPr>
+    </w:lvl>
+    <w:lvl w:ilvl="3">
+      <w:start w:val="1"/>
+      <w:numFmt w:val="decimal"/>
+      <w:lvlText w:val="%4."/>
+      <w:lvlJc w:val="left"/>
+      <w:pPr>
+        <w:ind w:left="2880" w:hanging="360"/>
+      </w:pPr>
+    </w:lvl>
+    <w:lvl w:ilvl="4">
+      <w:start w:val="1"/>
+      <w:numFmt w:val="lowerLetter"/>
+      <w:lvlText w:val="%5."/>
+      <w:lvlJc w:val="left"/>
+      <w:pPr>
+        <w:ind w:left="3600" w:hanging="360"/>
+      </w:pPr>
+    </w:lvl>
+    <w:lvl w:ilvl="5">
+      <w:start w:val="1"/>
+      <w:numFmt w:val="lowerRoman"/>
+      <w:lvlText w:val="%6."/>
+      <w:lvlJc w:val="right"/>
+      <w:pPr>
+        <w:ind w:left="4320" w:hanging="180"/>
+      </w:pPr>
+    </w:lvl>
+    <w:lvl w:ilvl="6">
+      <w:start w:val="1"/>
+      <w:numFmt w:val="decimal"/>
+      <w:lvlText w:val="%7."/>
+      <w:lvlJc w:val="left"/>
+      <w:pPr>
+        <w:ind w:left="5040" w:hanging="360"/>
+      </w:pPr>
+    </w:lvl>
+    <w:lvl w:ilvl="7">
+      <w:start w:val="1"/>
+      <w:numFmt w:val="lowerLetter"/>
+      <w:lvlText w:val="%8."/>
+      <w:lvlJc w:val="left"/>
+      <w:pPr>
+        <w:ind w:left="5760" w:hanging="360"/>
+      </w:pPr>
+    </w:lvl>
+    <w:lvl w:ilvl="8">
+      <w:start w:val="1"/>
+      <w:numFmt w:val="lowerRoman"/>
+      <w:lvlText w:val="%9."/>
+      <w:lvlJc w:val="right"/>
+      <w:pPr>
+        <w:ind w:left="6480" w:hanging="180"/>
+      </w:pPr>
+    </w:lvl>
+  </w:abstractNum>
+  <w:abstractNum w:abstractNumId="6">
+    <w:lvl w:ilvl="0">
+      <w:start w:val="1"/>
+      <w:numFmt w:val="decimal"/>
+      <w:lvlText w:val="%1."/>
+      <w:lvlJc w:val="left"/>
+      <w:pPr>
+        <w:ind w:left="720" w:hanging="360"/>
+      </w:pPr>
+    </w:lvl>
+    <w:lvl w:ilvl="1">
+      <w:start w:val="1"/>
+      <w:numFmt w:val="lowerLetter"/>
+      <w:lvlText w:val="%2."/>
+      <w:lvlJc w:val="left"/>
+      <w:pPr>
+        <w:ind w:left="1440" w:hanging="360"/>
+      </w:pPr>
+    </w:lvl>
+    <w:lvl w:ilvl="2">
+      <w:start w:val="1"/>
+      <w:numFmt w:val="lowerRoman"/>
+      <w:lvlText w:val="%3."/>
+      <w:lvlJc w:val="right"/>
+      <w:pPr>
+        <w:ind w:left="2160" w:hanging="180"/>
+      </w:pPr>
+    </w:lvl>
+    <w:lvl w:ilvl="3">
+      <w:start w:val="1"/>
+      <w:numFmt w:val="decimal"/>
+      <w:lvlText w:val="%4."/>
+      <w:lvlJc w:val="left"/>
+      <w:pPr>
+        <w:ind w:left="2880" w:hanging="360"/>
+      </w:pPr>
+    </w:lvl>
+    <w:lvl w:ilvl="4">
+      <w:start w:val="1"/>
+      <w:numFmt w:val="lowerLetter"/>
+      <w:lvlText w:val="%5."/>
+      <w:lvlJc w:val="left"/>
+      <w:pPr>
+        <w:ind w:left="3600" w:hanging="360"/>
+      </w:pPr>
+    </w:lvl>
+    <w:lvl w:ilvl="5">
+      <w:start w:val="1"/>
+      <w:numFmt w:val="lowerRoman"/>
+      <w:lvlText w:val="%6."/>
+      <w:lvlJc w:val="right"/>
+      <w:pPr>
+        <w:ind w:left="4320" w:hanging="180"/>
+      </w:pPr>
+    </w:lvl>
+    <w:lvl w:ilvl="6">
+      <w:start w:val="1"/>
+      <w:numFmt w:val="decimal"/>
+      <w:lvlText w:val="%7."/>
+      <w:lvlJc w:val="left"/>
+      <w:pPr>
+        <w:ind w:left="5040" w:hanging="360"/>
+      </w:pPr>
+    </w:lvl>
+    <w:lvl w:ilvl="7">
+      <w:start w:val="1"/>
+      <w:numFmt w:val="lowerLetter"/>
+      <w:lvlText w:val="%8."/>
+      <w:lvlJc w:val="left"/>
+      <w:pPr>
+        <w:ind w:left="5760" w:hanging="360"/>
+      </w:pPr>
+    </w:lvl>
+    <w:lvl w:ilvl="8">
+      <w:start w:val="1"/>
+      <w:numFmt w:val="lowerRoman"/>
+      <w:lvlText w:val="%9."/>
+      <w:lvlJc w:val="right"/>
+      <w:pPr>
+        <w:ind w:left="6480" w:hanging="180"/>
+      </w:pPr>
+    </w:lvl>
+  </w:abstractNum>
+  <w:abstractNum w:abstractNumId="7">
+    <w:lvl w:ilvl="0">
+      <w:start w:val="1"/>
+      <w:numFmt w:val="decimal"/>
+      <w:lvlText w:val="%1)"/>
+      <w:lvlJc w:val="left"/>
+      <w:pPr>
+        <w:ind w:left="720" w:hanging="360"/>
+      </w:pPr>
+    </w:lvl>
+    <w:lvl w:ilvl="1">
+      <w:start w:val="1"/>
+      <w:numFmt w:val="lowerLetter"/>
+      <w:lvlText w:val="%2."/>
+      <w:lvlJc w:val="left"/>
+      <w:pPr>
+        <w:ind w:left="1440" w:hanging="360"/>
+      </w:pPr>
+    </w:lvl>
+    <w:lvl w:ilvl="2">
+      <w:start w:val="1"/>
+      <w:numFmt w:val="lowerRoman"/>
+      <w:lvlText w:val="%3."/>
+      <w:lvlJc w:val="right"/>
+      <w:pPr>
+        <w:ind w:left="2160" w:hanging="180"/>
+      </w:pPr>
+    </w:lvl>
+    <w:lvl w:ilvl="3">
+      <w:start w:val="1"/>
+      <w:numFmt w:val="decimal"/>
+      <w:lvlText w:val="%4."/>
+      <w:lvlJc w:val="left"/>
+      <w:pPr>
+        <w:ind w:left="2880" w:hanging="360"/>
+      </w:pPr>
+    </w:lvl>
+    <w:lvl w:ilvl="4">
+      <w:start w:val="1"/>
+      <w:numFmt w:val="lowerLetter"/>
+      <w:lvlText w:val="%5."/>
+      <w:lvlJc w:val="left"/>
+      <w:pPr>
+        <w:ind w:left="3600" w:hanging="360"/>
+      </w:pPr>
+    </w:lvl>
+    <w:lvl w:ilvl="5">
+      <w:start w:val="1"/>
+      <w:numFmt w:val="lowerRoman"/>
+      <w:lvlText w:val="%6."/>
+      <w:lvlJc w:val="right"/>
+      <w:pPr>
+        <w:ind w:left="4320" w:hanging="180"/>
+      </w:pPr>
+    </w:lvl>
+    <w:lvl w:ilvl="6">
+      <w:start w:val="1"/>
+      <w:numFmt w:val="decimal"/>
+      <w:lvlText w:val="%7."/>
+      <w:lvlJc w:val="left"/>
+      <w:pPr>
+        <w:ind w:left="5040" w:hanging="360"/>
+      </w:pPr>
+    </w:lvl>
+    <w:lvl w:ilvl="7">
+      <w:start w:val="1"/>
+      <w:numFmt w:val="lowerLetter"/>
+      <w:lvlText w:val="%8."/>
+      <w:lvlJc w:val="left"/>
+      <w:pPr>
+        <w:ind w:left="5760" w:hanging="360"/>
+      </w:pPr>
+    </w:lvl>
+    <w:lvl w:ilvl="8">
+      <w:start w:val="1"/>
+      <w:numFmt w:val="lowerRoman"/>
+      <w:lvlText w:val="%9."/>
+      <w:lvlJc w:val="right"/>
+      <w:pPr>
+        <w:ind w:left="6480" w:hanging="180"/>
+      </w:pPr>
+    </w:lvl>
+  </w:abstractNum>
+  <w:abstractNum w:abstractNumId="8">
+    <w:lvl w:ilvl="0">
+      <w:start w:val="1"/>
+      <w:numFmt w:val="decimal"/>
+      <w:lvlText w:val="%1"/>
+      <w:lvlJc w:val="left"/>
+      <w:pPr>
         <w:ind w:left="425" w:hanging="0"/>
       </w:pPr>
       <w:rPr>
@@ -6252,9 +6861,6 @@
       <w:lvlText w:val="%1.%2"/>
       <w:lvlJc w:val="left"/>
       <w:pPr>
-        <w:tabs>
-          <w:tab w:val="num" w:pos="0"/>
-        </w:tabs>
         <w:ind w:left="1418" w:hanging="0"/>
       </w:pPr>
       <w:rPr>
@@ -6279,12 +6885,8 @@
       <w:lvlText w:val=""/>
       <w:lvlJc w:val="left"/>
       <w:pPr>
-        <w:tabs>
-          <w:tab w:val="num" w:pos="0"/>
-        </w:tabs>
         <w:ind w:left="0" w:hanging="0"/>
       </w:pPr>
-      <w:rPr/>
     </w:lvl>
     <w:lvl w:ilvl="3">
       <w:start w:val="1"/>
@@ -6293,12 +6895,8 @@
       <w:lvlText w:val=""/>
       <w:lvlJc w:val="left"/>
       <w:pPr>
-        <w:tabs>
-          <w:tab w:val="num" w:pos="0"/>
-        </w:tabs>
         <w:ind w:left="0" w:hanging="0"/>
       </w:pPr>
-      <w:rPr/>
     </w:lvl>
     <w:lvl w:ilvl="4">
       <w:start w:val="1"/>
@@ -6307,12 +6905,8 @@
       <w:lvlText w:val=""/>
       <w:lvlJc w:val="left"/>
       <w:pPr>
-        <w:tabs>
-          <w:tab w:val="num" w:pos="0"/>
-        </w:tabs>
         <w:ind w:left="0" w:hanging="0"/>
       </w:pPr>
-      <w:rPr/>
     </w:lvl>
     <w:lvl w:ilvl="5">
       <w:start w:val="1"/>
@@ -6321,12 +6915,8 @@
       <w:lvlText w:val=""/>
       <w:lvlJc w:val="left"/>
       <w:pPr>
-        <w:tabs>
-          <w:tab w:val="num" w:pos="0"/>
-        </w:tabs>
         <w:ind w:left="0" w:hanging="0"/>
       </w:pPr>
-      <w:rPr/>
     </w:lvl>
     <w:lvl w:ilvl="6">
       <w:start w:val="1"/>
@@ -6335,12 +6925,8 @@
       <w:lvlText w:val=""/>
       <w:lvlJc w:val="left"/>
       <w:pPr>
-        <w:tabs>
-          <w:tab w:val="num" w:pos="0"/>
-        </w:tabs>
         <w:ind w:left="0" w:hanging="0"/>
       </w:pPr>
-      <w:rPr/>
     </w:lvl>
     <w:lvl w:ilvl="7">
       <w:start w:val="1"/>
@@ -6349,12 +6935,8 @@
       <w:lvlText w:val=""/>
       <w:lvlJc w:val="left"/>
       <w:pPr>
-        <w:tabs>
-          <w:tab w:val="num" w:pos="0"/>
-        </w:tabs>
         <w:ind w:left="0" w:hanging="0"/>
       </w:pPr>
-      <w:rPr/>
     </w:lvl>
     <w:lvl w:ilvl="8">
       <w:start w:val="1"/>
@@ -6363,738 +6945,17 @@
       <w:lvlText w:val=""/>
       <w:lvlJc w:val="left"/>
       <w:pPr>
-        <w:tabs>
-          <w:tab w:val="num" w:pos="0"/>
-        </w:tabs>
         <w:ind w:left="0" w:hanging="0"/>
       </w:pPr>
-      <w:rPr/>
     </w:lvl>
   </w:abstractNum>
-  <w:abstractNum w:abstractNumId="2">
+  <w:abstractNum w:abstractNumId="9">
     <w:lvl w:ilvl="0">
       <w:start w:val="1"/>
       <w:numFmt w:val="decimal"/>
       <w:lvlText w:val="%1)"/>
       <w:lvlJc w:val="left"/>
       <w:pPr>
-        <w:tabs>
-          <w:tab w:val="num" w:pos="0"/>
-        </w:tabs>
-        <w:ind w:left="720" w:hanging="360"/>
-      </w:pPr>
-      <w:rPr/>
-    </w:lvl>
-    <w:lvl w:ilvl="1">
-      <w:start w:val="1"/>
-      <w:numFmt w:val="lowerLetter"/>
-      <w:lvlText w:val="%2."/>
-      <w:lvlJc w:val="left"/>
-      <w:pPr>
-        <w:tabs>
-          <w:tab w:val="num" w:pos="0"/>
-        </w:tabs>
-        <w:ind w:left="1440" w:hanging="360"/>
-      </w:pPr>
-      <w:rPr/>
-    </w:lvl>
-    <w:lvl w:ilvl="2">
-      <w:start w:val="1"/>
-      <w:numFmt w:val="lowerRoman"/>
-      <w:lvlText w:val="%3."/>
-      <w:lvlJc w:val="right"/>
-      <w:pPr>
-        <w:tabs>
-          <w:tab w:val="num" w:pos="0"/>
-        </w:tabs>
-        <w:ind w:left="2160" w:hanging="180"/>
-      </w:pPr>
-      <w:rPr/>
-    </w:lvl>
-    <w:lvl w:ilvl="3">
-      <w:start w:val="1"/>
-      <w:numFmt w:val="decimal"/>
-      <w:lvlText w:val="%4."/>
-      <w:lvlJc w:val="left"/>
-      <w:pPr>
-        <w:tabs>
-          <w:tab w:val="num" w:pos="0"/>
-        </w:tabs>
-        <w:ind w:left="2880" w:hanging="360"/>
-      </w:pPr>
-      <w:rPr/>
-    </w:lvl>
-    <w:lvl w:ilvl="4">
-      <w:start w:val="1"/>
-      <w:numFmt w:val="lowerLetter"/>
-      <w:lvlText w:val="%5."/>
-      <w:lvlJc w:val="left"/>
-      <w:pPr>
-        <w:tabs>
-          <w:tab w:val="num" w:pos="0"/>
-        </w:tabs>
-        <w:ind w:left="3600" w:hanging="360"/>
-      </w:pPr>
-      <w:rPr/>
-    </w:lvl>
-    <w:lvl w:ilvl="5">
-      <w:start w:val="1"/>
-      <w:numFmt w:val="lowerRoman"/>
-      <w:lvlText w:val="%6."/>
-      <w:lvlJc w:val="right"/>
-      <w:pPr>
-        <w:tabs>
-          <w:tab w:val="num" w:pos="0"/>
-        </w:tabs>
-        <w:ind w:left="4320" w:hanging="180"/>
-      </w:pPr>
-      <w:rPr/>
-    </w:lvl>
-    <w:lvl w:ilvl="6">
-      <w:start w:val="1"/>
-      <w:numFmt w:val="decimal"/>
-      <w:lvlText w:val="%7."/>
-      <w:lvlJc w:val="left"/>
-      <w:pPr>
-        <w:tabs>
-          <w:tab w:val="num" w:pos="0"/>
-        </w:tabs>
-        <w:ind w:left="5040" w:hanging="360"/>
-      </w:pPr>
-      <w:rPr/>
-    </w:lvl>
-    <w:lvl w:ilvl="7">
-      <w:start w:val="1"/>
-      <w:numFmt w:val="lowerLetter"/>
-      <w:lvlText w:val="%8."/>
-      <w:lvlJc w:val="left"/>
-      <w:pPr>
-        <w:tabs>
-          <w:tab w:val="num" w:pos="0"/>
-        </w:tabs>
-        <w:ind w:left="5760" w:hanging="360"/>
-      </w:pPr>
-      <w:rPr/>
-    </w:lvl>
-    <w:lvl w:ilvl="8">
-      <w:start w:val="1"/>
-      <w:numFmt w:val="lowerRoman"/>
-      <w:lvlText w:val="%9."/>
-      <w:lvlJc w:val="right"/>
-      <w:pPr>
-        <w:tabs>
-          <w:tab w:val="num" w:pos="0"/>
-        </w:tabs>
-        <w:ind w:left="6480" w:hanging="180"/>
-      </w:pPr>
-      <w:rPr/>
-    </w:lvl>
-  </w:abstractNum>
-  <w:abstractNum w:abstractNumId="3">
-    <w:lvl w:ilvl="0">
-      <w:start w:val="1"/>
-      <w:numFmt w:val="decimal"/>
-      <w:lvlText w:val="%1)"/>
-      <w:lvlJc w:val="left"/>
-      <w:pPr>
-        <w:tabs>
-          <w:tab w:val="num" w:pos="0"/>
-        </w:tabs>
-        <w:ind w:left="720" w:hanging="360"/>
-      </w:pPr>
-      <w:rPr/>
-    </w:lvl>
-    <w:lvl w:ilvl="1">
-      <w:start w:val="1"/>
-      <w:numFmt w:val="lowerLetter"/>
-      <w:lvlText w:val="%2."/>
-      <w:lvlJc w:val="left"/>
-      <w:pPr>
-        <w:tabs>
-          <w:tab w:val="num" w:pos="0"/>
-        </w:tabs>
-        <w:ind w:left="1440" w:hanging="360"/>
-      </w:pPr>
-      <w:rPr/>
-    </w:lvl>
-    <w:lvl w:ilvl="2">
-      <w:start w:val="1"/>
-      <w:numFmt w:val="lowerRoman"/>
-      <w:lvlText w:val="%3."/>
-      <w:lvlJc w:val="right"/>
-      <w:pPr>
-        <w:tabs>
-          <w:tab w:val="num" w:pos="0"/>
-        </w:tabs>
-        <w:ind w:left="2160" w:hanging="180"/>
-      </w:pPr>
-      <w:rPr/>
-    </w:lvl>
-    <w:lvl w:ilvl="3">
-      <w:start w:val="1"/>
-      <w:numFmt w:val="decimal"/>
-      <w:lvlText w:val="%4."/>
-      <w:lvlJc w:val="left"/>
-      <w:pPr>
-        <w:tabs>
-          <w:tab w:val="num" w:pos="0"/>
-        </w:tabs>
-        <w:ind w:left="2880" w:hanging="360"/>
-      </w:pPr>
-      <w:rPr/>
-    </w:lvl>
-    <w:lvl w:ilvl="4">
-      <w:start w:val="1"/>
-      <w:numFmt w:val="lowerLetter"/>
-      <w:lvlText w:val="%5."/>
-      <w:lvlJc w:val="left"/>
-      <w:pPr>
-        <w:tabs>
-          <w:tab w:val="num" w:pos="0"/>
-        </w:tabs>
-        <w:ind w:left="3600" w:hanging="360"/>
-      </w:pPr>
-      <w:rPr/>
-    </w:lvl>
-    <w:lvl w:ilvl="5">
-      <w:start w:val="1"/>
-      <w:numFmt w:val="lowerRoman"/>
-      <w:lvlText w:val="%6."/>
-      <w:lvlJc w:val="right"/>
-      <w:pPr>
-        <w:tabs>
-          <w:tab w:val="num" w:pos="0"/>
-        </w:tabs>
-        <w:ind w:left="4320" w:hanging="180"/>
-      </w:pPr>
-      <w:rPr/>
-    </w:lvl>
-    <w:lvl w:ilvl="6">
-      <w:start w:val="1"/>
-      <w:numFmt w:val="decimal"/>
-      <w:lvlText w:val="%7."/>
-      <w:lvlJc w:val="left"/>
-      <w:pPr>
-        <w:tabs>
-          <w:tab w:val="num" w:pos="0"/>
-        </w:tabs>
-        <w:ind w:left="5040" w:hanging="360"/>
-      </w:pPr>
-      <w:rPr/>
-    </w:lvl>
-    <w:lvl w:ilvl="7">
-      <w:start w:val="1"/>
-      <w:numFmt w:val="lowerLetter"/>
-      <w:lvlText w:val="%8."/>
-      <w:lvlJc w:val="left"/>
-      <w:pPr>
-        <w:tabs>
-          <w:tab w:val="num" w:pos="0"/>
-        </w:tabs>
-        <w:ind w:left="5760" w:hanging="360"/>
-      </w:pPr>
-      <w:rPr/>
-    </w:lvl>
-    <w:lvl w:ilvl="8">
-      <w:start w:val="1"/>
-      <w:numFmt w:val="lowerRoman"/>
-      <w:lvlText w:val="%9."/>
-      <w:lvlJc w:val="right"/>
-      <w:pPr>
-        <w:tabs>
-          <w:tab w:val="num" w:pos="0"/>
-        </w:tabs>
-        <w:ind w:left="6480" w:hanging="180"/>
-      </w:pPr>
-      <w:rPr/>
-    </w:lvl>
-  </w:abstractNum>
-  <w:abstractNum w:abstractNumId="4">
-    <w:lvl w:ilvl="0">
-      <w:start w:val="1"/>
-      <w:numFmt w:val="decimal"/>
-      <w:lvlText w:val="%1)"/>
-      <w:lvlJc w:val="left"/>
-      <w:pPr>
-        <w:tabs>
-          <w:tab w:val="num" w:pos="0"/>
-        </w:tabs>
-        <w:ind w:left="720" w:hanging="360"/>
-      </w:pPr>
-      <w:rPr/>
-    </w:lvl>
-    <w:lvl w:ilvl="1">
-      <w:start w:val="1"/>
-      <w:numFmt w:val="lowerLetter"/>
-      <w:lvlText w:val="%2."/>
-      <w:lvlJc w:val="left"/>
-      <w:pPr>
-        <w:tabs>
-          <w:tab w:val="num" w:pos="0"/>
-        </w:tabs>
-        <w:ind w:left="1440" w:hanging="360"/>
-      </w:pPr>
-      <w:rPr/>
-    </w:lvl>
-    <w:lvl w:ilvl="2">
-      <w:start w:val="1"/>
-      <w:numFmt w:val="lowerRoman"/>
-      <w:lvlText w:val="%3."/>
-      <w:lvlJc w:val="right"/>
-      <w:pPr>
-        <w:tabs>
-          <w:tab w:val="num" w:pos="0"/>
-        </w:tabs>
-        <w:ind w:left="2160" w:hanging="180"/>
-      </w:pPr>
-      <w:rPr/>
-    </w:lvl>
-    <w:lvl w:ilvl="3">
-      <w:start w:val="1"/>
-      <w:numFmt w:val="decimal"/>
-      <w:lvlText w:val="%4."/>
-      <w:lvlJc w:val="left"/>
-      <w:pPr>
-        <w:tabs>
-          <w:tab w:val="num" w:pos="0"/>
-        </w:tabs>
-        <w:ind w:left="2880" w:hanging="360"/>
-      </w:pPr>
-      <w:rPr/>
-    </w:lvl>
-    <w:lvl w:ilvl="4">
-      <w:start w:val="1"/>
-      <w:numFmt w:val="lowerLetter"/>
-      <w:lvlText w:val="%5."/>
-      <w:lvlJc w:val="left"/>
-      <w:pPr>
-        <w:tabs>
-          <w:tab w:val="num" w:pos="0"/>
-        </w:tabs>
-        <w:ind w:left="3600" w:hanging="360"/>
-      </w:pPr>
-      <w:rPr/>
-    </w:lvl>
-    <w:lvl w:ilvl="5">
-      <w:start w:val="1"/>
-      <w:numFmt w:val="lowerRoman"/>
-      <w:lvlText w:val="%6."/>
-      <w:lvlJc w:val="right"/>
-      <w:pPr>
-        <w:tabs>
-          <w:tab w:val="num" w:pos="0"/>
-        </w:tabs>
-        <w:ind w:left="4320" w:hanging="180"/>
-      </w:pPr>
-      <w:rPr/>
-    </w:lvl>
-    <w:lvl w:ilvl="6">
-      <w:start w:val="1"/>
-      <w:numFmt w:val="decimal"/>
-      <w:lvlText w:val="%7."/>
-      <w:lvlJc w:val="left"/>
-      <w:pPr>
-        <w:tabs>
-          <w:tab w:val="num" w:pos="0"/>
-        </w:tabs>
-        <w:ind w:left="5040" w:hanging="360"/>
-      </w:pPr>
-      <w:rPr/>
-    </w:lvl>
-    <w:lvl w:ilvl="7">
-      <w:start w:val="1"/>
-      <w:numFmt w:val="lowerLetter"/>
-      <w:lvlText w:val="%8."/>
-      <w:lvlJc w:val="left"/>
-      <w:pPr>
-        <w:tabs>
-          <w:tab w:val="num" w:pos="0"/>
-        </w:tabs>
-        <w:ind w:left="5760" w:hanging="360"/>
-      </w:pPr>
-      <w:rPr/>
-    </w:lvl>
-    <w:lvl w:ilvl="8">
-      <w:start w:val="1"/>
-      <w:numFmt w:val="lowerRoman"/>
-      <w:lvlText w:val="%9."/>
-      <w:lvlJc w:val="right"/>
-      <w:pPr>
-        <w:tabs>
-          <w:tab w:val="num" w:pos="0"/>
-        </w:tabs>
-        <w:ind w:left="6480" w:hanging="180"/>
-      </w:pPr>
-      <w:rPr/>
-    </w:lvl>
-  </w:abstractNum>
-  <w:abstractNum w:abstractNumId="5">
-    <w:lvl w:ilvl="0">
-      <w:start w:val="1"/>
-      <w:numFmt w:val="decimal"/>
-      <w:lvlText w:val="%1)"/>
-      <w:lvlJc w:val="left"/>
-      <w:pPr>
-        <w:tabs>
-          <w:tab w:val="num" w:pos="0"/>
-        </w:tabs>
-        <w:ind w:left="720" w:hanging="360"/>
-      </w:pPr>
-      <w:rPr/>
-    </w:lvl>
-    <w:lvl w:ilvl="1">
-      <w:start w:val="1"/>
-      <w:numFmt w:val="lowerLetter"/>
-      <w:lvlText w:val="%2."/>
-      <w:lvlJc w:val="left"/>
-      <w:pPr>
-        <w:tabs>
-          <w:tab w:val="num" w:pos="0"/>
-        </w:tabs>
-        <w:ind w:left="1440" w:hanging="360"/>
-      </w:pPr>
-      <w:rPr/>
-    </w:lvl>
-    <w:lvl w:ilvl="2">
-      <w:start w:val="1"/>
-      <w:numFmt w:val="lowerRoman"/>
-      <w:lvlText w:val="%3."/>
-      <w:lvlJc w:val="right"/>
-      <w:pPr>
-        <w:tabs>
-          <w:tab w:val="num" w:pos="0"/>
-        </w:tabs>
-        <w:ind w:left="2160" w:hanging="180"/>
-      </w:pPr>
-      <w:rPr/>
-    </w:lvl>
-    <w:lvl w:ilvl="3">
-      <w:start w:val="1"/>
-      <w:numFmt w:val="decimal"/>
-      <w:lvlText w:val="%4."/>
-      <w:lvlJc w:val="left"/>
-      <w:pPr>
-        <w:tabs>
-          <w:tab w:val="num" w:pos="0"/>
-        </w:tabs>
-        <w:ind w:left="2880" w:hanging="360"/>
-      </w:pPr>
-      <w:rPr/>
-    </w:lvl>
-    <w:lvl w:ilvl="4">
-      <w:start w:val="1"/>
-      <w:numFmt w:val="lowerLetter"/>
-      <w:lvlText w:val="%5."/>
-      <w:lvlJc w:val="left"/>
-      <w:pPr>
-        <w:tabs>
-          <w:tab w:val="num" w:pos="0"/>
-        </w:tabs>
-        <w:ind w:left="3600" w:hanging="360"/>
-      </w:pPr>
-      <w:rPr/>
-    </w:lvl>
-    <w:lvl w:ilvl="5">
-      <w:start w:val="1"/>
-      <w:numFmt w:val="lowerRoman"/>
-      <w:lvlText w:val="%6."/>
-      <w:lvlJc w:val="right"/>
-      <w:pPr>
-        <w:tabs>
-          <w:tab w:val="num" w:pos="0"/>
-        </w:tabs>
-        <w:ind w:left="4320" w:hanging="180"/>
-      </w:pPr>
-      <w:rPr/>
-    </w:lvl>
-    <w:lvl w:ilvl="6">
-      <w:start w:val="1"/>
-      <w:numFmt w:val="decimal"/>
-      <w:lvlText w:val="%7."/>
-      <w:lvlJc w:val="left"/>
-      <w:pPr>
-        <w:tabs>
-          <w:tab w:val="num" w:pos="0"/>
-        </w:tabs>
-        <w:ind w:left="5040" w:hanging="360"/>
-      </w:pPr>
-      <w:rPr/>
-    </w:lvl>
-    <w:lvl w:ilvl="7">
-      <w:start w:val="1"/>
-      <w:numFmt w:val="lowerLetter"/>
-      <w:lvlText w:val="%8."/>
-      <w:lvlJc w:val="left"/>
-      <w:pPr>
-        <w:tabs>
-          <w:tab w:val="num" w:pos="0"/>
-        </w:tabs>
-        <w:ind w:left="5760" w:hanging="360"/>
-      </w:pPr>
-      <w:rPr/>
-    </w:lvl>
-    <w:lvl w:ilvl="8">
-      <w:start w:val="1"/>
-      <w:numFmt w:val="lowerRoman"/>
-      <w:lvlText w:val="%9."/>
-      <w:lvlJc w:val="right"/>
-      <w:pPr>
-        <w:tabs>
-          <w:tab w:val="num" w:pos="0"/>
-        </w:tabs>
-        <w:ind w:left="6480" w:hanging="180"/>
-      </w:pPr>
-      <w:rPr/>
-    </w:lvl>
-  </w:abstractNum>
-  <w:abstractNum w:abstractNumId="6">
-    <w:lvl w:ilvl="0">
-      <w:start w:val="1"/>
-      <w:numFmt w:val="decimal"/>
-      <w:lvlText w:val="%1."/>
-      <w:lvlJc w:val="left"/>
-      <w:pPr>
-        <w:tabs>
-          <w:tab w:val="num" w:pos="0"/>
-        </w:tabs>
-        <w:ind w:left="720" w:hanging="360"/>
-      </w:pPr>
-      <w:rPr/>
-    </w:lvl>
-    <w:lvl w:ilvl="1">
-      <w:start w:val="1"/>
-      <w:numFmt w:val="lowerLetter"/>
-      <w:lvlText w:val="%2."/>
-      <w:lvlJc w:val="left"/>
-      <w:pPr>
-        <w:tabs>
-          <w:tab w:val="num" w:pos="0"/>
-        </w:tabs>
-        <w:ind w:left="1440" w:hanging="360"/>
-      </w:pPr>
-      <w:rPr/>
-    </w:lvl>
-    <w:lvl w:ilvl="2">
-      <w:start w:val="1"/>
-      <w:numFmt w:val="lowerRoman"/>
-      <w:lvlText w:val="%3."/>
-      <w:lvlJc w:val="right"/>
-      <w:pPr>
-        <w:tabs>
-          <w:tab w:val="num" w:pos="0"/>
-        </w:tabs>
-        <w:ind w:left="2160" w:hanging="180"/>
-      </w:pPr>
-      <w:rPr/>
-    </w:lvl>
-    <w:lvl w:ilvl="3">
-      <w:start w:val="1"/>
-      <w:numFmt w:val="decimal"/>
-      <w:lvlText w:val="%4."/>
-      <w:lvlJc w:val="left"/>
-      <w:pPr>
-        <w:tabs>
-          <w:tab w:val="num" w:pos="0"/>
-        </w:tabs>
-        <w:ind w:left="2880" w:hanging="360"/>
-      </w:pPr>
-      <w:rPr/>
-    </w:lvl>
-    <w:lvl w:ilvl="4">
-      <w:start w:val="1"/>
-      <w:numFmt w:val="lowerLetter"/>
-      <w:lvlText w:val="%5."/>
-      <w:lvlJc w:val="left"/>
-      <w:pPr>
-        <w:tabs>
-          <w:tab w:val="num" w:pos="0"/>
-        </w:tabs>
-        <w:ind w:left="3600" w:hanging="360"/>
-      </w:pPr>
-      <w:rPr/>
-    </w:lvl>
-    <w:lvl w:ilvl="5">
-      <w:start w:val="1"/>
-      <w:numFmt w:val="lowerRoman"/>
-      <w:lvlText w:val="%6."/>
-      <w:lvlJc w:val="right"/>
-      <w:pPr>
-        <w:tabs>
-          <w:tab w:val="num" w:pos="0"/>
-        </w:tabs>
-        <w:ind w:left="4320" w:hanging="180"/>
-      </w:pPr>
-      <w:rPr/>
-    </w:lvl>
-    <w:lvl w:ilvl="6">
-      <w:start w:val="1"/>
-      <w:numFmt w:val="decimal"/>
-      <w:lvlText w:val="%7."/>
-      <w:lvlJc w:val="left"/>
-      <w:pPr>
-        <w:tabs>
-          <w:tab w:val="num" w:pos="0"/>
-        </w:tabs>
-        <w:ind w:left="5040" w:hanging="360"/>
-      </w:pPr>
-      <w:rPr/>
-    </w:lvl>
-    <w:lvl w:ilvl="7">
-      <w:start w:val="1"/>
-      <w:numFmt w:val="lowerLetter"/>
-      <w:lvlText w:val="%8."/>
-      <w:lvlJc w:val="left"/>
-      <w:pPr>
-        <w:tabs>
-          <w:tab w:val="num" w:pos="0"/>
-        </w:tabs>
-        <w:ind w:left="5760" w:hanging="360"/>
-      </w:pPr>
-      <w:rPr/>
-    </w:lvl>
-    <w:lvl w:ilvl="8">
-      <w:start w:val="1"/>
-      <w:numFmt w:val="lowerRoman"/>
-      <w:lvlText w:val="%9."/>
-      <w:lvlJc w:val="right"/>
-      <w:pPr>
-        <w:tabs>
-          <w:tab w:val="num" w:pos="0"/>
-        </w:tabs>
-        <w:ind w:left="6480" w:hanging="180"/>
-      </w:pPr>
-      <w:rPr/>
-    </w:lvl>
-  </w:abstractNum>
-  <w:abstractNum w:abstractNumId="7">
-    <w:lvl w:ilvl="0">
-      <w:start w:val="1"/>
-      <w:numFmt w:val="decimal"/>
-      <w:lvlText w:val="%1)"/>
-      <w:lvlJc w:val="left"/>
-      <w:pPr>
-        <w:tabs>
-          <w:tab w:val="num" w:pos="0"/>
-        </w:tabs>
-        <w:ind w:left="720" w:hanging="360"/>
-      </w:pPr>
-      <w:rPr/>
-    </w:lvl>
-    <w:lvl w:ilvl="1">
-      <w:start w:val="1"/>
-      <w:numFmt w:val="lowerLetter"/>
-      <w:lvlText w:val="%2."/>
-      <w:lvlJc w:val="left"/>
-      <w:pPr>
-        <w:tabs>
-          <w:tab w:val="num" w:pos="0"/>
-        </w:tabs>
-        <w:ind w:left="1440" w:hanging="360"/>
-      </w:pPr>
-      <w:rPr/>
-    </w:lvl>
-    <w:lvl w:ilvl="2">
-      <w:start w:val="1"/>
-      <w:numFmt w:val="lowerRoman"/>
-      <w:lvlText w:val="%3."/>
-      <w:lvlJc w:val="right"/>
-      <w:pPr>
-        <w:tabs>
-          <w:tab w:val="num" w:pos="0"/>
-        </w:tabs>
-        <w:ind w:left="2160" w:hanging="180"/>
-      </w:pPr>
-      <w:rPr/>
-    </w:lvl>
-    <w:lvl w:ilvl="3">
-      <w:start w:val="1"/>
-      <w:numFmt w:val="decimal"/>
-      <w:lvlText w:val="%4."/>
-      <w:lvlJc w:val="left"/>
-      <w:pPr>
-        <w:tabs>
-          <w:tab w:val="num" w:pos="0"/>
-        </w:tabs>
-        <w:ind w:left="2880" w:hanging="360"/>
-      </w:pPr>
-      <w:rPr/>
-    </w:lvl>
-    <w:lvl w:ilvl="4">
-      <w:start w:val="1"/>
-      <w:numFmt w:val="lowerLetter"/>
-      <w:lvlText w:val="%5."/>
-      <w:lvlJc w:val="left"/>
-      <w:pPr>
-        <w:tabs>
-          <w:tab w:val="num" w:pos="0"/>
-        </w:tabs>
-        <w:ind w:left="3600" w:hanging="360"/>
-      </w:pPr>
-      <w:rPr/>
-    </w:lvl>
-    <w:lvl w:ilvl="5">
-      <w:start w:val="1"/>
-      <w:numFmt w:val="lowerRoman"/>
-      <w:lvlText w:val="%6."/>
-      <w:lvlJc w:val="right"/>
-      <w:pPr>
-        <w:tabs>
-          <w:tab w:val="num" w:pos="0"/>
-        </w:tabs>
-        <w:ind w:left="4320" w:hanging="180"/>
-      </w:pPr>
-      <w:rPr/>
-    </w:lvl>
-    <w:lvl w:ilvl="6">
-      <w:start w:val="1"/>
-      <w:numFmt w:val="decimal"/>
-      <w:lvlText w:val="%7."/>
-      <w:lvlJc w:val="left"/>
-      <w:pPr>
-        <w:tabs>
-          <w:tab w:val="num" w:pos="0"/>
-        </w:tabs>
-        <w:ind w:left="5040" w:hanging="360"/>
-      </w:pPr>
-      <w:rPr/>
-    </w:lvl>
-    <w:lvl w:ilvl="7">
-      <w:start w:val="1"/>
-      <w:numFmt w:val="lowerLetter"/>
-      <w:lvlText w:val="%8."/>
-      <w:lvlJc w:val="left"/>
-      <w:pPr>
-        <w:tabs>
-          <w:tab w:val="num" w:pos="0"/>
-        </w:tabs>
-        <w:ind w:left="5760" w:hanging="360"/>
-      </w:pPr>
-      <w:rPr/>
-    </w:lvl>
-    <w:lvl w:ilvl="8">
-      <w:start w:val="1"/>
-      <w:numFmt w:val="lowerRoman"/>
-      <w:lvlText w:val="%9."/>
-      <w:lvlJc w:val="right"/>
-      <w:pPr>
-        <w:tabs>
-          <w:tab w:val="num" w:pos="0"/>
-        </w:tabs>
-        <w:ind w:left="6480" w:hanging="180"/>
-      </w:pPr>
-      <w:rPr/>
-    </w:lvl>
-  </w:abstractNum>
-  <w:abstractNum w:abstractNumId="8">
-    <w:lvl w:ilvl="0">
-      <w:start w:val="1"/>
-      <w:numFmt w:val="decimal"/>
-      <w:lvlText w:val="%1)"/>
-      <w:lvlJc w:val="left"/>
-      <w:pPr>
-        <w:tabs>
-          <w:tab w:val="num" w:pos="0"/>
-        </w:tabs>
         <w:ind w:left="1012" w:hanging="0"/>
       </w:pPr>
       <w:rPr>
@@ -7118,9 +6979,6 @@
       <w:lvlText w:val="%2"/>
       <w:lvlJc w:val="left"/>
       <w:pPr>
-        <w:tabs>
-          <w:tab w:val="num" w:pos="0"/>
-        </w:tabs>
         <w:ind w:left="1789" w:hanging="0"/>
       </w:pPr>
       <w:rPr>
@@ -7144,9 +7002,6 @@
       <w:lvlText w:val="%3"/>
       <w:lvlJc w:val="left"/>
       <w:pPr>
-        <w:tabs>
-          <w:tab w:val="num" w:pos="0"/>
-        </w:tabs>
         <w:ind w:left="2509" w:hanging="0"/>
       </w:pPr>
       <w:rPr>
@@ -7170,9 +7025,6 @@
       <w:lvlText w:val="%4"/>
       <w:lvlJc w:val="left"/>
       <w:pPr>
-        <w:tabs>
-          <w:tab w:val="num" w:pos="0"/>
-        </w:tabs>
         <w:ind w:left="3229" w:hanging="0"/>
       </w:pPr>
       <w:rPr>
@@ -7196,9 +7048,6 @@
       <w:lvlText w:val="%5"/>
       <w:lvlJc w:val="left"/>
       <w:pPr>
-        <w:tabs>
-          <w:tab w:val="num" w:pos="0"/>
-        </w:tabs>
         <w:ind w:left="3949" w:hanging="0"/>
       </w:pPr>
       <w:rPr>
@@ -7222,9 +7071,6 @@
       <w:lvlText w:val="%6"/>
       <w:lvlJc w:val="left"/>
       <w:pPr>
-        <w:tabs>
-          <w:tab w:val="num" w:pos="0"/>
-        </w:tabs>
         <w:ind w:left="4669" w:hanging="0"/>
       </w:pPr>
       <w:rPr>
@@ -7248,9 +7094,6 @@
       <w:lvlText w:val="%7"/>
       <w:lvlJc w:val="left"/>
       <w:pPr>
-        <w:tabs>
-          <w:tab w:val="num" w:pos="0"/>
-        </w:tabs>
         <w:ind w:left="5389" w:hanging="0"/>
       </w:pPr>
       <w:rPr>
@@ -7274,9 +7117,6 @@
       <w:lvlText w:val="%8"/>
       <w:lvlJc w:val="left"/>
       <w:pPr>
-        <w:tabs>
-          <w:tab w:val="num" w:pos="0"/>
-        </w:tabs>
         <w:ind w:left="6109" w:hanging="0"/>
       </w:pPr>
       <w:rPr>
@@ -7300,245 +7140,6 @@
       <w:lvlText w:val="%9"/>
       <w:lvlJc w:val="left"/>
       <w:pPr>
-        <w:tabs>
-          <w:tab w:val="num" w:pos="0"/>
-        </w:tabs>
-        <w:ind w:left="6829" w:hanging="0"/>
-      </w:pPr>
-      <w:rPr>
-        <w:dstrike w:val="false"/>
-        <w:strike w:val="false"/>
-        <w:vertAlign w:val="baseline"/>
-        <w:position w:val="0"/>
-        <w:sz w:val="24"/>
-        <w:sz w:val="24"/>
-        <w:i w:val="false"/>
-        <w:u w:val="none" w:color="000000"/>
-        <w:b w:val="false"/>
-        <w:szCs w:val="24"/>
-        <w:rFonts w:ascii="Times New Roman" w:hAnsi="Times New Roman" w:eastAsia="Times New Roman" w:cs="Times New Roman"/>
-        <w:color w:val="000000"/>
-      </w:rPr>
-    </w:lvl>
-  </w:abstractNum>
-  <w:abstractNum w:abstractNumId="9">
-    <w:lvl w:ilvl="0">
-      <w:start w:val="1"/>
-      <w:numFmt w:val="decimal"/>
-      <w:lvlText w:val="%1)"/>
-      <w:lvlJc w:val="left"/>
-      <w:pPr>
-        <w:tabs>
-          <w:tab w:val="num" w:pos="0"/>
-        </w:tabs>
-        <w:ind w:left="1012" w:hanging="0"/>
-      </w:pPr>
-      <w:rPr>
-        <w:dstrike w:val="false"/>
-        <w:strike w:val="false"/>
-        <w:vertAlign w:val="baseline"/>
-        <w:position w:val="0"/>
-        <w:sz w:val="24"/>
-        <w:sz w:val="24"/>
-        <w:i w:val="false"/>
-        <w:u w:val="none" w:color="000000"/>
-        <w:b w:val="false"/>
-        <w:szCs w:val="24"/>
-        <w:rFonts w:ascii="Times New Roman" w:hAnsi="Times New Roman" w:eastAsia="Times New Roman" w:cs="Times New Roman"/>
-        <w:color w:val="000000"/>
-      </w:rPr>
-    </w:lvl>
-    <w:lvl w:ilvl="1">
-      <w:start w:val="1"/>
-      <w:numFmt w:val="lowerLetter"/>
-      <w:lvlText w:val="%2"/>
-      <w:lvlJc w:val="left"/>
-      <w:pPr>
-        <w:tabs>
-          <w:tab w:val="num" w:pos="0"/>
-        </w:tabs>
-        <w:ind w:left="1789" w:hanging="0"/>
-      </w:pPr>
-      <w:rPr>
-        <w:dstrike w:val="false"/>
-        <w:strike w:val="false"/>
-        <w:vertAlign w:val="baseline"/>
-        <w:position w:val="0"/>
-        <w:sz w:val="24"/>
-        <w:sz w:val="24"/>
-        <w:i w:val="false"/>
-        <w:u w:val="none" w:color="000000"/>
-        <w:b w:val="false"/>
-        <w:szCs w:val="24"/>
-        <w:rFonts w:ascii="Times New Roman" w:hAnsi="Times New Roman" w:eastAsia="Times New Roman" w:cs="Times New Roman"/>
-        <w:color w:val="000000"/>
-      </w:rPr>
-    </w:lvl>
-    <w:lvl w:ilvl="2">
-      <w:start w:val="1"/>
-      <w:numFmt w:val="lowerRoman"/>
-      <w:lvlText w:val="%3"/>
-      <w:lvlJc w:val="left"/>
-      <w:pPr>
-        <w:tabs>
-          <w:tab w:val="num" w:pos="0"/>
-        </w:tabs>
-        <w:ind w:left="2509" w:hanging="0"/>
-      </w:pPr>
-      <w:rPr>
-        <w:dstrike w:val="false"/>
-        <w:strike w:val="false"/>
-        <w:vertAlign w:val="baseline"/>
-        <w:position w:val="0"/>
-        <w:sz w:val="24"/>
-        <w:sz w:val="24"/>
-        <w:i w:val="false"/>
-        <w:u w:val="none" w:color="000000"/>
-        <w:b w:val="false"/>
-        <w:szCs w:val="24"/>
-        <w:rFonts w:ascii="Times New Roman" w:hAnsi="Times New Roman" w:eastAsia="Times New Roman" w:cs="Times New Roman"/>
-        <w:color w:val="000000"/>
-      </w:rPr>
-    </w:lvl>
-    <w:lvl w:ilvl="3">
-      <w:start w:val="1"/>
-      <w:numFmt w:val="decimal"/>
-      <w:lvlText w:val="%4"/>
-      <w:lvlJc w:val="left"/>
-      <w:pPr>
-        <w:tabs>
-          <w:tab w:val="num" w:pos="0"/>
-        </w:tabs>
-        <w:ind w:left="3229" w:hanging="0"/>
-      </w:pPr>
-      <w:rPr>
-        <w:dstrike w:val="false"/>
-        <w:strike w:val="false"/>
-        <w:vertAlign w:val="baseline"/>
-        <w:position w:val="0"/>
-        <w:sz w:val="24"/>
-        <w:sz w:val="24"/>
-        <w:i w:val="false"/>
-        <w:u w:val="none" w:color="000000"/>
-        <w:b w:val="false"/>
-        <w:szCs w:val="24"/>
-        <w:rFonts w:ascii="Times New Roman" w:hAnsi="Times New Roman" w:eastAsia="Times New Roman" w:cs="Times New Roman"/>
-        <w:color w:val="000000"/>
-      </w:rPr>
-    </w:lvl>
-    <w:lvl w:ilvl="4">
-      <w:start w:val="1"/>
-      <w:numFmt w:val="lowerLetter"/>
-      <w:lvlText w:val="%5"/>
-      <w:lvlJc w:val="left"/>
-      <w:pPr>
-        <w:tabs>
-          <w:tab w:val="num" w:pos="0"/>
-        </w:tabs>
-        <w:ind w:left="3949" w:hanging="0"/>
-      </w:pPr>
-      <w:rPr>
-        <w:dstrike w:val="false"/>
-        <w:strike w:val="false"/>
-        <w:vertAlign w:val="baseline"/>
-        <w:position w:val="0"/>
-        <w:sz w:val="24"/>
-        <w:sz w:val="24"/>
-        <w:i w:val="false"/>
-        <w:u w:val="none" w:color="000000"/>
-        <w:b w:val="false"/>
-        <w:szCs w:val="24"/>
-        <w:rFonts w:ascii="Times New Roman" w:hAnsi="Times New Roman" w:eastAsia="Times New Roman" w:cs="Times New Roman"/>
-        <w:color w:val="000000"/>
-      </w:rPr>
-    </w:lvl>
-    <w:lvl w:ilvl="5">
-      <w:start w:val="1"/>
-      <w:numFmt w:val="lowerRoman"/>
-      <w:lvlText w:val="%6"/>
-      <w:lvlJc w:val="left"/>
-      <w:pPr>
-        <w:tabs>
-          <w:tab w:val="num" w:pos="0"/>
-        </w:tabs>
-        <w:ind w:left="4669" w:hanging="0"/>
-      </w:pPr>
-      <w:rPr>
-        <w:dstrike w:val="false"/>
-        <w:strike w:val="false"/>
-        <w:vertAlign w:val="baseline"/>
-        <w:position w:val="0"/>
-        <w:sz w:val="24"/>
-        <w:sz w:val="24"/>
-        <w:i w:val="false"/>
-        <w:u w:val="none" w:color="000000"/>
-        <w:b w:val="false"/>
-        <w:szCs w:val="24"/>
-        <w:rFonts w:ascii="Times New Roman" w:hAnsi="Times New Roman" w:eastAsia="Times New Roman" w:cs="Times New Roman"/>
-        <w:color w:val="000000"/>
-      </w:rPr>
-    </w:lvl>
-    <w:lvl w:ilvl="6">
-      <w:start w:val="1"/>
-      <w:numFmt w:val="decimal"/>
-      <w:lvlText w:val="%7"/>
-      <w:lvlJc w:val="left"/>
-      <w:pPr>
-        <w:tabs>
-          <w:tab w:val="num" w:pos="0"/>
-        </w:tabs>
-        <w:ind w:left="5389" w:hanging="0"/>
-      </w:pPr>
-      <w:rPr>
-        <w:dstrike w:val="false"/>
-        <w:strike w:val="false"/>
-        <w:vertAlign w:val="baseline"/>
-        <w:position w:val="0"/>
-        <w:sz w:val="24"/>
-        <w:sz w:val="24"/>
-        <w:i w:val="false"/>
-        <w:u w:val="none" w:color="000000"/>
-        <w:b w:val="false"/>
-        <w:szCs w:val="24"/>
-        <w:rFonts w:ascii="Times New Roman" w:hAnsi="Times New Roman" w:eastAsia="Times New Roman" w:cs="Times New Roman"/>
-        <w:color w:val="000000"/>
-      </w:rPr>
-    </w:lvl>
-    <w:lvl w:ilvl="7">
-      <w:start w:val="1"/>
-      <w:numFmt w:val="lowerLetter"/>
-      <w:lvlText w:val="%8"/>
-      <w:lvlJc w:val="left"/>
-      <w:pPr>
-        <w:tabs>
-          <w:tab w:val="num" w:pos="0"/>
-        </w:tabs>
-        <w:ind w:left="6109" w:hanging="0"/>
-      </w:pPr>
-      <w:rPr>
-        <w:dstrike w:val="false"/>
-        <w:strike w:val="false"/>
-        <w:vertAlign w:val="baseline"/>
-        <w:position w:val="0"/>
-        <w:sz w:val="24"/>
-        <w:sz w:val="24"/>
-        <w:i w:val="false"/>
-        <w:u w:val="none" w:color="000000"/>
-        <w:b w:val="false"/>
-        <w:szCs w:val="24"/>
-        <w:rFonts w:ascii="Times New Roman" w:hAnsi="Times New Roman" w:eastAsia="Times New Roman" w:cs="Times New Roman"/>
-        <w:color w:val="000000"/>
-      </w:rPr>
-    </w:lvl>
-    <w:lvl w:ilvl="8">
-      <w:start w:val="1"/>
-      <w:numFmt w:val="lowerRoman"/>
-      <w:lvlText w:val="%9"/>
-      <w:lvlJc w:val="left"/>
-      <w:pPr>
-        <w:tabs>
-          <w:tab w:val="num" w:pos="0"/>
-        </w:tabs>
         <w:ind w:left="6829" w:hanging="0"/>
       </w:pPr>
       <w:rPr>
@@ -7564,9 +7165,6 @@
       <w:lvlText w:val="%1)"/>
       <w:lvlJc w:val="left"/>
       <w:pPr>
-        <w:tabs>
-          <w:tab w:val="num" w:pos="0"/>
-        </w:tabs>
         <w:ind w:left="1012" w:hanging="0"/>
       </w:pPr>
       <w:rPr>
@@ -7590,9 +7188,6 @@
       <w:lvlText w:val="%2"/>
       <w:lvlJc w:val="left"/>
       <w:pPr>
-        <w:tabs>
-          <w:tab w:val="num" w:pos="0"/>
-        </w:tabs>
         <w:ind w:left="1789" w:hanging="0"/>
       </w:pPr>
       <w:rPr>
@@ -7616,9 +7211,6 @@
       <w:lvlText w:val="%3"/>
       <w:lvlJc w:val="left"/>
       <w:pPr>
-        <w:tabs>
-          <w:tab w:val="num" w:pos="0"/>
-        </w:tabs>
         <w:ind w:left="2509" w:hanging="0"/>
       </w:pPr>
       <w:rPr>
@@ -7642,9 +7234,6 @@
       <w:lvlText w:val="%4"/>
       <w:lvlJc w:val="left"/>
       <w:pPr>
-        <w:tabs>
-          <w:tab w:val="num" w:pos="0"/>
-        </w:tabs>
         <w:ind w:left="3229" w:hanging="0"/>
       </w:pPr>
       <w:rPr>
@@ -7668,9 +7257,6 @@
       <w:lvlText w:val="%5"/>
       <w:lvlJc w:val="left"/>
       <w:pPr>
-        <w:tabs>
-          <w:tab w:val="num" w:pos="0"/>
-        </w:tabs>
         <w:ind w:left="3949" w:hanging="0"/>
       </w:pPr>
       <w:rPr>
@@ -7694,9 +7280,6 @@
       <w:lvlText w:val="%6"/>
       <w:lvlJc w:val="left"/>
       <w:pPr>
-        <w:tabs>
-          <w:tab w:val="num" w:pos="0"/>
-        </w:tabs>
         <w:ind w:left="4669" w:hanging="0"/>
       </w:pPr>
       <w:rPr>
@@ -7720,9 +7303,6 @@
       <w:lvlText w:val="%7"/>
       <w:lvlJc w:val="left"/>
       <w:pPr>
-        <w:tabs>
-          <w:tab w:val="num" w:pos="0"/>
-        </w:tabs>
         <w:ind w:left="5389" w:hanging="0"/>
       </w:pPr>
       <w:rPr>
@@ -7746,9 +7326,6 @@
       <w:lvlText w:val="%8"/>
       <w:lvlJc w:val="left"/>
       <w:pPr>
-        <w:tabs>
-          <w:tab w:val="num" w:pos="0"/>
-        </w:tabs>
         <w:ind w:left="6109" w:hanging="0"/>
       </w:pPr>
       <w:rPr>
@@ -7772,9 +7349,6 @@
       <w:lvlText w:val="%9"/>
       <w:lvlJc w:val="left"/>
       <w:pPr>
-        <w:tabs>
-          <w:tab w:val="num" w:pos="0"/>
-        </w:tabs>
         <w:ind w:left="6829" w:hanging="0"/>
       </w:pPr>
       <w:rPr>
@@ -7800,9 +7374,6 @@
       <w:lvlText w:val="%1)"/>
       <w:lvlJc w:val="left"/>
       <w:pPr>
-        <w:tabs>
-          <w:tab w:val="num" w:pos="0"/>
-        </w:tabs>
         <w:ind w:left="1012" w:hanging="0"/>
       </w:pPr>
       <w:rPr>
@@ -7826,9 +7397,6 @@
       <w:lvlText w:val="%2"/>
       <w:lvlJc w:val="left"/>
       <w:pPr>
-        <w:tabs>
-          <w:tab w:val="num" w:pos="0"/>
-        </w:tabs>
         <w:ind w:left="1789" w:hanging="0"/>
       </w:pPr>
       <w:rPr>
@@ -7852,9 +7420,6 @@
       <w:lvlText w:val="%3"/>
       <w:lvlJc w:val="left"/>
       <w:pPr>
-        <w:tabs>
-          <w:tab w:val="num" w:pos="0"/>
-        </w:tabs>
         <w:ind w:left="2509" w:hanging="0"/>
       </w:pPr>
       <w:rPr>
@@ -7878,9 +7443,6 @@
       <w:lvlText w:val="%4"/>
       <w:lvlJc w:val="left"/>
       <w:pPr>
-        <w:tabs>
-          <w:tab w:val="num" w:pos="0"/>
-        </w:tabs>
         <w:ind w:left="3229" w:hanging="0"/>
       </w:pPr>
       <w:rPr>
@@ -7904,9 +7466,6 @@
       <w:lvlText w:val="%5"/>
       <w:lvlJc w:val="left"/>
       <w:pPr>
-        <w:tabs>
-          <w:tab w:val="num" w:pos="0"/>
-        </w:tabs>
         <w:ind w:left="3949" w:hanging="0"/>
       </w:pPr>
       <w:rPr>
@@ -7930,9 +7489,6 @@
       <w:lvlText w:val="%6"/>
       <w:lvlJc w:val="left"/>
       <w:pPr>
-        <w:tabs>
-          <w:tab w:val="num" w:pos="0"/>
-        </w:tabs>
         <w:ind w:left="4669" w:hanging="0"/>
       </w:pPr>
       <w:rPr>
@@ -7956,9 +7512,6 @@
       <w:lvlText w:val="%7"/>
       <w:lvlJc w:val="left"/>
       <w:pPr>
-        <w:tabs>
-          <w:tab w:val="num" w:pos="0"/>
-        </w:tabs>
         <w:ind w:left="5389" w:hanging="0"/>
       </w:pPr>
       <w:rPr>
@@ -7982,9 +7535,6 @@
       <w:lvlText w:val="%8"/>
       <w:lvlJc w:val="left"/>
       <w:pPr>
-        <w:tabs>
-          <w:tab w:val="num" w:pos="0"/>
-        </w:tabs>
         <w:ind w:left="6109" w:hanging="0"/>
       </w:pPr>
       <w:rPr>
@@ -8008,9 +7558,6 @@
       <w:lvlText w:val="%9"/>
       <w:lvlJc w:val="left"/>
       <w:pPr>
-        <w:tabs>
-          <w:tab w:val="num" w:pos="0"/>
-        </w:tabs>
         <w:ind w:left="6829" w:hanging="0"/>
       </w:pPr>
       <w:rPr>
@@ -8036,9 +7583,6 @@
       <w:lvlText w:val="%1)"/>
       <w:lvlJc w:val="left"/>
       <w:pPr>
-        <w:tabs>
-          <w:tab w:val="num" w:pos="0"/>
-        </w:tabs>
         <w:ind w:left="1012" w:hanging="0"/>
       </w:pPr>
       <w:rPr>
@@ -8062,9 +7606,6 @@
       <w:lvlText w:val="%2"/>
       <w:lvlJc w:val="left"/>
       <w:pPr>
-        <w:tabs>
-          <w:tab w:val="num" w:pos="0"/>
-        </w:tabs>
         <w:ind w:left="1789" w:hanging="0"/>
       </w:pPr>
       <w:rPr>
@@ -8088,9 +7629,6 @@
       <w:lvlText w:val="%3"/>
       <w:lvlJc w:val="left"/>
       <w:pPr>
-        <w:tabs>
-          <w:tab w:val="num" w:pos="0"/>
-        </w:tabs>
         <w:ind w:left="2509" w:hanging="0"/>
       </w:pPr>
       <w:rPr>
@@ -8114,9 +7652,6 @@
       <w:lvlText w:val="%4"/>
       <w:lvlJc w:val="left"/>
       <w:pPr>
-        <w:tabs>
-          <w:tab w:val="num" w:pos="0"/>
-        </w:tabs>
         <w:ind w:left="3229" w:hanging="0"/>
       </w:pPr>
       <w:rPr>
@@ -8140,9 +7675,6 @@
       <w:lvlText w:val="%5"/>
       <w:lvlJc w:val="left"/>
       <w:pPr>
-        <w:tabs>
-          <w:tab w:val="num" w:pos="0"/>
-        </w:tabs>
         <w:ind w:left="3949" w:hanging="0"/>
       </w:pPr>
       <w:rPr>
@@ -8166,9 +7698,6 @@
       <w:lvlText w:val="%6"/>
       <w:lvlJc w:val="left"/>
       <w:pPr>
-        <w:tabs>
-          <w:tab w:val="num" w:pos="0"/>
-        </w:tabs>
         <w:ind w:left="4669" w:hanging="0"/>
       </w:pPr>
       <w:rPr>
@@ -8192,9 +7721,6 @@
       <w:lvlText w:val="%7"/>
       <w:lvlJc w:val="left"/>
       <w:pPr>
-        <w:tabs>
-          <w:tab w:val="num" w:pos="0"/>
-        </w:tabs>
         <w:ind w:left="5389" w:hanging="0"/>
       </w:pPr>
       <w:rPr>
@@ -8218,9 +7744,6 @@
       <w:lvlText w:val="%8"/>
       <w:lvlJc w:val="left"/>
       <w:pPr>
-        <w:tabs>
-          <w:tab w:val="num" w:pos="0"/>
-        </w:tabs>
         <w:ind w:left="6109" w:hanging="0"/>
       </w:pPr>
       <w:rPr>
@@ -8244,9 +7767,6 @@
       <w:lvlText w:val="%9"/>
       <w:lvlJc w:val="left"/>
       <w:pPr>
-        <w:tabs>
-          <w:tab w:val="num" w:pos="0"/>
-        </w:tabs>
         <w:ind w:left="6829" w:hanging="0"/>
       </w:pPr>
       <w:rPr>
@@ -8272,9 +7792,6 @@
       <w:lvlText w:val="%1)"/>
       <w:lvlJc w:val="left"/>
       <w:pPr>
-        <w:tabs>
-          <w:tab w:val="num" w:pos="0"/>
-        </w:tabs>
         <w:ind w:left="1012" w:hanging="0"/>
       </w:pPr>
       <w:rPr>
@@ -8298,9 +7815,6 @@
       <w:lvlText w:val="%2"/>
       <w:lvlJc w:val="left"/>
       <w:pPr>
-        <w:tabs>
-          <w:tab w:val="num" w:pos="0"/>
-        </w:tabs>
         <w:ind w:left="1789" w:hanging="0"/>
       </w:pPr>
       <w:rPr>
@@ -8324,9 +7838,6 @@
       <w:lvlText w:val="%3"/>
       <w:lvlJc w:val="left"/>
       <w:pPr>
-        <w:tabs>
-          <w:tab w:val="num" w:pos="0"/>
-        </w:tabs>
         <w:ind w:left="2509" w:hanging="0"/>
       </w:pPr>
       <w:rPr>
@@ -8350,9 +7861,6 @@
       <w:lvlText w:val="%4"/>
       <w:lvlJc w:val="left"/>
       <w:pPr>
-        <w:tabs>
-          <w:tab w:val="num" w:pos="0"/>
-        </w:tabs>
         <w:ind w:left="3229" w:hanging="0"/>
       </w:pPr>
       <w:rPr>
@@ -8376,9 +7884,6 @@
       <w:lvlText w:val="%5"/>
       <w:lvlJc w:val="left"/>
       <w:pPr>
-        <w:tabs>
-          <w:tab w:val="num" w:pos="0"/>
-        </w:tabs>
         <w:ind w:left="3949" w:hanging="0"/>
       </w:pPr>
       <w:rPr>
@@ -8402,9 +7907,6 @@
       <w:lvlText w:val="%6"/>
       <w:lvlJc w:val="left"/>
       <w:pPr>
-        <w:tabs>
-          <w:tab w:val="num" w:pos="0"/>
-        </w:tabs>
         <w:ind w:left="4669" w:hanging="0"/>
       </w:pPr>
       <w:rPr>
@@ -8428,9 +7930,6 @@
       <w:lvlText w:val="%7"/>
       <w:lvlJc w:val="left"/>
       <w:pPr>
-        <w:tabs>
-          <w:tab w:val="num" w:pos="0"/>
-        </w:tabs>
         <w:ind w:left="5389" w:hanging="0"/>
       </w:pPr>
       <w:rPr>
@@ -8454,9 +7953,6 @@
       <w:lvlText w:val="%8"/>
       <w:lvlJc w:val="left"/>
       <w:pPr>
-        <w:tabs>
-          <w:tab w:val="num" w:pos="0"/>
-        </w:tabs>
         <w:ind w:left="6109" w:hanging="0"/>
       </w:pPr>
       <w:rPr>
@@ -8480,9 +7976,6 @@
       <w:lvlText w:val="%9"/>
       <w:lvlJc w:val="left"/>
       <w:pPr>
-        <w:tabs>
-          <w:tab w:val="num" w:pos="0"/>
-        </w:tabs>
         <w:ind w:left="6829" w:hanging="0"/>
       </w:pPr>
       <w:rPr>
@@ -8508,9 +8001,6 @@
       <w:lvlText w:val="%1)"/>
       <w:lvlJc w:val="left"/>
       <w:pPr>
-        <w:tabs>
-          <w:tab w:val="num" w:pos="0"/>
-        </w:tabs>
         <w:ind w:left="1012" w:hanging="0"/>
       </w:pPr>
       <w:rPr>
@@ -8534,9 +8024,6 @@
       <w:lvlText w:val="%2"/>
       <w:lvlJc w:val="left"/>
       <w:pPr>
-        <w:tabs>
-          <w:tab w:val="num" w:pos="0"/>
-        </w:tabs>
         <w:ind w:left="1789" w:hanging="0"/>
       </w:pPr>
       <w:rPr>
@@ -8560,9 +8047,6 @@
       <w:lvlText w:val="%3"/>
       <w:lvlJc w:val="left"/>
       <w:pPr>
-        <w:tabs>
-          <w:tab w:val="num" w:pos="0"/>
-        </w:tabs>
         <w:ind w:left="2509" w:hanging="0"/>
       </w:pPr>
       <w:rPr>
@@ -8586,9 +8070,6 @@
       <w:lvlText w:val="%4"/>
       <w:lvlJc w:val="left"/>
       <w:pPr>
-        <w:tabs>
-          <w:tab w:val="num" w:pos="0"/>
-        </w:tabs>
         <w:ind w:left="3229" w:hanging="0"/>
       </w:pPr>
       <w:rPr>
@@ -8612,9 +8093,6 @@
       <w:lvlText w:val="%5"/>
       <w:lvlJc w:val="left"/>
       <w:pPr>
-        <w:tabs>
-          <w:tab w:val="num" w:pos="0"/>
-        </w:tabs>
         <w:ind w:left="3949" w:hanging="0"/>
       </w:pPr>
       <w:rPr>
@@ -8638,9 +8116,6 @@
       <w:lvlText w:val="%6"/>
       <w:lvlJc w:val="left"/>
       <w:pPr>
-        <w:tabs>
-          <w:tab w:val="num" w:pos="0"/>
-        </w:tabs>
         <w:ind w:left="4669" w:hanging="0"/>
       </w:pPr>
       <w:rPr>
@@ -8664,9 +8139,6 @@
       <w:lvlText w:val="%7"/>
       <w:lvlJc w:val="left"/>
       <w:pPr>
-        <w:tabs>
-          <w:tab w:val="num" w:pos="0"/>
-        </w:tabs>
         <w:ind w:left="5389" w:hanging="0"/>
       </w:pPr>
       <w:rPr>
@@ -8690,9 +8162,6 @@
       <w:lvlText w:val="%8"/>
       <w:lvlJc w:val="left"/>
       <w:pPr>
-        <w:tabs>
-          <w:tab w:val="num" w:pos="0"/>
-        </w:tabs>
         <w:ind w:left="6109" w:hanging="0"/>
       </w:pPr>
       <w:rPr>
@@ -8716,9 +8185,6 @@
       <w:lvlText w:val="%9"/>
       <w:lvlJc w:val="left"/>
       <w:pPr>
-        <w:tabs>
-          <w:tab w:val="num" w:pos="0"/>
-        </w:tabs>
         <w:ind w:left="6829" w:hanging="0"/>
       </w:pPr>
       <w:rPr>
@@ -8744,9 +8210,6 @@
       <w:lvlText w:val="%1)"/>
       <w:lvlJc w:val="left"/>
       <w:pPr>
-        <w:tabs>
-          <w:tab w:val="num" w:pos="0"/>
-        </w:tabs>
         <w:ind w:left="1012" w:hanging="0"/>
       </w:pPr>
       <w:rPr>
@@ -8770,9 +8233,6 @@
       <w:lvlText w:val="%2"/>
       <w:lvlJc w:val="left"/>
       <w:pPr>
-        <w:tabs>
-          <w:tab w:val="num" w:pos="0"/>
-        </w:tabs>
         <w:ind w:left="1789" w:hanging="0"/>
       </w:pPr>
       <w:rPr>
@@ -8796,9 +8256,6 @@
       <w:lvlText w:val="%3"/>
       <w:lvlJc w:val="left"/>
       <w:pPr>
-        <w:tabs>
-          <w:tab w:val="num" w:pos="0"/>
-        </w:tabs>
         <w:ind w:left="2509" w:hanging="0"/>
       </w:pPr>
       <w:rPr>
@@ -8822,9 +8279,6 @@
       <w:lvlText w:val="%4"/>
       <w:lvlJc w:val="left"/>
       <w:pPr>
-        <w:tabs>
-          <w:tab w:val="num" w:pos="0"/>
-        </w:tabs>
         <w:ind w:left="3229" w:hanging="0"/>
       </w:pPr>
       <w:rPr>
@@ -8848,9 +8302,6 @@
       <w:lvlText w:val="%5"/>
       <w:lvlJc w:val="left"/>
       <w:pPr>
-        <w:tabs>
-          <w:tab w:val="num" w:pos="0"/>
-        </w:tabs>
         <w:ind w:left="3949" w:hanging="0"/>
       </w:pPr>
       <w:rPr>
@@ -8874,9 +8325,6 @@
       <w:lvlText w:val="%6"/>
       <w:lvlJc w:val="left"/>
       <w:pPr>
-        <w:tabs>
-          <w:tab w:val="num" w:pos="0"/>
-        </w:tabs>
         <w:ind w:left="4669" w:hanging="0"/>
       </w:pPr>
       <w:rPr>
@@ -8900,9 +8348,6 @@
       <w:lvlText w:val="%7"/>
       <w:lvlJc w:val="left"/>
       <w:pPr>
-        <w:tabs>
-          <w:tab w:val="num" w:pos="0"/>
-        </w:tabs>
         <w:ind w:left="5389" w:hanging="0"/>
       </w:pPr>
       <w:rPr>
@@ -8926,9 +8371,6 @@
       <w:lvlText w:val="%8"/>
       <w:lvlJc w:val="left"/>
       <w:pPr>
-        <w:tabs>
-          <w:tab w:val="num" w:pos="0"/>
-        </w:tabs>
         <w:ind w:left="6109" w:hanging="0"/>
       </w:pPr>
       <w:rPr>
@@ -8952,9 +8394,6 @@
       <w:lvlText w:val="%9"/>
       <w:lvlJc w:val="left"/>
       <w:pPr>
-        <w:tabs>
-          <w:tab w:val="num" w:pos="0"/>
-        </w:tabs>
         <w:ind w:left="6829" w:hanging="0"/>
       </w:pPr>
       <w:rPr>
@@ -8980,9 +8419,6 @@
       <w:lvlText w:val="%1)"/>
       <w:lvlJc w:val="left"/>
       <w:pPr>
-        <w:tabs>
-          <w:tab w:val="num" w:pos="0"/>
-        </w:tabs>
         <w:ind w:left="1012" w:hanging="0"/>
       </w:pPr>
       <w:rPr>
@@ -9006,9 +8442,6 @@
       <w:lvlText w:val="%2"/>
       <w:lvlJc w:val="left"/>
       <w:pPr>
-        <w:tabs>
-          <w:tab w:val="num" w:pos="0"/>
-        </w:tabs>
         <w:ind w:left="1789" w:hanging="0"/>
       </w:pPr>
       <w:rPr>
@@ -9032,9 +8465,6 @@
       <w:lvlText w:val="%3"/>
       <w:lvlJc w:val="left"/>
       <w:pPr>
-        <w:tabs>
-          <w:tab w:val="num" w:pos="0"/>
-        </w:tabs>
         <w:ind w:left="2509" w:hanging="0"/>
       </w:pPr>
       <w:rPr>
@@ -9058,9 +8488,6 @@
       <w:lvlText w:val="%4"/>
       <w:lvlJc w:val="left"/>
       <w:pPr>
-        <w:tabs>
-          <w:tab w:val="num" w:pos="0"/>
-        </w:tabs>
         <w:ind w:left="3229" w:hanging="0"/>
       </w:pPr>
       <w:rPr>
@@ -9084,9 +8511,6 @@
       <w:lvlText w:val="%5"/>
       <w:lvlJc w:val="left"/>
       <w:pPr>
-        <w:tabs>
-          <w:tab w:val="num" w:pos="0"/>
-        </w:tabs>
         <w:ind w:left="3949" w:hanging="0"/>
       </w:pPr>
       <w:rPr>
@@ -9110,9 +8534,6 @@
       <w:lvlText w:val="%6"/>
       <w:lvlJc w:val="left"/>
       <w:pPr>
-        <w:tabs>
-          <w:tab w:val="num" w:pos="0"/>
-        </w:tabs>
         <w:ind w:left="4669" w:hanging="0"/>
       </w:pPr>
       <w:rPr>
@@ -9136,9 +8557,6 @@
       <w:lvlText w:val="%7"/>
       <w:lvlJc w:val="left"/>
       <w:pPr>
-        <w:tabs>
-          <w:tab w:val="num" w:pos="0"/>
-        </w:tabs>
         <w:ind w:left="5389" w:hanging="0"/>
       </w:pPr>
       <w:rPr>
@@ -9162,9 +8580,6 @@
       <w:lvlText w:val="%8"/>
       <w:lvlJc w:val="left"/>
       <w:pPr>
-        <w:tabs>
-          <w:tab w:val="num" w:pos="0"/>
-        </w:tabs>
         <w:ind w:left="6109" w:hanging="0"/>
       </w:pPr>
       <w:rPr>
@@ -9188,9 +8603,6 @@
       <w:lvlText w:val="%9"/>
       <w:lvlJc w:val="left"/>
       <w:pPr>
-        <w:tabs>
-          <w:tab w:val="num" w:pos="0"/>
-        </w:tabs>
         <w:ind w:left="6829" w:hanging="0"/>
       </w:pPr>
       <w:rPr>
@@ -9216,9 +8628,6 @@
       <w:lvlText w:val="%1)"/>
       <w:lvlJc w:val="left"/>
       <w:pPr>
-        <w:tabs>
-          <w:tab w:val="num" w:pos="0"/>
-        </w:tabs>
         <w:ind w:left="1012" w:hanging="0"/>
       </w:pPr>
       <w:rPr>
@@ -9242,9 +8651,6 @@
       <w:lvlText w:val="%2"/>
       <w:lvlJc w:val="left"/>
       <w:pPr>
-        <w:tabs>
-          <w:tab w:val="num" w:pos="0"/>
-        </w:tabs>
         <w:ind w:left="1789" w:hanging="0"/>
       </w:pPr>
       <w:rPr>
@@ -9268,9 +8674,6 @@
       <w:lvlText w:val="%3"/>
       <w:lvlJc w:val="left"/>
       <w:pPr>
-        <w:tabs>
-          <w:tab w:val="num" w:pos="0"/>
-        </w:tabs>
         <w:ind w:left="2509" w:hanging="0"/>
       </w:pPr>
       <w:rPr>
@@ -9294,9 +8697,6 @@
       <w:lvlText w:val="%4"/>
       <w:lvlJc w:val="left"/>
       <w:pPr>
-        <w:tabs>
-          <w:tab w:val="num" w:pos="0"/>
-        </w:tabs>
         <w:ind w:left="3229" w:hanging="0"/>
       </w:pPr>
       <w:rPr>
@@ -9320,9 +8720,6 @@
       <w:lvlText w:val="%5"/>
       <w:lvlJc w:val="left"/>
       <w:pPr>
-        <w:tabs>
-          <w:tab w:val="num" w:pos="0"/>
-        </w:tabs>
         <w:ind w:left="3949" w:hanging="0"/>
       </w:pPr>
       <w:rPr>
@@ -9346,9 +8743,6 @@
       <w:lvlText w:val="%6"/>
       <w:lvlJc w:val="left"/>
       <w:pPr>
-        <w:tabs>
-          <w:tab w:val="num" w:pos="0"/>
-        </w:tabs>
         <w:ind w:left="4669" w:hanging="0"/>
       </w:pPr>
       <w:rPr>
@@ -9372,9 +8766,6 @@
       <w:lvlText w:val="%7"/>
       <w:lvlJc w:val="left"/>
       <w:pPr>
-        <w:tabs>
-          <w:tab w:val="num" w:pos="0"/>
-        </w:tabs>
         <w:ind w:left="5389" w:hanging="0"/>
       </w:pPr>
       <w:rPr>
@@ -9398,9 +8789,6 @@
       <w:lvlText w:val="%8"/>
       <w:lvlJc w:val="left"/>
       <w:pPr>
-        <w:tabs>
-          <w:tab w:val="num" w:pos="0"/>
-        </w:tabs>
         <w:ind w:left="6109" w:hanging="0"/>
       </w:pPr>
       <w:rPr>
@@ -9424,9 +8812,215 @@
       <w:lvlText w:val="%9"/>
       <w:lvlJc w:val="left"/>
       <w:pPr>
-        <w:tabs>
-          <w:tab w:val="num" w:pos="0"/>
-        </w:tabs>
+        <w:ind w:left="6829" w:hanging="0"/>
+      </w:pPr>
+      <w:rPr>
+        <w:dstrike w:val="false"/>
+        <w:strike w:val="false"/>
+        <w:vertAlign w:val="baseline"/>
+        <w:position w:val="0"/>
+        <w:sz w:val="24"/>
+        <w:sz w:val="24"/>
+        <w:i w:val="false"/>
+        <w:u w:val="none" w:color="000000"/>
+        <w:b w:val="false"/>
+        <w:szCs w:val="24"/>
+        <w:rFonts w:ascii="Times New Roman" w:hAnsi="Times New Roman" w:eastAsia="Times New Roman" w:cs="Times New Roman"/>
+        <w:color w:val="000000"/>
+      </w:rPr>
+    </w:lvl>
+  </w:abstractNum>
+  <w:abstractNum w:abstractNumId="18">
+    <w:lvl w:ilvl="0">
+      <w:start w:val="1"/>
+      <w:numFmt w:val="decimal"/>
+      <w:lvlText w:val="%1)"/>
+      <w:lvlJc w:val="left"/>
+      <w:pPr>
+        <w:ind w:left="1012" w:hanging="0"/>
+      </w:pPr>
+      <w:rPr>
+        <w:dstrike w:val="false"/>
+        <w:strike w:val="false"/>
+        <w:vertAlign w:val="baseline"/>
+        <w:position w:val="0"/>
+        <w:sz w:val="24"/>
+        <w:sz w:val="24"/>
+        <w:i w:val="false"/>
+        <w:u w:val="none" w:color="000000"/>
+        <w:b w:val="false"/>
+        <w:szCs w:val="24"/>
+        <w:rFonts w:ascii="Times New Roman" w:hAnsi="Times New Roman" w:eastAsia="Times New Roman" w:cs="Times New Roman"/>
+        <w:color w:val="000000"/>
+      </w:rPr>
+    </w:lvl>
+    <w:lvl w:ilvl="1">
+      <w:start w:val="1"/>
+      <w:numFmt w:val="lowerLetter"/>
+      <w:lvlText w:val="%2"/>
+      <w:lvlJc w:val="left"/>
+      <w:pPr>
+        <w:ind w:left="1789" w:hanging="0"/>
+      </w:pPr>
+      <w:rPr>
+        <w:dstrike w:val="false"/>
+        <w:strike w:val="false"/>
+        <w:vertAlign w:val="baseline"/>
+        <w:position w:val="0"/>
+        <w:sz w:val="24"/>
+        <w:sz w:val="24"/>
+        <w:i w:val="false"/>
+        <w:u w:val="none" w:color="000000"/>
+        <w:b w:val="false"/>
+        <w:szCs w:val="24"/>
+        <w:rFonts w:ascii="Times New Roman" w:hAnsi="Times New Roman" w:eastAsia="Times New Roman" w:cs="Times New Roman"/>
+        <w:color w:val="000000"/>
+      </w:rPr>
+    </w:lvl>
+    <w:lvl w:ilvl="2">
+      <w:start w:val="1"/>
+      <w:numFmt w:val="lowerRoman"/>
+      <w:lvlText w:val="%3"/>
+      <w:lvlJc w:val="left"/>
+      <w:pPr>
+        <w:ind w:left="2509" w:hanging="0"/>
+      </w:pPr>
+      <w:rPr>
+        <w:dstrike w:val="false"/>
+        <w:strike w:val="false"/>
+        <w:vertAlign w:val="baseline"/>
+        <w:position w:val="0"/>
+        <w:sz w:val="24"/>
+        <w:sz w:val="24"/>
+        <w:i w:val="false"/>
+        <w:u w:val="none" w:color="000000"/>
+        <w:b w:val="false"/>
+        <w:szCs w:val="24"/>
+        <w:rFonts w:ascii="Times New Roman" w:hAnsi="Times New Roman" w:eastAsia="Times New Roman" w:cs="Times New Roman"/>
+        <w:color w:val="000000"/>
+      </w:rPr>
+    </w:lvl>
+    <w:lvl w:ilvl="3">
+      <w:start w:val="1"/>
+      <w:numFmt w:val="decimal"/>
+      <w:lvlText w:val="%4"/>
+      <w:lvlJc w:val="left"/>
+      <w:pPr>
+        <w:ind w:left="3229" w:hanging="0"/>
+      </w:pPr>
+      <w:rPr>
+        <w:dstrike w:val="false"/>
+        <w:strike w:val="false"/>
+        <w:vertAlign w:val="baseline"/>
+        <w:position w:val="0"/>
+        <w:sz w:val="24"/>
+        <w:sz w:val="24"/>
+        <w:i w:val="false"/>
+        <w:u w:val="none" w:color="000000"/>
+        <w:b w:val="false"/>
+        <w:szCs w:val="24"/>
+        <w:rFonts w:ascii="Times New Roman" w:hAnsi="Times New Roman" w:eastAsia="Times New Roman" w:cs="Times New Roman"/>
+        <w:color w:val="000000"/>
+      </w:rPr>
+    </w:lvl>
+    <w:lvl w:ilvl="4">
+      <w:start w:val="1"/>
+      <w:numFmt w:val="lowerLetter"/>
+      <w:lvlText w:val="%5"/>
+      <w:lvlJc w:val="left"/>
+      <w:pPr>
+        <w:ind w:left="3949" w:hanging="0"/>
+      </w:pPr>
+      <w:rPr>
+        <w:dstrike w:val="false"/>
+        <w:strike w:val="false"/>
+        <w:vertAlign w:val="baseline"/>
+        <w:position w:val="0"/>
+        <w:sz w:val="24"/>
+        <w:sz w:val="24"/>
+        <w:i w:val="false"/>
+        <w:u w:val="none" w:color="000000"/>
+        <w:b w:val="false"/>
+        <w:szCs w:val="24"/>
+        <w:rFonts w:ascii="Times New Roman" w:hAnsi="Times New Roman" w:eastAsia="Times New Roman" w:cs="Times New Roman"/>
+        <w:color w:val="000000"/>
+      </w:rPr>
+    </w:lvl>
+    <w:lvl w:ilvl="5">
+      <w:start w:val="1"/>
+      <w:numFmt w:val="lowerRoman"/>
+      <w:lvlText w:val="%6"/>
+      <w:lvlJc w:val="left"/>
+      <w:pPr>
+        <w:ind w:left="4669" w:hanging="0"/>
+      </w:pPr>
+      <w:rPr>
+        <w:dstrike w:val="false"/>
+        <w:strike w:val="false"/>
+        <w:vertAlign w:val="baseline"/>
+        <w:position w:val="0"/>
+        <w:sz w:val="24"/>
+        <w:sz w:val="24"/>
+        <w:i w:val="false"/>
+        <w:u w:val="none" w:color="000000"/>
+        <w:b w:val="false"/>
+        <w:szCs w:val="24"/>
+        <w:rFonts w:ascii="Times New Roman" w:hAnsi="Times New Roman" w:eastAsia="Times New Roman" w:cs="Times New Roman"/>
+        <w:color w:val="000000"/>
+      </w:rPr>
+    </w:lvl>
+    <w:lvl w:ilvl="6">
+      <w:start w:val="1"/>
+      <w:numFmt w:val="decimal"/>
+      <w:lvlText w:val="%7"/>
+      <w:lvlJc w:val="left"/>
+      <w:pPr>
+        <w:ind w:left="5389" w:hanging="0"/>
+      </w:pPr>
+      <w:rPr>
+        <w:dstrike w:val="false"/>
+        <w:strike w:val="false"/>
+        <w:vertAlign w:val="baseline"/>
+        <w:position w:val="0"/>
+        <w:sz w:val="24"/>
+        <w:sz w:val="24"/>
+        <w:i w:val="false"/>
+        <w:u w:val="none" w:color="000000"/>
+        <w:b w:val="false"/>
+        <w:szCs w:val="24"/>
+        <w:rFonts w:ascii="Times New Roman" w:hAnsi="Times New Roman" w:eastAsia="Times New Roman" w:cs="Times New Roman"/>
+        <w:color w:val="000000"/>
+      </w:rPr>
+    </w:lvl>
+    <w:lvl w:ilvl="7">
+      <w:start w:val="1"/>
+      <w:numFmt w:val="lowerLetter"/>
+      <w:lvlText w:val="%8"/>
+      <w:lvlJc w:val="left"/>
+      <w:pPr>
+        <w:ind w:left="6109" w:hanging="0"/>
+      </w:pPr>
+      <w:rPr>
+        <w:dstrike w:val="false"/>
+        <w:strike w:val="false"/>
+        <w:vertAlign w:val="baseline"/>
+        <w:position w:val="0"/>
+        <w:sz w:val="24"/>
+        <w:sz w:val="24"/>
+        <w:i w:val="false"/>
+        <w:u w:val="none" w:color="000000"/>
+        <w:b w:val="false"/>
+        <w:szCs w:val="24"/>
+        <w:rFonts w:ascii="Times New Roman" w:hAnsi="Times New Roman" w:eastAsia="Times New Roman" w:cs="Times New Roman"/>
+        <w:color w:val="000000"/>
+      </w:rPr>
+    </w:lvl>
+    <w:lvl w:ilvl="8">
+      <w:start w:val="1"/>
+      <w:numFmt w:val="lowerRoman"/>
+      <w:lvlText w:val="%9"/>
+      <w:lvlJc w:val="left"/>
+      <w:pPr>
         <w:ind w:left="6829" w:hanging="0"/>
       </w:pPr>
       <w:rPr>
@@ -9496,6 +9090,9 @@
   <w:num w:numId="17">
     <w:abstractNumId w:val="17"/>
   </w:num>
+  <w:num w:numId="18">
+    <w:abstractNumId w:val="18"/>
+  </w:num>
 </w:numbering>
 </file>
 
@@ -9512,7 +9109,8 @@
     </w:rPrDefault>
     <w:pPrDefault>
       <w:pPr>
-        <w:suppressAutoHyphens w:val="true"/>
+        <w:widowControl/>
+        <w:suppressAutoHyphens w:val="false"/>
       </w:pPr>
     </w:pPrDefault>
   </w:docDefaults>
@@ -9524,14 +9122,15 @@
       <w:keepLines w:val="false"/>
       <w:pageBreakBefore w:val="false"/>
       <w:widowControl/>
-      <w:shd w:val="clear" w:fill="auto"/>
-      <w:suppressAutoHyphens w:val="false"/>
-      <w:overflowPunct w:val="false"/>
+      <w:pBdr/>
+      <w:shd w:fill="auto" w:val="clear"/>
+      <w:kinsoku w:val="true"/>
+      <w:overflowPunct w:val="true"/>
+      <w:autoSpaceDE w:val="true"/>
       <w:bidi w:val="0"/>
       <w:snapToGrid w:val="true"/>
-      <w:spacing w:lineRule="auto" w:line="252" w:before="0" w:after="0"/>
+      <w:spacing w:lineRule="auto" w:line="240"/>
       <w:jc w:val="left"/>
-      <w:textAlignment w:val="baseline"/>
     </w:pPr>
     <w:rPr>
       <w:rFonts w:ascii="Calibri" w:hAnsi="Calibri" w:eastAsia="MS Mincho" w:cs="Arial"/>
@@ -13138,13 +12737,6 @@
       <w:vertAlign w:val="baseline"/>
     </w:rPr>
   </w:style>
-  <w:style w:type="character" w:styleId="Hyperlink">
-    <w:name w:val="Hyperlink"/>
-    <w:rPr>
-      <w:color w:val="000080"/>
-      <w:u w:val="single"/>
-    </w:rPr>
-  </w:style>
   <w:style w:type="character" w:styleId="WWCharOUTLINELVL12">
     <w:name w:val="WW_CharOUTLINELVL1_2"/>
     <w:qFormat/>
@@ -16670,62 +16262,1686 @@
     <w:qFormat/>
     <w:rPr/>
   </w:style>
-  <w:style w:type="paragraph" w:styleId="Style20">
-    <w:name w:val="Заголовок"/>
-    <w:basedOn w:val="Normal"/>
-    <w:next w:val="BodyText"/>
-    <w:qFormat/>
-    <w:pPr>
-      <w:keepNext w:val="true"/>
-      <w:spacing w:before="240" w:after="120"/>
-    </w:pPr>
-    <w:rPr>
-      <w:rFonts w:ascii="Liberation Sans" w:hAnsi="Liberation Sans" w:eastAsia="Microsoft YaHei" w:cs="Lucida Sans"/>
+  <w:style w:type="character" w:styleId="WWCharOUTLINELVL14">
+    <w:name w:val="WW_CharOUTLINELVL1_4"/>
+    <w:qFormat/>
+    <w:rPr>
+      <w:rFonts w:ascii="Arial" w:hAnsi="Arial" w:eastAsia="Arial" w:cs="Arial"/>
+      <w:b w:val="false"/>
+      <w:i w:val="false"/>
+      <w:strike w:val="false"/>
+      <w:dstrike w:val="false"/>
+      <w:color w:val="000000"/>
+      <w:position w:val="0"/>
+      <w:sz w:val="28"/>
       <w:sz w:val="28"/>
       <w:szCs w:val="28"/>
-    </w:rPr>
-  </w:style>
-  <w:style w:type="paragraph" w:styleId="BodyText">
-    <w:name w:val="Body Text"/>
-    <w:basedOn w:val="Normal"/>
-    <w:pPr>
-      <w:spacing w:lineRule="auto" w:line="276" w:before="0" w:after="140"/>
-    </w:pPr>
-    <w:rPr/>
-  </w:style>
-  <w:style w:type="paragraph" w:styleId="List">
-    <w:name w:val="List"/>
-    <w:basedOn w:val="BodyText"/>
-    <w:pPr/>
-    <w:rPr>
-      <w:rFonts w:cs="Lucida Sans"/>
-    </w:rPr>
-  </w:style>
-  <w:style w:type="paragraph" w:styleId="Caption">
-    <w:name w:val="Caption"/>
-    <w:basedOn w:val="Normal"/>
-    <w:qFormat/>
-    <w:pPr>
-      <w:suppressLineNumbers/>
-      <w:spacing w:before="120" w:after="120"/>
-    </w:pPr>
-    <w:rPr>
-      <w:rFonts w:cs="Lucida Sans"/>
-      <w:i/>
-      <w:iCs/>
-      <w:sz w:val="24"/>
-      <w:szCs w:val="24"/>
-    </w:rPr>
-  </w:style>
-  <w:style w:type="paragraph" w:styleId="Style21">
-    <w:name w:val="Указатель"/>
-    <w:basedOn w:val="Normal"/>
-    <w:qFormat/>
-    <w:pPr>
-      <w:suppressLineNumbers/>
-    </w:pPr>
-    <w:rPr>
-      <w:rFonts w:cs="Lucida Sans"/>
+      <w:u w:val="none" w:color="000000"/>
+      <w:vertAlign w:val="baseline"/>
+    </w:rPr>
+  </w:style>
+  <w:style w:type="character" w:styleId="WWCharLFO1LVL12">
+    <w:name w:val="WW_CharLFO1LVL1_2"/>
+    <w:qFormat/>
+    <w:rPr>
+      <w:rFonts w:ascii="Arial" w:hAnsi="Arial" w:eastAsia="Arial" w:cs="Arial"/>
+      <w:b w:val="false"/>
+      <w:i w:val="false"/>
+      <w:strike w:val="false"/>
+      <w:dstrike w:val="false"/>
+      <w:color w:val="000000"/>
+      <w:position w:val="0"/>
+      <w:sz w:val="28"/>
+      <w:sz w:val="28"/>
+      <w:szCs w:val="28"/>
+      <w:u w:val="none" w:color="000000"/>
+      <w:vertAlign w:val="baseline"/>
+    </w:rPr>
+  </w:style>
+  <w:style w:type="character" w:styleId="WWCharLFO1LVL22">
+    <w:name w:val="WW_CharLFO1LVL2_2"/>
+    <w:qFormat/>
+    <w:rPr>
+      <w:rFonts w:ascii="Arial" w:hAnsi="Arial" w:eastAsia="Arial" w:cs="Arial"/>
+      <w:b w:val="false"/>
+      <w:i w:val="false"/>
+      <w:strike w:val="false"/>
+      <w:dstrike w:val="false"/>
+      <w:color w:val="000000"/>
+      <w:position w:val="0"/>
+      <w:sz w:val="26"/>
+      <w:sz w:val="26"/>
+      <w:szCs w:val="26"/>
+      <w:u w:val="none" w:color="000000"/>
+      <w:vertAlign w:val="baseline"/>
+    </w:rPr>
+  </w:style>
+  <w:style w:type="character" w:styleId="WWCharLFO8LVL13">
+    <w:name w:val="WW_CharLFO8LVL1_3"/>
+    <w:qFormat/>
+    <w:rPr>
+      <w:rFonts w:ascii="Times New Roman" w:hAnsi="Times New Roman" w:eastAsia="Times New Roman" w:cs="Times New Roman"/>
+      <w:b w:val="false"/>
+      <w:i w:val="false"/>
+      <w:strike w:val="false"/>
+      <w:dstrike w:val="false"/>
+      <w:color w:val="000000"/>
+      <w:position w:val="0"/>
+      <w:sz w:val="24"/>
+      <w:sz w:val="24"/>
+      <w:szCs w:val="24"/>
+      <w:u w:val="none" w:color="000000"/>
+      <w:vertAlign w:val="baseline"/>
+    </w:rPr>
+  </w:style>
+  <w:style w:type="character" w:styleId="WWCharLFO8LVL23">
+    <w:name w:val="WW_CharLFO8LVL2_3"/>
+    <w:qFormat/>
+    <w:rPr>
+      <w:rFonts w:ascii="Times New Roman" w:hAnsi="Times New Roman" w:eastAsia="Times New Roman" w:cs="Times New Roman"/>
+      <w:b w:val="false"/>
+      <w:i w:val="false"/>
+      <w:strike w:val="false"/>
+      <w:dstrike w:val="false"/>
+      <w:color w:val="000000"/>
+      <w:position w:val="0"/>
+      <w:sz w:val="24"/>
+      <w:sz w:val="24"/>
+      <w:szCs w:val="24"/>
+      <w:u w:val="none" w:color="000000"/>
+      <w:vertAlign w:val="baseline"/>
+    </w:rPr>
+  </w:style>
+  <w:style w:type="character" w:styleId="WWCharLFO8LVL32">
+    <w:name w:val="WW_CharLFO8LVL3_2"/>
+    <w:qFormat/>
+    <w:rPr>
+      <w:rFonts w:ascii="Times New Roman" w:hAnsi="Times New Roman" w:eastAsia="Times New Roman" w:cs="Times New Roman"/>
+      <w:b w:val="false"/>
+      <w:i w:val="false"/>
+      <w:strike w:val="false"/>
+      <w:dstrike w:val="false"/>
+      <w:color w:val="000000"/>
+      <w:position w:val="0"/>
+      <w:sz w:val="24"/>
+      <w:sz w:val="24"/>
+      <w:szCs w:val="24"/>
+      <w:u w:val="none" w:color="000000"/>
+      <w:vertAlign w:val="baseline"/>
+    </w:rPr>
+  </w:style>
+  <w:style w:type="character" w:styleId="WWCharLFO8LVL42">
+    <w:name w:val="WW_CharLFO8LVL4_2"/>
+    <w:qFormat/>
+    <w:rPr>
+      <w:rFonts w:ascii="Times New Roman" w:hAnsi="Times New Roman" w:eastAsia="Times New Roman" w:cs="Times New Roman"/>
+      <w:b w:val="false"/>
+      <w:i w:val="false"/>
+      <w:strike w:val="false"/>
+      <w:dstrike w:val="false"/>
+      <w:color w:val="000000"/>
+      <w:position w:val="0"/>
+      <w:sz w:val="24"/>
+      <w:sz w:val="24"/>
+      <w:szCs w:val="24"/>
+      <w:u w:val="none" w:color="000000"/>
+      <w:vertAlign w:val="baseline"/>
+    </w:rPr>
+  </w:style>
+  <w:style w:type="character" w:styleId="WWCharLFO8LVL52">
+    <w:name w:val="WW_CharLFO8LVL5_2"/>
+    <w:qFormat/>
+    <w:rPr>
+      <w:rFonts w:ascii="Times New Roman" w:hAnsi="Times New Roman" w:eastAsia="Times New Roman" w:cs="Times New Roman"/>
+      <w:b w:val="false"/>
+      <w:i w:val="false"/>
+      <w:strike w:val="false"/>
+      <w:dstrike w:val="false"/>
+      <w:color w:val="000000"/>
+      <w:position w:val="0"/>
+      <w:sz w:val="24"/>
+      <w:sz w:val="24"/>
+      <w:szCs w:val="24"/>
+      <w:u w:val="none" w:color="000000"/>
+      <w:vertAlign w:val="baseline"/>
+    </w:rPr>
+  </w:style>
+  <w:style w:type="character" w:styleId="WWCharLFO8LVL62">
+    <w:name w:val="WW_CharLFO8LVL6_2"/>
+    <w:qFormat/>
+    <w:rPr>
+      <w:rFonts w:ascii="Times New Roman" w:hAnsi="Times New Roman" w:eastAsia="Times New Roman" w:cs="Times New Roman"/>
+      <w:b w:val="false"/>
+      <w:i w:val="false"/>
+      <w:strike w:val="false"/>
+      <w:dstrike w:val="false"/>
+      <w:color w:val="000000"/>
+      <w:position w:val="0"/>
+      <w:sz w:val="24"/>
+      <w:sz w:val="24"/>
+      <w:szCs w:val="24"/>
+      <w:u w:val="none" w:color="000000"/>
+      <w:vertAlign w:val="baseline"/>
+    </w:rPr>
+  </w:style>
+  <w:style w:type="character" w:styleId="WWCharLFO8LVL72">
+    <w:name w:val="WW_CharLFO8LVL7_2"/>
+    <w:qFormat/>
+    <w:rPr>
+      <w:rFonts w:ascii="Times New Roman" w:hAnsi="Times New Roman" w:eastAsia="Times New Roman" w:cs="Times New Roman"/>
+      <w:b w:val="false"/>
+      <w:i w:val="false"/>
+      <w:strike w:val="false"/>
+      <w:dstrike w:val="false"/>
+      <w:color w:val="000000"/>
+      <w:position w:val="0"/>
+      <w:sz w:val="24"/>
+      <w:sz w:val="24"/>
+      <w:szCs w:val="24"/>
+      <w:u w:val="none" w:color="000000"/>
+      <w:vertAlign w:val="baseline"/>
+    </w:rPr>
+  </w:style>
+  <w:style w:type="character" w:styleId="WWCharLFO8LVL82">
+    <w:name w:val="WW_CharLFO8LVL8_2"/>
+    <w:qFormat/>
+    <w:rPr>
+      <w:rFonts w:ascii="Times New Roman" w:hAnsi="Times New Roman" w:eastAsia="Times New Roman" w:cs="Times New Roman"/>
+      <w:b w:val="false"/>
+      <w:i w:val="false"/>
+      <w:strike w:val="false"/>
+      <w:dstrike w:val="false"/>
+      <w:color w:val="000000"/>
+      <w:position w:val="0"/>
+      <w:sz w:val="24"/>
+      <w:sz w:val="24"/>
+      <w:szCs w:val="24"/>
+      <w:u w:val="none" w:color="000000"/>
+      <w:vertAlign w:val="baseline"/>
+    </w:rPr>
+  </w:style>
+  <w:style w:type="character" w:styleId="WWCharLFO8LVL92">
+    <w:name w:val="WW_CharLFO8LVL9_2"/>
+    <w:qFormat/>
+    <w:rPr>
+      <w:rFonts w:ascii="Times New Roman" w:hAnsi="Times New Roman" w:eastAsia="Times New Roman" w:cs="Times New Roman"/>
+      <w:b w:val="false"/>
+      <w:i w:val="false"/>
+      <w:strike w:val="false"/>
+      <w:dstrike w:val="false"/>
+      <w:color w:val="000000"/>
+      <w:position w:val="0"/>
+      <w:sz w:val="24"/>
+      <w:sz w:val="24"/>
+      <w:szCs w:val="24"/>
+      <w:u w:val="none" w:color="000000"/>
+      <w:vertAlign w:val="baseline"/>
+    </w:rPr>
+  </w:style>
+  <w:style w:type="character" w:styleId="WWCharLFO9LVL12">
+    <w:name w:val="WW_CharLFO9LVL1_2"/>
+    <w:qFormat/>
+    <w:rPr>
+      <w:rFonts w:ascii="Times New Roman" w:hAnsi="Times New Roman" w:eastAsia="Times New Roman" w:cs="Times New Roman"/>
+      <w:b w:val="false"/>
+      <w:i w:val="false"/>
+      <w:strike w:val="false"/>
+      <w:dstrike w:val="false"/>
+      <w:color w:val="000000"/>
+      <w:position w:val="0"/>
+      <w:sz w:val="24"/>
+      <w:sz w:val="24"/>
+      <w:szCs w:val="24"/>
+      <w:u w:val="none" w:color="000000"/>
+      <w:vertAlign w:val="baseline"/>
+    </w:rPr>
+  </w:style>
+  <w:style w:type="character" w:styleId="WWCharLFO9LVL22">
+    <w:name w:val="WW_CharLFO9LVL2_2"/>
+    <w:qFormat/>
+    <w:rPr>
+      <w:rFonts w:ascii="Times New Roman" w:hAnsi="Times New Roman" w:eastAsia="Times New Roman" w:cs="Times New Roman"/>
+      <w:b w:val="false"/>
+      <w:i w:val="false"/>
+      <w:strike w:val="false"/>
+      <w:dstrike w:val="false"/>
+      <w:color w:val="000000"/>
+      <w:position w:val="0"/>
+      <w:sz w:val="24"/>
+      <w:sz w:val="24"/>
+      <w:szCs w:val="24"/>
+      <w:u w:val="none" w:color="000000"/>
+      <w:vertAlign w:val="baseline"/>
+    </w:rPr>
+  </w:style>
+  <w:style w:type="character" w:styleId="WWCharLFO9LVL32">
+    <w:name w:val="WW_CharLFO9LVL3_2"/>
+    <w:qFormat/>
+    <w:rPr>
+      <w:rFonts w:ascii="Times New Roman" w:hAnsi="Times New Roman" w:eastAsia="Times New Roman" w:cs="Times New Roman"/>
+      <w:b w:val="false"/>
+      <w:i w:val="false"/>
+      <w:strike w:val="false"/>
+      <w:dstrike w:val="false"/>
+      <w:color w:val="000000"/>
+      <w:position w:val="0"/>
+      <w:sz w:val="24"/>
+      <w:sz w:val="24"/>
+      <w:szCs w:val="24"/>
+      <w:u w:val="none" w:color="000000"/>
+      <w:vertAlign w:val="baseline"/>
+    </w:rPr>
+  </w:style>
+  <w:style w:type="character" w:styleId="WWCharLFO9LVL42">
+    <w:name w:val="WW_CharLFO9LVL4_2"/>
+    <w:qFormat/>
+    <w:rPr>
+      <w:rFonts w:ascii="Times New Roman" w:hAnsi="Times New Roman" w:eastAsia="Times New Roman" w:cs="Times New Roman"/>
+      <w:b w:val="false"/>
+      <w:i w:val="false"/>
+      <w:strike w:val="false"/>
+      <w:dstrike w:val="false"/>
+      <w:color w:val="000000"/>
+      <w:position w:val="0"/>
+      <w:sz w:val="24"/>
+      <w:sz w:val="24"/>
+      <w:szCs w:val="24"/>
+      <w:u w:val="none" w:color="000000"/>
+      <w:vertAlign w:val="baseline"/>
+    </w:rPr>
+  </w:style>
+  <w:style w:type="character" w:styleId="WWCharLFO9LVL52">
+    <w:name w:val="WW_CharLFO9LVL5_2"/>
+    <w:qFormat/>
+    <w:rPr>
+      <w:rFonts w:ascii="Times New Roman" w:hAnsi="Times New Roman" w:eastAsia="Times New Roman" w:cs="Times New Roman"/>
+      <w:b w:val="false"/>
+      <w:i w:val="false"/>
+      <w:strike w:val="false"/>
+      <w:dstrike w:val="false"/>
+      <w:color w:val="000000"/>
+      <w:position w:val="0"/>
+      <w:sz w:val="24"/>
+      <w:sz w:val="24"/>
+      <w:szCs w:val="24"/>
+      <w:u w:val="none" w:color="000000"/>
+      <w:vertAlign w:val="baseline"/>
+    </w:rPr>
+  </w:style>
+  <w:style w:type="character" w:styleId="WWCharLFO9LVL62">
+    <w:name w:val="WW_CharLFO9LVL6_2"/>
+    <w:qFormat/>
+    <w:rPr>
+      <w:rFonts w:ascii="Times New Roman" w:hAnsi="Times New Roman" w:eastAsia="Times New Roman" w:cs="Times New Roman"/>
+      <w:b w:val="false"/>
+      <w:i w:val="false"/>
+      <w:strike w:val="false"/>
+      <w:dstrike w:val="false"/>
+      <w:color w:val="000000"/>
+      <w:position w:val="0"/>
+      <w:sz w:val="24"/>
+      <w:sz w:val="24"/>
+      <w:szCs w:val="24"/>
+      <w:u w:val="none" w:color="000000"/>
+      <w:vertAlign w:val="baseline"/>
+    </w:rPr>
+  </w:style>
+  <w:style w:type="character" w:styleId="WWCharLFO9LVL72">
+    <w:name w:val="WW_CharLFO9LVL7_2"/>
+    <w:qFormat/>
+    <w:rPr>
+      <w:rFonts w:ascii="Times New Roman" w:hAnsi="Times New Roman" w:eastAsia="Times New Roman" w:cs="Times New Roman"/>
+      <w:b w:val="false"/>
+      <w:i w:val="false"/>
+      <w:strike w:val="false"/>
+      <w:dstrike w:val="false"/>
+      <w:color w:val="000000"/>
+      <w:position w:val="0"/>
+      <w:sz w:val="24"/>
+      <w:sz w:val="24"/>
+      <w:szCs w:val="24"/>
+      <w:u w:val="none" w:color="000000"/>
+      <w:vertAlign w:val="baseline"/>
+    </w:rPr>
+  </w:style>
+  <w:style w:type="character" w:styleId="WWCharLFO9LVL82">
+    <w:name w:val="WW_CharLFO9LVL8_2"/>
+    <w:qFormat/>
+    <w:rPr>
+      <w:rFonts w:ascii="Times New Roman" w:hAnsi="Times New Roman" w:eastAsia="Times New Roman" w:cs="Times New Roman"/>
+      <w:b w:val="false"/>
+      <w:i w:val="false"/>
+      <w:strike w:val="false"/>
+      <w:dstrike w:val="false"/>
+      <w:color w:val="000000"/>
+      <w:position w:val="0"/>
+      <w:sz w:val="24"/>
+      <w:sz w:val="24"/>
+      <w:szCs w:val="24"/>
+      <w:u w:val="none" w:color="000000"/>
+      <w:vertAlign w:val="baseline"/>
+    </w:rPr>
+  </w:style>
+  <w:style w:type="character" w:styleId="WWCharLFO9LVL92">
+    <w:name w:val="WW_CharLFO9LVL9_2"/>
+    <w:qFormat/>
+    <w:rPr>
+      <w:rFonts w:ascii="Times New Roman" w:hAnsi="Times New Roman" w:eastAsia="Times New Roman" w:cs="Times New Roman"/>
+      <w:b w:val="false"/>
+      <w:i w:val="false"/>
+      <w:strike w:val="false"/>
+      <w:dstrike w:val="false"/>
+      <w:color w:val="000000"/>
+      <w:position w:val="0"/>
+      <w:sz w:val="24"/>
+      <w:sz w:val="24"/>
+      <w:szCs w:val="24"/>
+      <w:u w:val="none" w:color="000000"/>
+      <w:vertAlign w:val="baseline"/>
+    </w:rPr>
+  </w:style>
+  <w:style w:type="character" w:styleId="WWCharLFO10LVL13">
+    <w:name w:val="WW_CharLFO10LVL1_3"/>
+    <w:qFormat/>
+    <w:rPr>
+      <w:rFonts w:ascii="Times New Roman" w:hAnsi="Times New Roman" w:eastAsia="Times New Roman" w:cs="Times New Roman"/>
+      <w:b w:val="false"/>
+      <w:i w:val="false"/>
+      <w:strike w:val="false"/>
+      <w:dstrike w:val="false"/>
+      <w:color w:val="000000"/>
+      <w:position w:val="0"/>
+      <w:sz w:val="24"/>
+      <w:sz w:val="24"/>
+      <w:szCs w:val="24"/>
+      <w:u w:val="none" w:color="000000"/>
+      <w:vertAlign w:val="baseline"/>
+    </w:rPr>
+  </w:style>
+  <w:style w:type="character" w:styleId="WWCharLFO10LVL23">
+    <w:name w:val="WW_CharLFO10LVL2_3"/>
+    <w:qFormat/>
+    <w:rPr>
+      <w:rFonts w:ascii="Times New Roman" w:hAnsi="Times New Roman" w:eastAsia="Times New Roman" w:cs="Times New Roman"/>
+      <w:b w:val="false"/>
+      <w:i w:val="false"/>
+      <w:strike w:val="false"/>
+      <w:dstrike w:val="false"/>
+      <w:color w:val="000000"/>
+      <w:position w:val="0"/>
+      <w:sz w:val="24"/>
+      <w:sz w:val="24"/>
+      <w:szCs w:val="24"/>
+      <w:u w:val="none" w:color="000000"/>
+      <w:vertAlign w:val="baseline"/>
+    </w:rPr>
+  </w:style>
+  <w:style w:type="character" w:styleId="WWCharLFO10LVL33">
+    <w:name w:val="WW_CharLFO10LVL3_3"/>
+    <w:qFormat/>
+    <w:rPr>
+      <w:rFonts w:ascii="Times New Roman" w:hAnsi="Times New Roman" w:eastAsia="Times New Roman" w:cs="Times New Roman"/>
+      <w:b w:val="false"/>
+      <w:i w:val="false"/>
+      <w:strike w:val="false"/>
+      <w:dstrike w:val="false"/>
+      <w:color w:val="000000"/>
+      <w:position w:val="0"/>
+      <w:sz w:val="24"/>
+      <w:sz w:val="24"/>
+      <w:szCs w:val="24"/>
+      <w:u w:val="none" w:color="000000"/>
+      <w:vertAlign w:val="baseline"/>
+    </w:rPr>
+  </w:style>
+  <w:style w:type="character" w:styleId="WWCharLFO10LVL43">
+    <w:name w:val="WW_CharLFO10LVL4_3"/>
+    <w:qFormat/>
+    <w:rPr>
+      <w:rFonts w:ascii="Times New Roman" w:hAnsi="Times New Roman" w:eastAsia="Times New Roman" w:cs="Times New Roman"/>
+      <w:b w:val="false"/>
+      <w:i w:val="false"/>
+      <w:strike w:val="false"/>
+      <w:dstrike w:val="false"/>
+      <w:color w:val="000000"/>
+      <w:position w:val="0"/>
+      <w:sz w:val="24"/>
+      <w:sz w:val="24"/>
+      <w:szCs w:val="24"/>
+      <w:u w:val="none" w:color="000000"/>
+      <w:vertAlign w:val="baseline"/>
+    </w:rPr>
+  </w:style>
+  <w:style w:type="character" w:styleId="WWCharLFO10LVL53">
+    <w:name w:val="WW_CharLFO10LVL5_3"/>
+    <w:qFormat/>
+    <w:rPr>
+      <w:rFonts w:ascii="Times New Roman" w:hAnsi="Times New Roman" w:eastAsia="Times New Roman" w:cs="Times New Roman"/>
+      <w:b w:val="false"/>
+      <w:i w:val="false"/>
+      <w:strike w:val="false"/>
+      <w:dstrike w:val="false"/>
+      <w:color w:val="000000"/>
+      <w:position w:val="0"/>
+      <w:sz w:val="24"/>
+      <w:sz w:val="24"/>
+      <w:szCs w:val="24"/>
+      <w:u w:val="none" w:color="000000"/>
+      <w:vertAlign w:val="baseline"/>
+    </w:rPr>
+  </w:style>
+  <w:style w:type="character" w:styleId="WWCharLFO10LVL63">
+    <w:name w:val="WW_CharLFO10LVL6_3"/>
+    <w:qFormat/>
+    <w:rPr>
+      <w:rFonts w:ascii="Times New Roman" w:hAnsi="Times New Roman" w:eastAsia="Times New Roman" w:cs="Times New Roman"/>
+      <w:b w:val="false"/>
+      <w:i w:val="false"/>
+      <w:strike w:val="false"/>
+      <w:dstrike w:val="false"/>
+      <w:color w:val="000000"/>
+      <w:position w:val="0"/>
+      <w:sz w:val="24"/>
+      <w:sz w:val="24"/>
+      <w:szCs w:val="24"/>
+      <w:u w:val="none" w:color="000000"/>
+      <w:vertAlign w:val="baseline"/>
+    </w:rPr>
+  </w:style>
+  <w:style w:type="character" w:styleId="WWCharLFO10LVL73">
+    <w:name w:val="WW_CharLFO10LVL7_3"/>
+    <w:qFormat/>
+    <w:rPr>
+      <w:rFonts w:ascii="Times New Roman" w:hAnsi="Times New Roman" w:eastAsia="Times New Roman" w:cs="Times New Roman"/>
+      <w:b w:val="false"/>
+      <w:i w:val="false"/>
+      <w:strike w:val="false"/>
+      <w:dstrike w:val="false"/>
+      <w:color w:val="000000"/>
+      <w:position w:val="0"/>
+      <w:sz w:val="24"/>
+      <w:sz w:val="24"/>
+      <w:szCs w:val="24"/>
+      <w:u w:val="none" w:color="000000"/>
+      <w:vertAlign w:val="baseline"/>
+    </w:rPr>
+  </w:style>
+  <w:style w:type="character" w:styleId="WWCharLFO10LVL83">
+    <w:name w:val="WW_CharLFO10LVL8_3"/>
+    <w:qFormat/>
+    <w:rPr>
+      <w:rFonts w:ascii="Times New Roman" w:hAnsi="Times New Roman" w:eastAsia="Times New Roman" w:cs="Times New Roman"/>
+      <w:b w:val="false"/>
+      <w:i w:val="false"/>
+      <w:strike w:val="false"/>
+      <w:dstrike w:val="false"/>
+      <w:color w:val="000000"/>
+      <w:position w:val="0"/>
+      <w:sz w:val="24"/>
+      <w:sz w:val="24"/>
+      <w:szCs w:val="24"/>
+      <w:u w:val="none" w:color="000000"/>
+      <w:vertAlign w:val="baseline"/>
+    </w:rPr>
+  </w:style>
+  <w:style w:type="character" w:styleId="WWCharLFO10LVL93">
+    <w:name w:val="WW_CharLFO10LVL9_3"/>
+    <w:qFormat/>
+    <w:rPr>
+      <w:rFonts w:ascii="Times New Roman" w:hAnsi="Times New Roman" w:eastAsia="Times New Roman" w:cs="Times New Roman"/>
+      <w:b w:val="false"/>
+      <w:i w:val="false"/>
+      <w:strike w:val="false"/>
+      <w:dstrike w:val="false"/>
+      <w:color w:val="000000"/>
+      <w:position w:val="0"/>
+      <w:sz w:val="24"/>
+      <w:sz w:val="24"/>
+      <w:szCs w:val="24"/>
+      <w:u w:val="none" w:color="000000"/>
+      <w:vertAlign w:val="baseline"/>
+    </w:rPr>
+  </w:style>
+  <w:style w:type="character" w:styleId="WWCharLFO11LVL13">
+    <w:name w:val="WW_CharLFO11LVL1_3"/>
+    <w:qFormat/>
+    <w:rPr>
+      <w:rFonts w:ascii="Times New Roman" w:hAnsi="Times New Roman" w:eastAsia="Times New Roman" w:cs="Times New Roman"/>
+      <w:b w:val="false"/>
+      <w:i w:val="false"/>
+      <w:strike w:val="false"/>
+      <w:dstrike w:val="false"/>
+      <w:color w:val="000000"/>
+      <w:position w:val="0"/>
+      <w:sz w:val="24"/>
+      <w:sz w:val="24"/>
+      <w:szCs w:val="24"/>
+      <w:u w:val="none" w:color="000000"/>
+      <w:vertAlign w:val="baseline"/>
+    </w:rPr>
+  </w:style>
+  <w:style w:type="character" w:styleId="WWCharLFO11LVL23">
+    <w:name w:val="WW_CharLFO11LVL2_3"/>
+    <w:qFormat/>
+    <w:rPr>
+      <w:rFonts w:ascii="Times New Roman" w:hAnsi="Times New Roman" w:eastAsia="Times New Roman" w:cs="Times New Roman"/>
+      <w:b w:val="false"/>
+      <w:i w:val="false"/>
+      <w:strike w:val="false"/>
+      <w:dstrike w:val="false"/>
+      <w:color w:val="000000"/>
+      <w:position w:val="0"/>
+      <w:sz w:val="24"/>
+      <w:sz w:val="24"/>
+      <w:szCs w:val="24"/>
+      <w:u w:val="none" w:color="000000"/>
+      <w:vertAlign w:val="baseline"/>
+    </w:rPr>
+  </w:style>
+  <w:style w:type="character" w:styleId="WWCharLFO11LVL33">
+    <w:name w:val="WW_CharLFO11LVL3_3"/>
+    <w:qFormat/>
+    <w:rPr>
+      <w:rFonts w:ascii="Times New Roman" w:hAnsi="Times New Roman" w:eastAsia="Times New Roman" w:cs="Times New Roman"/>
+      <w:b w:val="false"/>
+      <w:i w:val="false"/>
+      <w:strike w:val="false"/>
+      <w:dstrike w:val="false"/>
+      <w:color w:val="000000"/>
+      <w:position w:val="0"/>
+      <w:sz w:val="24"/>
+      <w:sz w:val="24"/>
+      <w:szCs w:val="24"/>
+      <w:u w:val="none" w:color="000000"/>
+      <w:vertAlign w:val="baseline"/>
+    </w:rPr>
+  </w:style>
+  <w:style w:type="character" w:styleId="WWCharLFO11LVL43">
+    <w:name w:val="WW_CharLFO11LVL4_3"/>
+    <w:qFormat/>
+    <w:rPr>
+      <w:rFonts w:ascii="Times New Roman" w:hAnsi="Times New Roman" w:eastAsia="Times New Roman" w:cs="Times New Roman"/>
+      <w:b w:val="false"/>
+      <w:i w:val="false"/>
+      <w:strike w:val="false"/>
+      <w:dstrike w:val="false"/>
+      <w:color w:val="000000"/>
+      <w:position w:val="0"/>
+      <w:sz w:val="24"/>
+      <w:sz w:val="24"/>
+      <w:szCs w:val="24"/>
+      <w:u w:val="none" w:color="000000"/>
+      <w:vertAlign w:val="baseline"/>
+    </w:rPr>
+  </w:style>
+  <w:style w:type="character" w:styleId="WWCharLFO11LVL53">
+    <w:name w:val="WW_CharLFO11LVL5_3"/>
+    <w:qFormat/>
+    <w:rPr>
+      <w:rFonts w:ascii="Times New Roman" w:hAnsi="Times New Roman" w:eastAsia="Times New Roman" w:cs="Times New Roman"/>
+      <w:b w:val="false"/>
+      <w:i w:val="false"/>
+      <w:strike w:val="false"/>
+      <w:dstrike w:val="false"/>
+      <w:color w:val="000000"/>
+      <w:position w:val="0"/>
+      <w:sz w:val="24"/>
+      <w:sz w:val="24"/>
+      <w:szCs w:val="24"/>
+      <w:u w:val="none" w:color="000000"/>
+      <w:vertAlign w:val="baseline"/>
+    </w:rPr>
+  </w:style>
+  <w:style w:type="character" w:styleId="WWCharLFO11LVL63">
+    <w:name w:val="WW_CharLFO11LVL6_3"/>
+    <w:qFormat/>
+    <w:rPr>
+      <w:rFonts w:ascii="Times New Roman" w:hAnsi="Times New Roman" w:eastAsia="Times New Roman" w:cs="Times New Roman"/>
+      <w:b w:val="false"/>
+      <w:i w:val="false"/>
+      <w:strike w:val="false"/>
+      <w:dstrike w:val="false"/>
+      <w:color w:val="000000"/>
+      <w:position w:val="0"/>
+      <w:sz w:val="24"/>
+      <w:sz w:val="24"/>
+      <w:szCs w:val="24"/>
+      <w:u w:val="none" w:color="000000"/>
+      <w:vertAlign w:val="baseline"/>
+    </w:rPr>
+  </w:style>
+  <w:style w:type="character" w:styleId="WWCharLFO11LVL73">
+    <w:name w:val="WW_CharLFO11LVL7_3"/>
+    <w:qFormat/>
+    <w:rPr>
+      <w:rFonts w:ascii="Times New Roman" w:hAnsi="Times New Roman" w:eastAsia="Times New Roman" w:cs="Times New Roman"/>
+      <w:b w:val="false"/>
+      <w:i w:val="false"/>
+      <w:strike w:val="false"/>
+      <w:dstrike w:val="false"/>
+      <w:color w:val="000000"/>
+      <w:position w:val="0"/>
+      <w:sz w:val="24"/>
+      <w:sz w:val="24"/>
+      <w:szCs w:val="24"/>
+      <w:u w:val="none" w:color="000000"/>
+      <w:vertAlign w:val="baseline"/>
+    </w:rPr>
+  </w:style>
+  <w:style w:type="character" w:styleId="WWCharLFO11LVL83">
+    <w:name w:val="WW_CharLFO11LVL8_3"/>
+    <w:qFormat/>
+    <w:rPr>
+      <w:rFonts w:ascii="Times New Roman" w:hAnsi="Times New Roman" w:eastAsia="Times New Roman" w:cs="Times New Roman"/>
+      <w:b w:val="false"/>
+      <w:i w:val="false"/>
+      <w:strike w:val="false"/>
+      <w:dstrike w:val="false"/>
+      <w:color w:val="000000"/>
+      <w:position w:val="0"/>
+      <w:sz w:val="24"/>
+      <w:sz w:val="24"/>
+      <w:szCs w:val="24"/>
+      <w:u w:val="none" w:color="000000"/>
+      <w:vertAlign w:val="baseline"/>
+    </w:rPr>
+  </w:style>
+  <w:style w:type="character" w:styleId="WWCharLFO11LVL93">
+    <w:name w:val="WW_CharLFO11LVL9_3"/>
+    <w:qFormat/>
+    <w:rPr>
+      <w:rFonts w:ascii="Times New Roman" w:hAnsi="Times New Roman" w:eastAsia="Times New Roman" w:cs="Times New Roman"/>
+      <w:b w:val="false"/>
+      <w:i w:val="false"/>
+      <w:strike w:val="false"/>
+      <w:dstrike w:val="false"/>
+      <w:color w:val="000000"/>
+      <w:position w:val="0"/>
+      <w:sz w:val="24"/>
+      <w:sz w:val="24"/>
+      <w:szCs w:val="24"/>
+      <w:u w:val="none" w:color="000000"/>
+      <w:vertAlign w:val="baseline"/>
+    </w:rPr>
+  </w:style>
+  <w:style w:type="character" w:styleId="WWCharLFO12LVL14">
+    <w:name w:val="WW_CharLFO12LVL1_4"/>
+    <w:qFormat/>
+    <w:rPr>
+      <w:rFonts w:ascii="Times New Roman" w:hAnsi="Times New Roman" w:eastAsia="Times New Roman" w:cs="Times New Roman"/>
+      <w:b w:val="false"/>
+      <w:i w:val="false"/>
+      <w:strike w:val="false"/>
+      <w:dstrike w:val="false"/>
+      <w:color w:val="000000"/>
+      <w:position w:val="0"/>
+      <w:sz w:val="24"/>
+      <w:sz w:val="24"/>
+      <w:szCs w:val="24"/>
+      <w:u w:val="none" w:color="000000"/>
+      <w:vertAlign w:val="baseline"/>
+    </w:rPr>
+  </w:style>
+  <w:style w:type="character" w:styleId="WWCharLFO12LVL24">
+    <w:name w:val="WW_CharLFO12LVL2_4"/>
+    <w:qFormat/>
+    <w:rPr>
+      <w:rFonts w:ascii="Times New Roman" w:hAnsi="Times New Roman" w:eastAsia="Times New Roman" w:cs="Times New Roman"/>
+      <w:b w:val="false"/>
+      <w:i w:val="false"/>
+      <w:strike w:val="false"/>
+      <w:dstrike w:val="false"/>
+      <w:color w:val="000000"/>
+      <w:position w:val="0"/>
+      <w:sz w:val="24"/>
+      <w:sz w:val="24"/>
+      <w:szCs w:val="24"/>
+      <w:u w:val="none" w:color="000000"/>
+      <w:vertAlign w:val="baseline"/>
+    </w:rPr>
+  </w:style>
+  <w:style w:type="character" w:styleId="WWCharLFO12LVL34">
+    <w:name w:val="WW_CharLFO12LVL3_4"/>
+    <w:qFormat/>
+    <w:rPr>
+      <w:rFonts w:ascii="Times New Roman" w:hAnsi="Times New Roman" w:eastAsia="Times New Roman" w:cs="Times New Roman"/>
+      <w:b w:val="false"/>
+      <w:i w:val="false"/>
+      <w:strike w:val="false"/>
+      <w:dstrike w:val="false"/>
+      <w:color w:val="000000"/>
+      <w:position w:val="0"/>
+      <w:sz w:val="24"/>
+      <w:sz w:val="24"/>
+      <w:szCs w:val="24"/>
+      <w:u w:val="none" w:color="000000"/>
+      <w:vertAlign w:val="baseline"/>
+    </w:rPr>
+  </w:style>
+  <w:style w:type="character" w:styleId="WWCharLFO12LVL44">
+    <w:name w:val="WW_CharLFO12LVL4_4"/>
+    <w:qFormat/>
+    <w:rPr>
+      <w:rFonts w:ascii="Times New Roman" w:hAnsi="Times New Roman" w:eastAsia="Times New Roman" w:cs="Times New Roman"/>
+      <w:b w:val="false"/>
+      <w:i w:val="false"/>
+      <w:strike w:val="false"/>
+      <w:dstrike w:val="false"/>
+      <w:color w:val="000000"/>
+      <w:position w:val="0"/>
+      <w:sz w:val="24"/>
+      <w:sz w:val="24"/>
+      <w:szCs w:val="24"/>
+      <w:u w:val="none" w:color="000000"/>
+      <w:vertAlign w:val="baseline"/>
+    </w:rPr>
+  </w:style>
+  <w:style w:type="character" w:styleId="WWCharLFO12LVL54">
+    <w:name w:val="WW_CharLFO12LVL5_4"/>
+    <w:qFormat/>
+    <w:rPr>
+      <w:rFonts w:ascii="Times New Roman" w:hAnsi="Times New Roman" w:eastAsia="Times New Roman" w:cs="Times New Roman"/>
+      <w:b w:val="false"/>
+      <w:i w:val="false"/>
+      <w:strike w:val="false"/>
+      <w:dstrike w:val="false"/>
+      <w:color w:val="000000"/>
+      <w:position w:val="0"/>
+      <w:sz w:val="24"/>
+      <w:sz w:val="24"/>
+      <w:szCs w:val="24"/>
+      <w:u w:val="none" w:color="000000"/>
+      <w:vertAlign w:val="baseline"/>
+    </w:rPr>
+  </w:style>
+  <w:style w:type="character" w:styleId="WWCharLFO12LVL64">
+    <w:name w:val="WW_CharLFO12LVL6_4"/>
+    <w:qFormat/>
+    <w:rPr>
+      <w:rFonts w:ascii="Times New Roman" w:hAnsi="Times New Roman" w:eastAsia="Times New Roman" w:cs="Times New Roman"/>
+      <w:b w:val="false"/>
+      <w:i w:val="false"/>
+      <w:strike w:val="false"/>
+      <w:dstrike w:val="false"/>
+      <w:color w:val="000000"/>
+      <w:position w:val="0"/>
+      <w:sz w:val="24"/>
+      <w:sz w:val="24"/>
+      <w:szCs w:val="24"/>
+      <w:u w:val="none" w:color="000000"/>
+      <w:vertAlign w:val="baseline"/>
+    </w:rPr>
+  </w:style>
+  <w:style w:type="character" w:styleId="WWCharLFO12LVL74">
+    <w:name w:val="WW_CharLFO12LVL7_4"/>
+    <w:qFormat/>
+    <w:rPr>
+      <w:rFonts w:ascii="Times New Roman" w:hAnsi="Times New Roman" w:eastAsia="Times New Roman" w:cs="Times New Roman"/>
+      <w:b w:val="false"/>
+      <w:i w:val="false"/>
+      <w:strike w:val="false"/>
+      <w:dstrike w:val="false"/>
+      <w:color w:val="000000"/>
+      <w:position w:val="0"/>
+      <w:sz w:val="24"/>
+      <w:sz w:val="24"/>
+      <w:szCs w:val="24"/>
+      <w:u w:val="none" w:color="000000"/>
+      <w:vertAlign w:val="baseline"/>
+    </w:rPr>
+  </w:style>
+  <w:style w:type="character" w:styleId="WWCharLFO12LVL84">
+    <w:name w:val="WW_CharLFO12LVL8_4"/>
+    <w:qFormat/>
+    <w:rPr>
+      <w:rFonts w:ascii="Times New Roman" w:hAnsi="Times New Roman" w:eastAsia="Times New Roman" w:cs="Times New Roman"/>
+      <w:b w:val="false"/>
+      <w:i w:val="false"/>
+      <w:strike w:val="false"/>
+      <w:dstrike w:val="false"/>
+      <w:color w:val="000000"/>
+      <w:position w:val="0"/>
+      <w:sz w:val="24"/>
+      <w:sz w:val="24"/>
+      <w:szCs w:val="24"/>
+      <w:u w:val="none" w:color="000000"/>
+      <w:vertAlign w:val="baseline"/>
+    </w:rPr>
+  </w:style>
+  <w:style w:type="character" w:styleId="WWCharLFO12LVL94">
+    <w:name w:val="WW_CharLFO12LVL9_4"/>
+    <w:qFormat/>
+    <w:rPr>
+      <w:rFonts w:ascii="Times New Roman" w:hAnsi="Times New Roman" w:eastAsia="Times New Roman" w:cs="Times New Roman"/>
+      <w:b w:val="false"/>
+      <w:i w:val="false"/>
+      <w:strike w:val="false"/>
+      <w:dstrike w:val="false"/>
+      <w:color w:val="000000"/>
+      <w:position w:val="0"/>
+      <w:sz w:val="24"/>
+      <w:sz w:val="24"/>
+      <w:szCs w:val="24"/>
+      <w:u w:val="none" w:color="000000"/>
+      <w:vertAlign w:val="baseline"/>
+    </w:rPr>
+  </w:style>
+  <w:style w:type="character" w:styleId="WWCharLFO13LVL14">
+    <w:name w:val="WW_CharLFO13LVL1_4"/>
+    <w:qFormat/>
+    <w:rPr>
+      <w:rFonts w:ascii="Times New Roman" w:hAnsi="Times New Roman" w:eastAsia="Times New Roman" w:cs="Times New Roman"/>
+      <w:b w:val="false"/>
+      <w:i w:val="false"/>
+      <w:strike w:val="false"/>
+      <w:dstrike w:val="false"/>
+      <w:color w:val="000000"/>
+      <w:position w:val="0"/>
+      <w:sz w:val="24"/>
+      <w:sz w:val="24"/>
+      <w:szCs w:val="24"/>
+      <w:u w:val="none" w:color="000000"/>
+      <w:vertAlign w:val="baseline"/>
+    </w:rPr>
+  </w:style>
+  <w:style w:type="character" w:styleId="WWCharLFO13LVL24">
+    <w:name w:val="WW_CharLFO13LVL2_4"/>
+    <w:qFormat/>
+    <w:rPr>
+      <w:rFonts w:ascii="Times New Roman" w:hAnsi="Times New Roman" w:eastAsia="Times New Roman" w:cs="Times New Roman"/>
+      <w:b w:val="false"/>
+      <w:i w:val="false"/>
+      <w:strike w:val="false"/>
+      <w:dstrike w:val="false"/>
+      <w:color w:val="000000"/>
+      <w:position w:val="0"/>
+      <w:sz w:val="24"/>
+      <w:sz w:val="24"/>
+      <w:szCs w:val="24"/>
+      <w:u w:val="none" w:color="000000"/>
+      <w:vertAlign w:val="baseline"/>
+    </w:rPr>
+  </w:style>
+  <w:style w:type="character" w:styleId="WWCharLFO13LVL34">
+    <w:name w:val="WW_CharLFO13LVL3_4"/>
+    <w:qFormat/>
+    <w:rPr>
+      <w:rFonts w:ascii="Times New Roman" w:hAnsi="Times New Roman" w:eastAsia="Times New Roman" w:cs="Times New Roman"/>
+      <w:b w:val="false"/>
+      <w:i w:val="false"/>
+      <w:strike w:val="false"/>
+      <w:dstrike w:val="false"/>
+      <w:color w:val="000000"/>
+      <w:position w:val="0"/>
+      <w:sz w:val="24"/>
+      <w:sz w:val="24"/>
+      <w:szCs w:val="24"/>
+      <w:u w:val="none" w:color="000000"/>
+      <w:vertAlign w:val="baseline"/>
+    </w:rPr>
+  </w:style>
+  <w:style w:type="character" w:styleId="WWCharLFO13LVL44">
+    <w:name w:val="WW_CharLFO13LVL4_4"/>
+    <w:qFormat/>
+    <w:rPr>
+      <w:rFonts w:ascii="Times New Roman" w:hAnsi="Times New Roman" w:eastAsia="Times New Roman" w:cs="Times New Roman"/>
+      <w:b w:val="false"/>
+      <w:i w:val="false"/>
+      <w:strike w:val="false"/>
+      <w:dstrike w:val="false"/>
+      <w:color w:val="000000"/>
+      <w:position w:val="0"/>
+      <w:sz w:val="24"/>
+      <w:sz w:val="24"/>
+      <w:szCs w:val="24"/>
+      <w:u w:val="none" w:color="000000"/>
+      <w:vertAlign w:val="baseline"/>
+    </w:rPr>
+  </w:style>
+  <w:style w:type="character" w:styleId="WWCharLFO13LVL54">
+    <w:name w:val="WW_CharLFO13LVL5_4"/>
+    <w:qFormat/>
+    <w:rPr>
+      <w:rFonts w:ascii="Times New Roman" w:hAnsi="Times New Roman" w:eastAsia="Times New Roman" w:cs="Times New Roman"/>
+      <w:b w:val="false"/>
+      <w:i w:val="false"/>
+      <w:strike w:val="false"/>
+      <w:dstrike w:val="false"/>
+      <w:color w:val="000000"/>
+      <w:position w:val="0"/>
+      <w:sz w:val="24"/>
+      <w:sz w:val="24"/>
+      <w:szCs w:val="24"/>
+      <w:u w:val="none" w:color="000000"/>
+      <w:vertAlign w:val="baseline"/>
+    </w:rPr>
+  </w:style>
+  <w:style w:type="character" w:styleId="WWCharLFO13LVL64">
+    <w:name w:val="WW_CharLFO13LVL6_4"/>
+    <w:qFormat/>
+    <w:rPr>
+      <w:rFonts w:ascii="Times New Roman" w:hAnsi="Times New Roman" w:eastAsia="Times New Roman" w:cs="Times New Roman"/>
+      <w:b w:val="false"/>
+      <w:i w:val="false"/>
+      <w:strike w:val="false"/>
+      <w:dstrike w:val="false"/>
+      <w:color w:val="000000"/>
+      <w:position w:val="0"/>
+      <w:sz w:val="24"/>
+      <w:sz w:val="24"/>
+      <w:szCs w:val="24"/>
+      <w:u w:val="none" w:color="000000"/>
+      <w:vertAlign w:val="baseline"/>
+    </w:rPr>
+  </w:style>
+  <w:style w:type="character" w:styleId="WWCharLFO13LVL74">
+    <w:name w:val="WW_CharLFO13LVL7_4"/>
+    <w:qFormat/>
+    <w:rPr>
+      <w:rFonts w:ascii="Times New Roman" w:hAnsi="Times New Roman" w:eastAsia="Times New Roman" w:cs="Times New Roman"/>
+      <w:b w:val="false"/>
+      <w:i w:val="false"/>
+      <w:strike w:val="false"/>
+      <w:dstrike w:val="false"/>
+      <w:color w:val="000000"/>
+      <w:position w:val="0"/>
+      <w:sz w:val="24"/>
+      <w:sz w:val="24"/>
+      <w:szCs w:val="24"/>
+      <w:u w:val="none" w:color="000000"/>
+      <w:vertAlign w:val="baseline"/>
+    </w:rPr>
+  </w:style>
+  <w:style w:type="character" w:styleId="WWCharLFO13LVL84">
+    <w:name w:val="WW_CharLFO13LVL8_4"/>
+    <w:qFormat/>
+    <w:rPr>
+      <w:rFonts w:ascii="Times New Roman" w:hAnsi="Times New Roman" w:eastAsia="Times New Roman" w:cs="Times New Roman"/>
+      <w:b w:val="false"/>
+      <w:i w:val="false"/>
+      <w:strike w:val="false"/>
+      <w:dstrike w:val="false"/>
+      <w:color w:val="000000"/>
+      <w:position w:val="0"/>
+      <w:sz w:val="24"/>
+      <w:sz w:val="24"/>
+      <w:szCs w:val="24"/>
+      <w:u w:val="none" w:color="000000"/>
+      <w:vertAlign w:val="baseline"/>
+    </w:rPr>
+  </w:style>
+  <w:style w:type="character" w:styleId="WWCharLFO13LVL94">
+    <w:name w:val="WW_CharLFO13LVL9_4"/>
+    <w:qFormat/>
+    <w:rPr>
+      <w:rFonts w:ascii="Times New Roman" w:hAnsi="Times New Roman" w:eastAsia="Times New Roman" w:cs="Times New Roman"/>
+      <w:b w:val="false"/>
+      <w:i w:val="false"/>
+      <w:strike w:val="false"/>
+      <w:dstrike w:val="false"/>
+      <w:color w:val="000000"/>
+      <w:position w:val="0"/>
+      <w:sz w:val="24"/>
+      <w:sz w:val="24"/>
+      <w:szCs w:val="24"/>
+      <w:u w:val="none" w:color="000000"/>
+      <w:vertAlign w:val="baseline"/>
+    </w:rPr>
+  </w:style>
+  <w:style w:type="character" w:styleId="WWCharLFO14LVL14">
+    <w:name w:val="WW_CharLFO14LVL1_4"/>
+    <w:qFormat/>
+    <w:rPr>
+      <w:rFonts w:ascii="Times New Roman" w:hAnsi="Times New Roman" w:eastAsia="Times New Roman" w:cs="Times New Roman"/>
+      <w:b w:val="false"/>
+      <w:i w:val="false"/>
+      <w:strike w:val="false"/>
+      <w:dstrike w:val="false"/>
+      <w:color w:val="000000"/>
+      <w:position w:val="0"/>
+      <w:sz w:val="24"/>
+      <w:sz w:val="24"/>
+      <w:szCs w:val="24"/>
+      <w:u w:val="none" w:color="000000"/>
+      <w:vertAlign w:val="baseline"/>
+    </w:rPr>
+  </w:style>
+  <w:style w:type="character" w:styleId="WWCharLFO14LVL24">
+    <w:name w:val="WW_CharLFO14LVL2_4"/>
+    <w:qFormat/>
+    <w:rPr>
+      <w:rFonts w:ascii="Times New Roman" w:hAnsi="Times New Roman" w:eastAsia="Times New Roman" w:cs="Times New Roman"/>
+      <w:b w:val="false"/>
+      <w:i w:val="false"/>
+      <w:strike w:val="false"/>
+      <w:dstrike w:val="false"/>
+      <w:color w:val="000000"/>
+      <w:position w:val="0"/>
+      <w:sz w:val="24"/>
+      <w:sz w:val="24"/>
+      <w:szCs w:val="24"/>
+      <w:u w:val="none" w:color="000000"/>
+      <w:vertAlign w:val="baseline"/>
+    </w:rPr>
+  </w:style>
+  <w:style w:type="character" w:styleId="WWCharLFO14LVL34">
+    <w:name w:val="WW_CharLFO14LVL3_4"/>
+    <w:qFormat/>
+    <w:rPr>
+      <w:rFonts w:ascii="Times New Roman" w:hAnsi="Times New Roman" w:eastAsia="Times New Roman" w:cs="Times New Roman"/>
+      <w:b w:val="false"/>
+      <w:i w:val="false"/>
+      <w:strike w:val="false"/>
+      <w:dstrike w:val="false"/>
+      <w:color w:val="000000"/>
+      <w:position w:val="0"/>
+      <w:sz w:val="24"/>
+      <w:sz w:val="24"/>
+      <w:szCs w:val="24"/>
+      <w:u w:val="none" w:color="000000"/>
+      <w:vertAlign w:val="baseline"/>
+    </w:rPr>
+  </w:style>
+  <w:style w:type="character" w:styleId="WWCharLFO14LVL44">
+    <w:name w:val="WW_CharLFO14LVL4_4"/>
+    <w:qFormat/>
+    <w:rPr>
+      <w:rFonts w:ascii="Times New Roman" w:hAnsi="Times New Roman" w:eastAsia="Times New Roman" w:cs="Times New Roman"/>
+      <w:b w:val="false"/>
+      <w:i w:val="false"/>
+      <w:strike w:val="false"/>
+      <w:dstrike w:val="false"/>
+      <w:color w:val="000000"/>
+      <w:position w:val="0"/>
+      <w:sz w:val="24"/>
+      <w:sz w:val="24"/>
+      <w:szCs w:val="24"/>
+      <w:u w:val="none" w:color="000000"/>
+      <w:vertAlign w:val="baseline"/>
+    </w:rPr>
+  </w:style>
+  <w:style w:type="character" w:styleId="WWCharLFO14LVL54">
+    <w:name w:val="WW_CharLFO14LVL5_4"/>
+    <w:qFormat/>
+    <w:rPr>
+      <w:rFonts w:ascii="Times New Roman" w:hAnsi="Times New Roman" w:eastAsia="Times New Roman" w:cs="Times New Roman"/>
+      <w:b w:val="false"/>
+      <w:i w:val="false"/>
+      <w:strike w:val="false"/>
+      <w:dstrike w:val="false"/>
+      <w:color w:val="000000"/>
+      <w:position w:val="0"/>
+      <w:sz w:val="24"/>
+      <w:sz w:val="24"/>
+      <w:szCs w:val="24"/>
+      <w:u w:val="none" w:color="000000"/>
+      <w:vertAlign w:val="baseline"/>
+    </w:rPr>
+  </w:style>
+  <w:style w:type="character" w:styleId="WWCharLFO14LVL64">
+    <w:name w:val="WW_CharLFO14LVL6_4"/>
+    <w:qFormat/>
+    <w:rPr>
+      <w:rFonts w:ascii="Times New Roman" w:hAnsi="Times New Roman" w:eastAsia="Times New Roman" w:cs="Times New Roman"/>
+      <w:b w:val="false"/>
+      <w:i w:val="false"/>
+      <w:strike w:val="false"/>
+      <w:dstrike w:val="false"/>
+      <w:color w:val="000000"/>
+      <w:position w:val="0"/>
+      <w:sz w:val="24"/>
+      <w:sz w:val="24"/>
+      <w:szCs w:val="24"/>
+      <w:u w:val="none" w:color="000000"/>
+      <w:vertAlign w:val="baseline"/>
+    </w:rPr>
+  </w:style>
+  <w:style w:type="character" w:styleId="WWCharLFO14LVL74">
+    <w:name w:val="WW_CharLFO14LVL7_4"/>
+    <w:qFormat/>
+    <w:rPr>
+      <w:rFonts w:ascii="Times New Roman" w:hAnsi="Times New Roman" w:eastAsia="Times New Roman" w:cs="Times New Roman"/>
+      <w:b w:val="false"/>
+      <w:i w:val="false"/>
+      <w:strike w:val="false"/>
+      <w:dstrike w:val="false"/>
+      <w:color w:val="000000"/>
+      <w:position w:val="0"/>
+      <w:sz w:val="24"/>
+      <w:sz w:val="24"/>
+      <w:szCs w:val="24"/>
+      <w:u w:val="none" w:color="000000"/>
+      <w:vertAlign w:val="baseline"/>
+    </w:rPr>
+  </w:style>
+  <w:style w:type="character" w:styleId="WWCharLFO14LVL84">
+    <w:name w:val="WW_CharLFO14LVL8_4"/>
+    <w:qFormat/>
+    <w:rPr>
+      <w:rFonts w:ascii="Times New Roman" w:hAnsi="Times New Roman" w:eastAsia="Times New Roman" w:cs="Times New Roman"/>
+      <w:b w:val="false"/>
+      <w:i w:val="false"/>
+      <w:strike w:val="false"/>
+      <w:dstrike w:val="false"/>
+      <w:color w:val="000000"/>
+      <w:position w:val="0"/>
+      <w:sz w:val="24"/>
+      <w:sz w:val="24"/>
+      <w:szCs w:val="24"/>
+      <w:u w:val="none" w:color="000000"/>
+      <w:vertAlign w:val="baseline"/>
+    </w:rPr>
+  </w:style>
+  <w:style w:type="character" w:styleId="WWCharLFO14LVL94">
+    <w:name w:val="WW_CharLFO14LVL9_4"/>
+    <w:qFormat/>
+    <w:rPr>
+      <w:rFonts w:ascii="Times New Roman" w:hAnsi="Times New Roman" w:eastAsia="Times New Roman" w:cs="Times New Roman"/>
+      <w:b w:val="false"/>
+      <w:i w:val="false"/>
+      <w:strike w:val="false"/>
+      <w:dstrike w:val="false"/>
+      <w:color w:val="000000"/>
+      <w:position w:val="0"/>
+      <w:sz w:val="24"/>
+      <w:sz w:val="24"/>
+      <w:szCs w:val="24"/>
+      <w:u w:val="none" w:color="000000"/>
+      <w:vertAlign w:val="baseline"/>
+    </w:rPr>
+  </w:style>
+  <w:style w:type="character" w:styleId="WWCharLFO15LVL13">
+    <w:name w:val="WW_CharLFO15LVL1_3"/>
+    <w:qFormat/>
+    <w:rPr>
+      <w:rFonts w:ascii="Times New Roman" w:hAnsi="Times New Roman" w:eastAsia="Times New Roman" w:cs="Times New Roman"/>
+      <w:b w:val="false"/>
+      <w:i w:val="false"/>
+      <w:strike w:val="false"/>
+      <w:dstrike w:val="false"/>
+      <w:color w:val="000000"/>
+      <w:position w:val="0"/>
+      <w:sz w:val="24"/>
+      <w:sz w:val="24"/>
+      <w:szCs w:val="24"/>
+      <w:u w:val="none" w:color="000000"/>
+      <w:vertAlign w:val="baseline"/>
+    </w:rPr>
+  </w:style>
+  <w:style w:type="character" w:styleId="WWCharLFO15LVL23">
+    <w:name w:val="WW_CharLFO15LVL2_3"/>
+    <w:qFormat/>
+    <w:rPr>
+      <w:rFonts w:ascii="Times New Roman" w:hAnsi="Times New Roman" w:eastAsia="Times New Roman" w:cs="Times New Roman"/>
+      <w:b w:val="false"/>
+      <w:i w:val="false"/>
+      <w:strike w:val="false"/>
+      <w:dstrike w:val="false"/>
+      <w:color w:val="000000"/>
+      <w:position w:val="0"/>
+      <w:sz w:val="24"/>
+      <w:sz w:val="24"/>
+      <w:szCs w:val="24"/>
+      <w:u w:val="none" w:color="000000"/>
+      <w:vertAlign w:val="baseline"/>
+    </w:rPr>
+  </w:style>
+  <w:style w:type="character" w:styleId="WWCharLFO15LVL33">
+    <w:name w:val="WW_CharLFO15LVL3_3"/>
+    <w:qFormat/>
+    <w:rPr>
+      <w:rFonts w:ascii="Times New Roman" w:hAnsi="Times New Roman" w:eastAsia="Times New Roman" w:cs="Times New Roman"/>
+      <w:b w:val="false"/>
+      <w:i w:val="false"/>
+      <w:strike w:val="false"/>
+      <w:dstrike w:val="false"/>
+      <w:color w:val="000000"/>
+      <w:position w:val="0"/>
+      <w:sz w:val="24"/>
+      <w:sz w:val="24"/>
+      <w:szCs w:val="24"/>
+      <w:u w:val="none" w:color="000000"/>
+      <w:vertAlign w:val="baseline"/>
+    </w:rPr>
+  </w:style>
+  <w:style w:type="character" w:styleId="WWCharLFO15LVL43">
+    <w:name w:val="WW_CharLFO15LVL4_3"/>
+    <w:qFormat/>
+    <w:rPr>
+      <w:rFonts w:ascii="Times New Roman" w:hAnsi="Times New Roman" w:eastAsia="Times New Roman" w:cs="Times New Roman"/>
+      <w:b w:val="false"/>
+      <w:i w:val="false"/>
+      <w:strike w:val="false"/>
+      <w:dstrike w:val="false"/>
+      <w:color w:val="000000"/>
+      <w:position w:val="0"/>
+      <w:sz w:val="24"/>
+      <w:sz w:val="24"/>
+      <w:szCs w:val="24"/>
+      <w:u w:val="none" w:color="000000"/>
+      <w:vertAlign w:val="baseline"/>
+    </w:rPr>
+  </w:style>
+  <w:style w:type="character" w:styleId="WWCharLFO15LVL53">
+    <w:name w:val="WW_CharLFO15LVL5_3"/>
+    <w:qFormat/>
+    <w:rPr>
+      <w:rFonts w:ascii="Times New Roman" w:hAnsi="Times New Roman" w:eastAsia="Times New Roman" w:cs="Times New Roman"/>
+      <w:b w:val="false"/>
+      <w:i w:val="false"/>
+      <w:strike w:val="false"/>
+      <w:dstrike w:val="false"/>
+      <w:color w:val="000000"/>
+      <w:position w:val="0"/>
+      <w:sz w:val="24"/>
+      <w:sz w:val="24"/>
+      <w:szCs w:val="24"/>
+      <w:u w:val="none" w:color="000000"/>
+      <w:vertAlign w:val="baseline"/>
+    </w:rPr>
+  </w:style>
+  <w:style w:type="character" w:styleId="WWCharLFO15LVL63">
+    <w:name w:val="WW_CharLFO15LVL6_3"/>
+    <w:qFormat/>
+    <w:rPr>
+      <w:rFonts w:ascii="Times New Roman" w:hAnsi="Times New Roman" w:eastAsia="Times New Roman" w:cs="Times New Roman"/>
+      <w:b w:val="false"/>
+      <w:i w:val="false"/>
+      <w:strike w:val="false"/>
+      <w:dstrike w:val="false"/>
+      <w:color w:val="000000"/>
+      <w:position w:val="0"/>
+      <w:sz w:val="24"/>
+      <w:sz w:val="24"/>
+      <w:szCs w:val="24"/>
+      <w:u w:val="none" w:color="000000"/>
+      <w:vertAlign w:val="baseline"/>
+    </w:rPr>
+  </w:style>
+  <w:style w:type="character" w:styleId="WWCharLFO15LVL73">
+    <w:name w:val="WW_CharLFO15LVL7_3"/>
+    <w:qFormat/>
+    <w:rPr>
+      <w:rFonts w:ascii="Times New Roman" w:hAnsi="Times New Roman" w:eastAsia="Times New Roman" w:cs="Times New Roman"/>
+      <w:b w:val="false"/>
+      <w:i w:val="false"/>
+      <w:strike w:val="false"/>
+      <w:dstrike w:val="false"/>
+      <w:color w:val="000000"/>
+      <w:position w:val="0"/>
+      <w:sz w:val="24"/>
+      <w:sz w:val="24"/>
+      <w:szCs w:val="24"/>
+      <w:u w:val="none" w:color="000000"/>
+      <w:vertAlign w:val="baseline"/>
+    </w:rPr>
+  </w:style>
+  <w:style w:type="character" w:styleId="WWCharLFO15LVL83">
+    <w:name w:val="WW_CharLFO15LVL8_3"/>
+    <w:qFormat/>
+    <w:rPr>
+      <w:rFonts w:ascii="Times New Roman" w:hAnsi="Times New Roman" w:eastAsia="Times New Roman" w:cs="Times New Roman"/>
+      <w:b w:val="false"/>
+      <w:i w:val="false"/>
+      <w:strike w:val="false"/>
+      <w:dstrike w:val="false"/>
+      <w:color w:val="000000"/>
+      <w:position w:val="0"/>
+      <w:sz w:val="24"/>
+      <w:sz w:val="24"/>
+      <w:szCs w:val="24"/>
+      <w:u w:val="none" w:color="000000"/>
+      <w:vertAlign w:val="baseline"/>
+    </w:rPr>
+  </w:style>
+  <w:style w:type="character" w:styleId="WWCharLFO15LVL93">
+    <w:name w:val="WW_CharLFO15LVL9_3"/>
+    <w:qFormat/>
+    <w:rPr>
+      <w:rFonts w:ascii="Times New Roman" w:hAnsi="Times New Roman" w:eastAsia="Times New Roman" w:cs="Times New Roman"/>
+      <w:b w:val="false"/>
+      <w:i w:val="false"/>
+      <w:strike w:val="false"/>
+      <w:dstrike w:val="false"/>
+      <w:color w:val="000000"/>
+      <w:position w:val="0"/>
+      <w:sz w:val="24"/>
+      <w:sz w:val="24"/>
+      <w:szCs w:val="24"/>
+      <w:u w:val="none" w:color="000000"/>
+      <w:vertAlign w:val="baseline"/>
+    </w:rPr>
+  </w:style>
+  <w:style w:type="character" w:styleId="WWCharLFO16LVL13">
+    <w:name w:val="WW_CharLFO16LVL1_3"/>
+    <w:qFormat/>
+    <w:rPr>
+      <w:rFonts w:ascii="Times New Roman" w:hAnsi="Times New Roman" w:eastAsia="Times New Roman" w:cs="Times New Roman"/>
+      <w:b w:val="false"/>
+      <w:i w:val="false"/>
+      <w:strike w:val="false"/>
+      <w:dstrike w:val="false"/>
+      <w:color w:val="000000"/>
+      <w:position w:val="0"/>
+      <w:sz w:val="24"/>
+      <w:sz w:val="24"/>
+      <w:szCs w:val="24"/>
+      <w:u w:val="none" w:color="000000"/>
+      <w:vertAlign w:val="baseline"/>
+    </w:rPr>
+  </w:style>
+  <w:style w:type="character" w:styleId="WWCharLFO16LVL23">
+    <w:name w:val="WW_CharLFO16LVL2_3"/>
+    <w:qFormat/>
+    <w:rPr>
+      <w:rFonts w:ascii="Times New Roman" w:hAnsi="Times New Roman" w:eastAsia="Times New Roman" w:cs="Times New Roman"/>
+      <w:b w:val="false"/>
+      <w:i w:val="false"/>
+      <w:strike w:val="false"/>
+      <w:dstrike w:val="false"/>
+      <w:color w:val="000000"/>
+      <w:position w:val="0"/>
+      <w:sz w:val="24"/>
+      <w:sz w:val="24"/>
+      <w:szCs w:val="24"/>
+      <w:u w:val="none" w:color="000000"/>
+      <w:vertAlign w:val="baseline"/>
+    </w:rPr>
+  </w:style>
+  <w:style w:type="character" w:styleId="WWCharLFO16LVL33">
+    <w:name w:val="WW_CharLFO16LVL3_3"/>
+    <w:qFormat/>
+    <w:rPr>
+      <w:rFonts w:ascii="Times New Roman" w:hAnsi="Times New Roman" w:eastAsia="Times New Roman" w:cs="Times New Roman"/>
+      <w:b w:val="false"/>
+      <w:i w:val="false"/>
+      <w:strike w:val="false"/>
+      <w:dstrike w:val="false"/>
+      <w:color w:val="000000"/>
+      <w:position w:val="0"/>
+      <w:sz w:val="24"/>
+      <w:sz w:val="24"/>
+      <w:szCs w:val="24"/>
+      <w:u w:val="none" w:color="000000"/>
+      <w:vertAlign w:val="baseline"/>
+    </w:rPr>
+  </w:style>
+  <w:style w:type="character" w:styleId="WWCharLFO16LVL43">
+    <w:name w:val="WW_CharLFO16LVL4_3"/>
+    <w:qFormat/>
+    <w:rPr>
+      <w:rFonts w:ascii="Times New Roman" w:hAnsi="Times New Roman" w:eastAsia="Times New Roman" w:cs="Times New Roman"/>
+      <w:b w:val="false"/>
+      <w:i w:val="false"/>
+      <w:strike w:val="false"/>
+      <w:dstrike w:val="false"/>
+      <w:color w:val="000000"/>
+      <w:position w:val="0"/>
+      <w:sz w:val="24"/>
+      <w:sz w:val="24"/>
+      <w:szCs w:val="24"/>
+      <w:u w:val="none" w:color="000000"/>
+      <w:vertAlign w:val="baseline"/>
+    </w:rPr>
+  </w:style>
+  <w:style w:type="character" w:styleId="WWCharLFO16LVL53">
+    <w:name w:val="WW_CharLFO16LVL5_3"/>
+    <w:qFormat/>
+    <w:rPr>
+      <w:rFonts w:ascii="Times New Roman" w:hAnsi="Times New Roman" w:eastAsia="Times New Roman" w:cs="Times New Roman"/>
+      <w:b w:val="false"/>
+      <w:i w:val="false"/>
+      <w:strike w:val="false"/>
+      <w:dstrike w:val="false"/>
+      <w:color w:val="000000"/>
+      <w:position w:val="0"/>
+      <w:sz w:val="24"/>
+      <w:sz w:val="24"/>
+      <w:szCs w:val="24"/>
+      <w:u w:val="none" w:color="000000"/>
+      <w:vertAlign w:val="baseline"/>
+    </w:rPr>
+  </w:style>
+  <w:style w:type="character" w:styleId="WWCharLFO16LVL63">
+    <w:name w:val="WW_CharLFO16LVL6_3"/>
+    <w:qFormat/>
+    <w:rPr>
+      <w:rFonts w:ascii="Times New Roman" w:hAnsi="Times New Roman" w:eastAsia="Times New Roman" w:cs="Times New Roman"/>
+      <w:b w:val="false"/>
+      <w:i w:val="false"/>
+      <w:strike w:val="false"/>
+      <w:dstrike w:val="false"/>
+      <w:color w:val="000000"/>
+      <w:position w:val="0"/>
+      <w:sz w:val="24"/>
+      <w:sz w:val="24"/>
+      <w:szCs w:val="24"/>
+      <w:u w:val="none" w:color="000000"/>
+      <w:vertAlign w:val="baseline"/>
+    </w:rPr>
+  </w:style>
+  <w:style w:type="character" w:styleId="WWCharLFO16LVL73">
+    <w:name w:val="WW_CharLFO16LVL7_3"/>
+    <w:qFormat/>
+    <w:rPr>
+      <w:rFonts w:ascii="Times New Roman" w:hAnsi="Times New Roman" w:eastAsia="Times New Roman" w:cs="Times New Roman"/>
+      <w:b w:val="false"/>
+      <w:i w:val="false"/>
+      <w:strike w:val="false"/>
+      <w:dstrike w:val="false"/>
+      <w:color w:val="000000"/>
+      <w:position w:val="0"/>
+      <w:sz w:val="24"/>
+      <w:sz w:val="24"/>
+      <w:szCs w:val="24"/>
+      <w:u w:val="none" w:color="000000"/>
+      <w:vertAlign w:val="baseline"/>
+    </w:rPr>
+  </w:style>
+  <w:style w:type="character" w:styleId="WWCharLFO16LVL83">
+    <w:name w:val="WW_CharLFO16LVL8_3"/>
+    <w:qFormat/>
+    <w:rPr>
+      <w:rFonts w:ascii="Times New Roman" w:hAnsi="Times New Roman" w:eastAsia="Times New Roman" w:cs="Times New Roman"/>
+      <w:b w:val="false"/>
+      <w:i w:val="false"/>
+      <w:strike w:val="false"/>
+      <w:dstrike w:val="false"/>
+      <w:color w:val="000000"/>
+      <w:position w:val="0"/>
+      <w:sz w:val="24"/>
+      <w:sz w:val="24"/>
+      <w:szCs w:val="24"/>
+      <w:u w:val="none" w:color="000000"/>
+      <w:vertAlign w:val="baseline"/>
+    </w:rPr>
+  </w:style>
+  <w:style w:type="character" w:styleId="WWCharLFO16LVL93">
+    <w:name w:val="WW_CharLFO16LVL9_3"/>
+    <w:qFormat/>
+    <w:rPr>
+      <w:rFonts w:ascii="Times New Roman" w:hAnsi="Times New Roman" w:eastAsia="Times New Roman" w:cs="Times New Roman"/>
+      <w:b w:val="false"/>
+      <w:i w:val="false"/>
+      <w:strike w:val="false"/>
+      <w:dstrike w:val="false"/>
+      <w:color w:val="000000"/>
+      <w:position w:val="0"/>
+      <w:sz w:val="24"/>
+      <w:sz w:val="24"/>
+      <w:szCs w:val="24"/>
+      <w:u w:val="none" w:color="000000"/>
+      <w:vertAlign w:val="baseline"/>
+    </w:rPr>
+  </w:style>
+  <w:style w:type="character" w:styleId="WWCharLFO17LVL13">
+    <w:name w:val="WW_CharLFO17LVL1_3"/>
+    <w:qFormat/>
+    <w:rPr>
+      <w:rFonts w:ascii="Times New Roman" w:hAnsi="Times New Roman" w:eastAsia="Times New Roman" w:cs="Times New Roman"/>
+      <w:b w:val="false"/>
+      <w:i w:val="false"/>
+      <w:strike w:val="false"/>
+      <w:dstrike w:val="false"/>
+      <w:color w:val="000000"/>
+      <w:position w:val="0"/>
+      <w:sz w:val="24"/>
+      <w:sz w:val="24"/>
+      <w:szCs w:val="24"/>
+      <w:u w:val="none" w:color="000000"/>
+      <w:vertAlign w:val="baseline"/>
+    </w:rPr>
+  </w:style>
+  <w:style w:type="character" w:styleId="WWCharLFO17LVL23">
+    <w:name w:val="WW_CharLFO17LVL2_3"/>
+    <w:qFormat/>
+    <w:rPr>
+      <w:rFonts w:ascii="Times New Roman" w:hAnsi="Times New Roman" w:eastAsia="Times New Roman" w:cs="Times New Roman"/>
+      <w:b w:val="false"/>
+      <w:i w:val="false"/>
+      <w:strike w:val="false"/>
+      <w:dstrike w:val="false"/>
+      <w:color w:val="000000"/>
+      <w:position w:val="0"/>
+      <w:sz w:val="24"/>
+      <w:sz w:val="24"/>
+      <w:szCs w:val="24"/>
+      <w:u w:val="none" w:color="000000"/>
+      <w:vertAlign w:val="baseline"/>
+    </w:rPr>
+  </w:style>
+  <w:style w:type="character" w:styleId="WWCharLFO17LVL33">
+    <w:name w:val="WW_CharLFO17LVL3_3"/>
+    <w:qFormat/>
+    <w:rPr>
+      <w:rFonts w:ascii="Times New Roman" w:hAnsi="Times New Roman" w:eastAsia="Times New Roman" w:cs="Times New Roman"/>
+      <w:b w:val="false"/>
+      <w:i w:val="false"/>
+      <w:strike w:val="false"/>
+      <w:dstrike w:val="false"/>
+      <w:color w:val="000000"/>
+      <w:position w:val="0"/>
+      <w:sz w:val="24"/>
+      <w:sz w:val="24"/>
+      <w:szCs w:val="24"/>
+      <w:u w:val="none" w:color="000000"/>
+      <w:vertAlign w:val="baseline"/>
+    </w:rPr>
+  </w:style>
+  <w:style w:type="character" w:styleId="WWCharLFO17LVL43">
+    <w:name w:val="WW_CharLFO17LVL4_3"/>
+    <w:qFormat/>
+    <w:rPr>
+      <w:rFonts w:ascii="Times New Roman" w:hAnsi="Times New Roman" w:eastAsia="Times New Roman" w:cs="Times New Roman"/>
+      <w:b w:val="false"/>
+      <w:i w:val="false"/>
+      <w:strike w:val="false"/>
+      <w:dstrike w:val="false"/>
+      <w:color w:val="000000"/>
+      <w:position w:val="0"/>
+      <w:sz w:val="24"/>
+      <w:sz w:val="24"/>
+      <w:szCs w:val="24"/>
+      <w:u w:val="none" w:color="000000"/>
+      <w:vertAlign w:val="baseline"/>
+    </w:rPr>
+  </w:style>
+  <w:style w:type="character" w:styleId="WWCharLFO17LVL53">
+    <w:name w:val="WW_CharLFO17LVL5_3"/>
+    <w:qFormat/>
+    <w:rPr>
+      <w:rFonts w:ascii="Times New Roman" w:hAnsi="Times New Roman" w:eastAsia="Times New Roman" w:cs="Times New Roman"/>
+      <w:b w:val="false"/>
+      <w:i w:val="false"/>
+      <w:strike w:val="false"/>
+      <w:dstrike w:val="false"/>
+      <w:color w:val="000000"/>
+      <w:position w:val="0"/>
+      <w:sz w:val="24"/>
+      <w:sz w:val="24"/>
+      <w:szCs w:val="24"/>
+      <w:u w:val="none" w:color="000000"/>
+      <w:vertAlign w:val="baseline"/>
+    </w:rPr>
+  </w:style>
+  <w:style w:type="character" w:styleId="WWCharLFO17LVL63">
+    <w:name w:val="WW_CharLFO17LVL6_3"/>
+    <w:qFormat/>
+    <w:rPr>
+      <w:rFonts w:ascii="Times New Roman" w:hAnsi="Times New Roman" w:eastAsia="Times New Roman" w:cs="Times New Roman"/>
+      <w:b w:val="false"/>
+      <w:i w:val="false"/>
+      <w:strike w:val="false"/>
+      <w:dstrike w:val="false"/>
+      <w:color w:val="000000"/>
+      <w:position w:val="0"/>
+      <w:sz w:val="24"/>
+      <w:sz w:val="24"/>
+      <w:szCs w:val="24"/>
+      <w:u w:val="none" w:color="000000"/>
+      <w:vertAlign w:val="baseline"/>
+    </w:rPr>
+  </w:style>
+  <w:style w:type="character" w:styleId="WWCharLFO17LVL73">
+    <w:name w:val="WW_CharLFO17LVL7_3"/>
+    <w:qFormat/>
+    <w:rPr>
+      <w:rFonts w:ascii="Times New Roman" w:hAnsi="Times New Roman" w:eastAsia="Times New Roman" w:cs="Times New Roman"/>
+      <w:b w:val="false"/>
+      <w:i w:val="false"/>
+      <w:strike w:val="false"/>
+      <w:dstrike w:val="false"/>
+      <w:color w:val="000000"/>
+      <w:position w:val="0"/>
+      <w:sz w:val="24"/>
+      <w:sz w:val="24"/>
+      <w:szCs w:val="24"/>
+      <w:u w:val="none" w:color="000000"/>
+      <w:vertAlign w:val="baseline"/>
+    </w:rPr>
+  </w:style>
+  <w:style w:type="character" w:styleId="WWCharLFO17LVL83">
+    <w:name w:val="WW_CharLFO17LVL8_3"/>
+    <w:qFormat/>
+    <w:rPr>
+      <w:rFonts w:ascii="Times New Roman" w:hAnsi="Times New Roman" w:eastAsia="Times New Roman" w:cs="Times New Roman"/>
+      <w:b w:val="false"/>
+      <w:i w:val="false"/>
+      <w:strike w:val="false"/>
+      <w:dstrike w:val="false"/>
+      <w:color w:val="000000"/>
+      <w:position w:val="0"/>
+      <w:sz w:val="24"/>
+      <w:sz w:val="24"/>
+      <w:szCs w:val="24"/>
+      <w:u w:val="none" w:color="000000"/>
+      <w:vertAlign w:val="baseline"/>
+    </w:rPr>
+  </w:style>
+  <w:style w:type="character" w:styleId="WWCharLFO17LVL93">
+    <w:name w:val="WW_CharLFO17LVL9_3"/>
+    <w:qFormat/>
+    <w:rPr>
+      <w:rFonts w:ascii="Times New Roman" w:hAnsi="Times New Roman" w:eastAsia="Times New Roman" w:cs="Times New Roman"/>
+      <w:b w:val="false"/>
+      <w:i w:val="false"/>
+      <w:strike w:val="false"/>
+      <w:dstrike w:val="false"/>
+      <w:color w:val="000000"/>
+      <w:position w:val="0"/>
+      <w:sz w:val="24"/>
+      <w:sz w:val="24"/>
+      <w:szCs w:val="24"/>
+      <w:u w:val="none" w:color="000000"/>
+      <w:vertAlign w:val="baseline"/>
+    </w:rPr>
+  </w:style>
+  <w:style w:type="character" w:styleId="Style20">
+    <w:name w:val="Интернет-ссылка"/>
+    <w:rPr>
+      <w:color w:val="000080"/>
+      <w:u w:val="single"/>
+      <w:lang w:val="zxx" w:eastAsia="zxx" w:bidi="zxx"/>
     </w:rPr>
   </w:style>
   <w:style w:type="paragraph" w:styleId="1111">
@@ -16741,13 +17957,16 @@
         <w:ilvl w:val="0"/>
         <w:numId w:val="1"/>
       </w:numPr>
-      <w:shd w:val="clear" w:fill="auto"/>
+      <w:pBdr/>
+      <w:shd w:fill="auto" w:val="clear"/>
       <w:suppressAutoHyphens w:val="true"/>
+      <w:kinsoku w:val="true"/>
       <w:overflowPunct w:val="false"/>
+      <w:autoSpaceDE w:val="true"/>
       <w:bidi w:val="0"/>
       <w:snapToGrid w:val="true"/>
       <w:spacing w:lineRule="auto" w:line="252" w:before="0" w:after="246"/>
-      <w:ind w:hanging="0" w:right="1"/>
+      <w:ind w:right="1" w:hanging="0"/>
       <w:jc w:val="left"/>
       <w:textAlignment w:val="baseline"/>
       <w:outlineLvl w:val="0"/>
@@ -16788,9 +18007,16 @@
       <w:keepLines/>
       <w:pageBreakBefore w:val="false"/>
       <w:widowControl/>
-      <w:shd w:val="clear" w:fill="auto"/>
+      <w:numPr>
+        <w:ilvl w:val="1"/>
+        <w:numId w:val="1"/>
+      </w:numPr>
+      <w:pBdr/>
+      <w:shd w:fill="auto" w:val="clear"/>
       <w:suppressAutoHyphens w:val="true"/>
+      <w:kinsoku w:val="true"/>
       <w:overflowPunct w:val="false"/>
+      <w:autoSpaceDE w:val="true"/>
       <w:bidi w:val="0"/>
       <w:snapToGrid w:val="true"/>
       <w:spacing w:lineRule="auto" w:line="252" w:before="0" w:after="120"/>
@@ -16825,7 +18051,7 @@
       <w:lang w:val="ru-RU" w:eastAsia="ru-RU" w:bidi="ar-SA"/>
     </w:rPr>
   </w:style>
-  <w:style w:type="paragraph" w:styleId="Style22">
+  <w:style w:type="paragraph" w:styleId="Style21">
     <w:name w:val="Обычный"/>
     <w:qFormat/>
     <w:pPr>
@@ -16833,9 +18059,12 @@
       <w:keepLines w:val="false"/>
       <w:pageBreakBefore w:val="false"/>
       <w:widowControl/>
-      <w:shd w:val="clear" w:fill="auto"/>
+      <w:pBdr/>
+      <w:shd w:fill="auto" w:val="clear"/>
       <w:suppressAutoHyphens w:val="true"/>
+      <w:kinsoku w:val="true"/>
       <w:overflowPunct w:val="false"/>
+      <w:autoSpaceDE w:val="true"/>
       <w:bidi w:val="0"/>
       <w:snapToGrid w:val="true"/>
       <w:spacing w:lineRule="auto" w:line="252" w:before="0" w:after="160"/>
@@ -16869,6 +18098,70 @@
       <w:lang w:val="ru-RU" w:eastAsia="ru-RU" w:bidi="ar-SA"/>
     </w:rPr>
   </w:style>
+  <w:style w:type="paragraph" w:styleId="Style22">
+    <w:name w:val="Заголовок"/>
+    <w:basedOn w:val="Style21"/>
+    <w:next w:val="Style23"/>
+    <w:qFormat/>
+    <w:pPr>
+      <w:keepNext w:val="true"/>
+      <w:suppressAutoHyphens w:val="true"/>
+      <w:spacing w:before="240" w:after="120"/>
+    </w:pPr>
+    <w:rPr>
+      <w:rFonts w:ascii="Liberation Sans" w:hAnsi="Liberation Sans" w:eastAsia="Microsoft YaHei" w:cs="Lucida Sans"/>
+      <w:sz w:val="28"/>
+      <w:szCs w:val="28"/>
+    </w:rPr>
+  </w:style>
+  <w:style w:type="paragraph" w:styleId="Style23">
+    <w:name w:val="Body Text"/>
+    <w:basedOn w:val="Style21"/>
+    <w:pPr>
+      <w:suppressAutoHyphens w:val="true"/>
+      <w:spacing w:lineRule="auto" w:line="276" w:before="0" w:after="140"/>
+    </w:pPr>
+    <w:rPr/>
+  </w:style>
+  <w:style w:type="paragraph" w:styleId="Style24">
+    <w:name w:val="List"/>
+    <w:basedOn w:val="Style23"/>
+    <w:pPr>
+      <w:suppressAutoHyphens w:val="true"/>
+    </w:pPr>
+    <w:rPr>
+      <w:rFonts w:cs="Lucida Sans"/>
+    </w:rPr>
+  </w:style>
+  <w:style w:type="paragraph" w:styleId="Style25">
+    <w:name w:val="Название объекта"/>
+    <w:basedOn w:val="Style21"/>
+    <w:qFormat/>
+    <w:pPr>
+      <w:suppressLineNumbers/>
+      <w:suppressAutoHyphens w:val="true"/>
+      <w:spacing w:before="120" w:after="120"/>
+    </w:pPr>
+    <w:rPr>
+      <w:rFonts w:cs="Lucida Sans"/>
+      <w:i/>
+      <w:iCs/>
+      <w:sz w:val="24"/>
+      <w:szCs w:val="24"/>
+    </w:rPr>
+  </w:style>
+  <w:style w:type="paragraph" w:styleId="Style26">
+    <w:name w:val="Указатель"/>
+    <w:basedOn w:val="Style21"/>
+    <w:qFormat/>
+    <w:pPr>
+      <w:suppressLineNumbers/>
+      <w:suppressAutoHyphens w:val="true"/>
+    </w:pPr>
+    <w:rPr>
+      <w:rFonts w:cs="Lucida Sans"/>
+    </w:rPr>
+  </w:style>
   <w:style w:type="paragraph" w:styleId="13">
     <w:name w:val="Обычный1"/>
     <w:qFormat/>
@@ -16877,16 +18170,19 @@
       <w:keepLines w:val="false"/>
       <w:pageBreakBefore w:val="false"/>
       <w:widowControl/>
-      <w:shd w:val="clear" w:fill="auto"/>
+      <w:pBdr/>
+      <w:shd w:fill="auto" w:val="clear"/>
       <w:tabs>
         <w:tab w:val="clear" w:pos="708"/>
       </w:tabs>
       <w:suppressAutoHyphens w:val="true"/>
+      <w:kinsoku w:val="true"/>
       <w:overflowPunct w:val="false"/>
+      <w:autoSpaceDE w:val="true"/>
       <w:bidi w:val="0"/>
       <w:snapToGrid w:val="true"/>
       <w:spacing w:lineRule="auto" w:line="264" w:before="0" w:after="161"/>
-      <w:ind w:hanging="10" w:left="10" w:right="2"/>
+      <w:ind w:left="10" w:right="2" w:hanging="10"/>
       <w:jc w:val="both"/>
       <w:textAlignment w:val="baseline"/>
     </w:pPr>
@@ -16925,21 +18221,24 @@
       <w:keepLines w:val="false"/>
       <w:pageBreakBefore w:val="false"/>
       <w:widowControl/>
-      <w:shd w:val="clear" w:fill="auto"/>
+      <w:pBdr/>
+      <w:shd w:fill="auto" w:val="clear"/>
       <w:tabs>
         <w:tab w:val="clear" w:pos="708"/>
       </w:tabs>
       <w:suppressAutoHyphens w:val="true"/>
+      <w:kinsoku w:val="true"/>
       <w:overflowPunct w:val="false"/>
+      <w:autoSpaceDE w:val="true"/>
       <w:bidi w:val="0"/>
       <w:snapToGrid w:val="true"/>
       <w:spacing w:lineRule="auto" w:line="252" w:before="0" w:after="160"/>
-      <w:ind w:hanging="0" w:left="15" w:right="15"/>
+      <w:ind w:left="15" w:right="15" w:hanging="0"/>
       <w:jc w:val="left"/>
       <w:textAlignment w:val="baseline"/>
     </w:pPr>
     <w:rPr>
-      <w:rFonts w:ascii="Calibri" w:hAnsi="Calibri" w:eastAsia="Calibri" w:cs="Calibri"/>
+      <w:rFonts w:eastAsia="Calibri" w:cs="Calibri" w:ascii="Calibri" w:hAnsi="Calibri"/>
       <w:b w:val="false"/>
       <w:bCs w:val="false"/>
       <w:i w:val="false"/>
@@ -16973,21 +18272,24 @@
       <w:keepLines w:val="false"/>
       <w:pageBreakBefore w:val="false"/>
       <w:widowControl/>
-      <w:shd w:val="clear" w:fill="auto"/>
+      <w:pBdr/>
+      <w:shd w:fill="auto" w:val="clear"/>
       <w:tabs>
         <w:tab w:val="clear" w:pos="708"/>
       </w:tabs>
       <w:suppressAutoHyphens w:val="true"/>
+      <w:kinsoku w:val="true"/>
       <w:overflowPunct w:val="false"/>
+      <w:autoSpaceDE w:val="true"/>
       <w:bidi w:val="0"/>
       <w:snapToGrid w:val="true"/>
       <w:spacing w:lineRule="auto" w:line="252" w:before="0" w:after="160"/>
-      <w:ind w:hanging="0" w:left="15" w:right="15"/>
+      <w:ind w:left="15" w:right="15" w:hanging="0"/>
       <w:jc w:val="left"/>
       <w:textAlignment w:val="baseline"/>
     </w:pPr>
     <w:rPr>
-      <w:rFonts w:ascii="Calibri" w:hAnsi="Calibri" w:eastAsia="Calibri" w:cs="Calibri"/>
+      <w:rFonts w:eastAsia="Calibri" w:cs="Calibri" w:ascii="Calibri" w:hAnsi="Calibri"/>
       <w:b w:val="false"/>
       <w:bCs w:val="false"/>
       <w:i w:val="false"/>
@@ -17020,7 +18322,7 @@
     <w:pPr>
       <w:suppressAutoHyphens w:val="true"/>
       <w:spacing w:lineRule="auto" w:line="240" w:before="100" w:after="100"/>
-      <w:ind w:hanging="0" w:left="0" w:right="0"/>
+      <w:ind w:left="0" w:right="0" w:hanging="0"/>
       <w:jc w:val="left"/>
     </w:pPr>
     <w:rPr>
@@ -17062,13 +18364,13 @@
     <w:qFormat/>
     <w:pPr>
       <w:suppressAutoHyphens w:val="true"/>
-      <w:ind w:hanging="0" w:left="720"/>
+      <w:ind w:left="720" w:hanging="0"/>
     </w:pPr>
     <w:rPr/>
   </w:style>
-  <w:style w:type="paragraph" w:styleId="Style23">
+  <w:style w:type="paragraph" w:styleId="Style27">
     <w:name w:val="Колонтитул"/>
-    <w:basedOn w:val="Style22"/>
+    <w:basedOn w:val="Style21"/>
     <w:qFormat/>
     <w:pPr>
       <w:suppressLineNumbers/>
@@ -17081,25 +18383,25 @@
     </w:pPr>
     <w:rPr/>
   </w:style>
-  <w:style w:type="paragraph" w:styleId="Header">
+  <w:style w:type="paragraph" w:styleId="Style28">
     <w:name w:val="Header"/>
-    <w:basedOn w:val="Style23"/>
+    <w:basedOn w:val="Style27"/>
     <w:pPr>
       <w:suppressAutoHyphens w:val="true"/>
     </w:pPr>
     <w:rPr/>
   </w:style>
-  <w:style w:type="paragraph" w:styleId="Footer">
+  <w:style w:type="paragraph" w:styleId="Style29">
     <w:name w:val="Footer"/>
-    <w:basedOn w:val="Style23"/>
+    <w:basedOn w:val="Style27"/>
     <w:pPr>
       <w:suppressAutoHyphens w:val="true"/>
     </w:pPr>
     <w:rPr/>
   </w:style>
-  <w:style w:type="paragraph" w:styleId="Style24">
+  <w:style w:type="paragraph" w:styleId="Style30">
     <w:name w:val="Текст выноски"/>
-    <w:basedOn w:val="Style22"/>
+    <w:basedOn w:val="Style21"/>
     <w:qFormat/>
     <w:pPr>
       <w:suppressAutoHyphens w:val="true"/>
@@ -17111,22 +18413,22 @@
       <w:szCs w:val="18"/>
     </w:rPr>
   </w:style>
-  <w:style w:type="paragraph" w:styleId="Style25">
+  <w:style w:type="paragraph" w:styleId="Style31">
     <w:name w:val="Абзац списка"/>
-    <w:basedOn w:val="Style22"/>
+    <w:basedOn w:val="Style21"/>
     <w:qFormat/>
     <w:pPr>
       <w:tabs>
         <w:tab w:val="clear" w:pos="708"/>
       </w:tabs>
       <w:suppressAutoHyphens w:val="true"/>
-      <w:ind w:hanging="0" w:left="720"/>
+      <w:ind w:left="720" w:hanging="0"/>
     </w:pPr>
     <w:rPr/>
   </w:style>
-  <w:style w:type="paragraph" w:styleId="Style26">
+  <w:style w:type="paragraph" w:styleId="Style32">
     <w:name w:val="Содержимое таблицы"/>
-    <w:basedOn w:val="Style22"/>
+    <w:basedOn w:val="Style21"/>
     <w:qFormat/>
     <w:pPr>
       <w:suppressLineNumbers/>
@@ -17134,123 +18436,21 @@
     </w:pPr>
     <w:rPr/>
   </w:style>
-  <w:style w:type="paragraph" w:styleId="TOC1">
+  <w:style w:type="paragraph" w:styleId="18">
     <w:name w:val="TOC 1"/>
-    <w:basedOn w:val="Style21"/>
-    <w:pPr/>
+    <w:basedOn w:val="Style26"/>
+    <w:pPr>
+      <w:suppressAutoHyphens w:val="true"/>
+    </w:pPr>
     <w:rPr/>
   </w:style>
-  <w:style w:type="paragraph" w:styleId="TOC2">
+  <w:style w:type="paragraph" w:styleId="22">
     <w:name w:val="TOC 2"/>
-    <w:basedOn w:val="Style21"/>
-    <w:pPr/>
+    <w:basedOn w:val="Style26"/>
+    <w:pPr>
+      <w:suppressAutoHyphens w:val="true"/>
+    </w:pPr>
     <w:rPr/>
   </w:style>
 </w:styles>
-</file>
-
-<file path=word/theme/theme1.xml><?xml version="1.0" encoding="utf-8"?>
-<a:theme xmlns:a="http://schemas.openxmlformats.org/drawingml/2006/main" xmlns:r="http://schemas.openxmlformats.org/officeDocument/2006/relationships" name="Office">
-  <a:themeElements>
-    <a:clrScheme name="LibreOffice">
-      <a:dk1>
-        <a:srgbClr val="000000"/>
-      </a:dk1>
-      <a:lt1>
-        <a:srgbClr val="ffffff"/>
-      </a:lt1>
-      <a:dk2>
-        <a:srgbClr val="000000"/>
-      </a:dk2>
-      <a:lt2>
-        <a:srgbClr val="ffffff"/>
-      </a:lt2>
-      <a:accent1>
-        <a:srgbClr val="18a303"/>
-      </a:accent1>
-      <a:accent2>
-        <a:srgbClr val="0369a3"/>
-      </a:accent2>
-      <a:accent3>
-        <a:srgbClr val="a33e03"/>
-      </a:accent3>
-      <a:accent4>
-        <a:srgbClr val="8e03a3"/>
-      </a:accent4>
-      <a:accent5>
-        <a:srgbClr val="c99c00"/>
-      </a:accent5>
-      <a:accent6>
-        <a:srgbClr val="c9211e"/>
-      </a:accent6>
-      <a:hlink>
-        <a:srgbClr val="0000ee"/>
-      </a:hlink>
-      <a:folHlink>
-        <a:srgbClr val="551a8b"/>
-      </a:folHlink>
-    </a:clrScheme>
-    <a:fontScheme name="Office">
-      <a:majorFont>
-        <a:latin typeface="Arial" pitchFamily="0" charset="1"/>
-        <a:ea typeface="DejaVu Sans" pitchFamily="0" charset="1"/>
-        <a:cs typeface="DejaVu Sans" pitchFamily="0" charset="1"/>
-      </a:majorFont>
-      <a:minorFont>
-        <a:latin typeface="Arial" pitchFamily="0" charset="1"/>
-        <a:ea typeface="DejaVu Sans" pitchFamily="0" charset="1"/>
-        <a:cs typeface="DejaVu Sans" pitchFamily="0" charset="1"/>
-      </a:minorFont>
-    </a:fontScheme>
-    <a:fmtScheme>
-      <a:fillStyleLst>
-        <a:solidFill>
-          <a:schemeClr val="phClr"/>
-        </a:solidFill>
-        <a:solidFill>
-          <a:schemeClr val="phClr"/>
-        </a:solidFill>
-        <a:solidFill>
-          <a:schemeClr val="phClr"/>
-        </a:solidFill>
-      </a:fillStyleLst>
-      <a:lnStyleLst>
-        <a:ln w="6350" cap="flat" cmpd="sng" algn="ctr">
-          <a:prstDash val="solid"/>
-          <a:miter/>
-        </a:ln>
-        <a:ln w="6350" cap="flat" cmpd="sng" algn="ctr">
-          <a:prstDash val="solid"/>
-          <a:miter/>
-        </a:ln>
-        <a:ln w="6350" cap="flat" cmpd="sng" algn="ctr">
-          <a:prstDash val="solid"/>
-          <a:miter/>
-        </a:ln>
-      </a:lnStyleLst>
-      <a:effectStyleLst>
-        <a:effectStyle>
-          <a:effectLst/>
-        </a:effectStyle>
-        <a:effectStyle>
-          <a:effectLst/>
-        </a:effectStyle>
-        <a:effectStyle>
-          <a:effectLst/>
-        </a:effectStyle>
-      </a:effectStyleLst>
-      <a:bgFillStyleLst>
-        <a:solidFill>
-          <a:schemeClr val="phClr"/>
-        </a:solidFill>
-        <a:solidFill>
-          <a:schemeClr val="phClr"/>
-        </a:solidFill>
-        <a:solidFill>
-          <a:schemeClr val="phClr"/>
-        </a:solidFill>
-      </a:bgFillStyleLst>
-    </a:fmtScheme>
-  </a:themeElements>
-</a:theme>
 </file>